--- a/paper/v3_ismb/SUPPLEMENT.docx
+++ b/paper/v3_ismb/SUPPLEMENT.docx
@@ -1959,11 +1959,9 @@
       <w:r>
         <w:t xml:space="preserve">primary readout, in 72% for HyperAttentionDTI’s and in 0% for DrugBAN’s.</w:t>
       </w:r>
-    </w:p>
-    <w:p>
-      <w:pPr>
-        <w:pStyle w:val="BodyText"/>
-      </w:pPr>
+      <w:r>
+        <w:t xml:space="preserve"> </w:t>
+      </w:r>
       <w:r>
         <w:t xml:space="preserve">MolTrans’s drug × protein interaction map, scored as a readout variant, gives identical top-ten residues across drugs in 0% of the same 150 drug pairs.</w:t>
       </w:r>
@@ -1990,42 +1988,6 @@
       </w:r>
       <w:r>
         <w:t xml:space="preserve">all.</w:t>
-      </w:r>
-      <w:r>
-        <w:t xml:space="preserve"> </w:t>
-      </w:r>
-      <w:r>
-        <w:t xml:space="preserve">For XAttn-Ref at DAVIS cold-drug, IG reaches 3.16 [2.40, 4.40]× chance in the pocket against the</w:t>
-      </w:r>
-      <w:r>
-        <w:t xml:space="preserve"> </w:t>
-      </w:r>
-      <w:r>
-        <w:t xml:space="preserve">attention’s 2.10 [1.83, 2.36]×. For HyperAttentionDTI at KIBA cold-drug, IG’s point estimate against</w:t>
-      </w:r>
-      <w:r>
-        <w:t xml:space="preserve"> </w:t>
-      </w:r>
-      <w:r>
-        <w:t xml:space="preserve">UniProt residues, 1.90×, is above the attention’s 0.94 [0.71, 1.19]×, but with seeds resampled its</w:t>
-      </w:r>
-      <w:r>
-        <w:t xml:space="preserve"> </w:t>
-      </w:r>
-      <w:r>
-        <w:t xml:space="preserve">interval, [0.63, 3.39], includes parity. IG coverage is partial</w:t>
-      </w:r>
-      <w:r>
-        <w:t xml:space="preserve"> </w:t>
-      </w:r>
-      <w:r>
-        <w:t xml:space="preserve">(this Supplement, S6), and we read it only as evidence that a weak attention map can under-report</w:t>
-      </w:r>
-      <w:r>
-        <w:t xml:space="preserve"> </w:t>
-      </w:r>
-      <w:r>
-        <w:t xml:space="preserve">what a model represents.</w:t>
       </w:r>
     </w:p>
     <w:bookmarkEnd w:id="12"/>

--- a/paper/v3_ismb/SUPPLEMENT.docx
+++ b/paper/v3_ismb/SUPPLEMENT.docx
@@ -1988,6 +1988,42 @@
       </w:r>
       <w:r>
         <w:t xml:space="preserve">all.</w:t>
+      </w:r>
+      <w:r>
+        <w:t xml:space="preserve"> </w:t>
+      </w:r>
+      <w:r>
+        <w:t xml:space="preserve">For XAttn-Ref at DAVIS cold-drug, IG reaches 3.16 [2.40, 4.40]× chance in the pocket against the</w:t>
+      </w:r>
+      <w:r>
+        <w:t xml:space="preserve"> </w:t>
+      </w:r>
+      <w:r>
+        <w:t xml:space="preserve">attention’s 2.10 [1.83, 2.36]×. For HyperAttentionDTI at KIBA cold-drug, IG’s point estimate against</w:t>
+      </w:r>
+      <w:r>
+        <w:t xml:space="preserve"> </w:t>
+      </w:r>
+      <w:r>
+        <w:t xml:space="preserve">UniProt residues, 1.90×, is above the attention’s 0.94 [0.71, 1.19]×, but with seeds resampled its</w:t>
+      </w:r>
+      <w:r>
+        <w:t xml:space="preserve"> </w:t>
+      </w:r>
+      <w:r>
+        <w:t xml:space="preserve">interval, [0.63, 3.39], includes parity. IG coverage is partial</w:t>
+      </w:r>
+      <w:r>
+        <w:t xml:space="preserve"> </w:t>
+      </w:r>
+      <w:r>
+        <w:t xml:space="preserve">(this Supplement, S6), and we read it only as evidence that a weak attention map can under-report</w:t>
+      </w:r>
+      <w:r>
+        <w:t xml:space="preserve"> </w:t>
+      </w:r>
+      <w:r>
+        <w:t xml:space="preserve">what a model represents.</w:t>
       </w:r>
     </w:p>
     <w:bookmarkEnd w:id="12"/>

--- a/paper/v3_ismb/SUPPLEMENT.docx
+++ b/paper/v3_ismb/SUPPLEMENT.docx
@@ -2,7 +2,7 @@
 <file path=word/document.xml><?xml version="1.0" encoding="utf-8"?>
 <w:document xmlns:w="http://schemas.openxmlformats.org/wordprocessingml/2006/main" xmlns:m="http://schemas.openxmlformats.org/officeDocument/2006/math" xmlns:r="http://schemas.openxmlformats.org/officeDocument/2006/relationships" xmlns:o="urn:schemas-microsoft-com:office:office" xmlns:v="urn:schemas-microsoft-com:vml" xmlns:w10="urn:schemas-microsoft-com:office:word" xmlns:a="http://schemas.openxmlformats.org/drawingml/2006/main" xmlns:pic="http://schemas.openxmlformats.org/drawingml/2006/picture" xmlns:wp="http://schemas.openxmlformats.org/drawingml/2006/wordprocessingDrawing">
   <w:body>
-    <w:bookmarkStart w:id="22" w:name="supplementary-information"/>
+    <w:bookmarkStart w:id="23" w:name="supplementary-information"/>
     <w:p>
       <w:pPr>
         <w:pStyle w:val="Heading1"/>
@@ -4309,13 +4309,7237 @@
       </w:r>
     </w:p>
     <w:bookmarkEnd w:id="14"/>
-    <w:bookmarkStart w:id="21" w:name="s8-supplementary-figures"/>
+    <w:bookmarkStart w:id="15" w:name="s8-per-cell-tables"/>
     <w:p>
       <w:pPr>
         <w:pStyle w:val="Heading2"/>
       </w:pPr>
       <w:r>
-        <w:t xml:space="preserve">S8 Supplementary figures</w:t>
+        <w:t xml:space="preserve">S8 Per-cell tables</w:t>
+      </w:r>
+    </w:p>
+    <w:p>
+      <w:pPr>
+        <w:pStyle w:val="FirstParagraph"/>
+      </w:pPr>
+      <w:r>
+        <w:rPr>
+          <w:b/>
+          <w:bCs/>
+        </w:rPr>
+        <w:t xml:space="preserve">Supplementary Table S6.</w:t>
+      </w:r>
+      <w:r>
+        <w:t xml:space="preserve"> </w:t>
+      </w:r>
+      <w:r>
+        <w:t xml:space="preserve">Seed agreement for each of the 22 model–dataset–level cells scored against UniProt residues. Precision@10 of the three seeds in order, the cell’s exact chance level, and each seed’s exact permutation p-value; the marks give, for each seed in order, whether its exact p-value is below 0.05 (* yes, . no);</w:t>
+      </w:r>
+      <w:r>
+        <w:t xml:space="preserve"> </w:t>
+      </w:r>
+      <w:r>
+        <w:t xml:space="preserve">“disagree”</w:t>
+      </w:r>
+      <w:r>
+        <w:t xml:space="preserve"> </w:t>
+      </w:r>
+      <w:r>
+        <w:t xml:space="preserve">means some but not all seeds are below it. The last two columns are the audit’s median-over-seeds p-value and whether the cell survives Holm correction over its dataset’s family (uniform-map cells are in the family but not listed).</w:t>
+      </w:r>
+    </w:p>
+    <w:tbl>
+      <w:tblPr>
+        <w:tblStyle w:val="Table"/>
+        <w:tblW w:type="pct" w:w="5000"/>
+        <w:tblLayout w:type="fixed"/>
+        <w:tblLook w:firstRow="1" w:lastRow="0" w:firstColumn="0" w:lastColumn="0" w:noHBand="0" w:noVBand="0" w:val="0020"/>
+      </w:tblPr>
+      <w:tblGrid>
+        <w:gridCol w:w="495"/>
+        <w:gridCol w:w="990"/>
+        <w:gridCol w:w="707"/>
+        <w:gridCol w:w="1414"/>
+        <w:gridCol w:w="565"/>
+        <w:gridCol w:w="1555"/>
+        <w:gridCol w:w="495"/>
+        <w:gridCol w:w="565"/>
+        <w:gridCol w:w="707"/>
+        <w:gridCol w:w="424"/>
+      </w:tblGrid>
+      <w:tr>
+        <w:trPr>
+          <w:tblHeader w:val="on"/>
+        </w:trPr>
+        <w:tc>
+          <w:tcPr/>
+          <w:p>
+            <w:pPr>
+              <w:pStyle w:val="Compact"/>
+            </w:pPr>
+            <w:r>
+              <w:t xml:space="preserve">dataset</w:t>
+            </w:r>
+          </w:p>
+        </w:tc>
+        <w:tc>
+          <w:tcPr/>
+          <w:p>
+            <w:pPr>
+              <w:pStyle w:val="Compact"/>
+            </w:pPr>
+            <w:r>
+              <w:t xml:space="preserve">model</w:t>
+            </w:r>
+          </w:p>
+        </w:tc>
+        <w:tc>
+          <w:tcPr/>
+          <w:p>
+            <w:pPr>
+              <w:pStyle w:val="Compact"/>
+            </w:pPr>
+            <w:r>
+              <w:t xml:space="preserve">level</w:t>
+            </w:r>
+          </w:p>
+        </w:tc>
+        <w:tc>
+          <w:tcPr/>
+          <w:p>
+            <w:pPr>
+              <w:pStyle w:val="Compact"/>
+            </w:pPr>
+            <w:r>
+              <w:t xml:space="preserve">precision@10, per seed</w:t>
+            </w:r>
+          </w:p>
+        </w:tc>
+        <w:tc>
+          <w:tcPr/>
+          <w:p>
+            <w:pPr>
+              <w:pStyle w:val="Compact"/>
+            </w:pPr>
+            <w:r>
+              <w:t xml:space="preserve">chance</w:t>
+            </w:r>
+          </w:p>
+        </w:tc>
+        <w:tc>
+          <w:tcPr/>
+          <w:p>
+            <w:pPr>
+              <w:pStyle w:val="Compact"/>
+            </w:pPr>
+            <w:r>
+              <w:t xml:space="preserve">exact p, per seed</w:t>
+            </w:r>
+          </w:p>
+        </w:tc>
+        <w:tc>
+          <w:tcPr/>
+          <w:p>
+            <w:pPr>
+              <w:pStyle w:val="Compact"/>
+            </w:pPr>
+            <w:r>
+              <w:t xml:space="preserve">marks</w:t>
+            </w:r>
+          </w:p>
+        </w:tc>
+        <w:tc>
+          <w:tcPr/>
+          <w:p>
+            <w:pPr>
+              <w:pStyle w:val="Compact"/>
+            </w:pPr>
+            <w:r>
+              <w:t xml:space="preserve">disagree</w:t>
+            </w:r>
+          </w:p>
+        </w:tc>
+        <w:tc>
+          <w:tcPr/>
+          <w:p>
+            <w:pPr>
+              <w:pStyle w:val="Compact"/>
+            </w:pPr>
+            <w:r>
+              <w:t xml:space="preserve">audit p (median)</w:t>
+            </w:r>
+          </w:p>
+        </w:tc>
+        <w:tc>
+          <w:tcPr/>
+          <w:p>
+            <w:pPr>
+              <w:pStyle w:val="Compact"/>
+            </w:pPr>
+            <w:r>
+              <w:t xml:space="preserve">Holm</w:t>
+            </w:r>
+          </w:p>
+        </w:tc>
+      </w:tr>
+      <w:tr>
+        <w:tc>
+          <w:tcPr/>
+          <w:p>
+            <w:pPr>
+              <w:pStyle w:val="Compact"/>
+            </w:pPr>
+            <w:r>
+              <w:t xml:space="preserve">DAVIS</w:t>
+            </w:r>
+          </w:p>
+        </w:tc>
+        <w:tc>
+          <w:tcPr/>
+          <w:p>
+            <w:pPr>
+              <w:pStyle w:val="Compact"/>
+            </w:pPr>
+            <w:r>
+              <w:t xml:space="preserve">MolTrans</w:t>
+            </w:r>
+          </w:p>
+        </w:tc>
+        <w:tc>
+          <w:tcPr/>
+          <w:p>
+            <w:pPr>
+              <w:pStyle w:val="Compact"/>
+            </w:pPr>
+            <w:r>
+              <w:t xml:space="preserve">random</w:t>
+            </w:r>
+          </w:p>
+        </w:tc>
+        <w:tc>
+          <w:tcPr/>
+          <w:p>
+            <w:pPr>
+              <w:pStyle w:val="Compact"/>
+            </w:pPr>
+            <w:r>
+              <w:t xml:space="preserve">0.024 / 0.021 / 0.019</w:t>
+            </w:r>
+          </w:p>
+        </w:tc>
+        <w:tc>
+          <w:tcPr/>
+          <w:p>
+            <w:pPr>
+              <w:pStyle w:val="Compact"/>
+            </w:pPr>
+            <w:r>
+              <w:t xml:space="preserve">0.0204</w:t>
+            </w:r>
+          </w:p>
+        </w:tc>
+        <w:tc>
+          <w:tcPr/>
+          <w:p>
+            <w:pPr>
+              <w:pStyle w:val="Compact"/>
+            </w:pPr>
+            <w:r>
+              <w:t xml:space="preserve">0.0563 / 0.4768 / 0.7098</w:t>
+            </w:r>
+          </w:p>
+        </w:tc>
+        <w:tc>
+          <w:tcPr/>
+          <w:p>
+            <w:pPr>
+              <w:pStyle w:val="Compact"/>
+            </w:pPr>
+            <w:r>
+              <w:t xml:space="preserve">…</w:t>
+            </w:r>
+          </w:p>
+        </w:tc>
+        <w:tc>
+          <w:tcPr/>
+          <w:p>
+            <w:pPr>
+              <w:pStyle w:val="Compact"/>
+            </w:pPr>
+            <w:r>
+              <w:t xml:space="preserve">no</w:t>
+            </w:r>
+          </w:p>
+        </w:tc>
+        <w:tc>
+          <w:tcPr/>
+          <w:p>
+            <w:pPr>
+              <w:pStyle w:val="Compact"/>
+            </w:pPr>
+            <w:r>
+              <w:t xml:space="preserve">0.4782</w:t>
+            </w:r>
+          </w:p>
+        </w:tc>
+        <w:tc>
+          <w:tcPr/>
+          <w:p>
+            <w:pPr>
+              <w:pStyle w:val="Compact"/>
+            </w:pPr>
+            <w:r>
+              <w:t xml:space="preserve">no</w:t>
+            </w:r>
+          </w:p>
+        </w:tc>
+      </w:tr>
+      <w:tr>
+        <w:tc>
+          <w:tcPr/>
+          <w:p>
+            <w:pPr>
+              <w:pStyle w:val="Compact"/>
+            </w:pPr>
+            <w:r>
+              <w:t xml:space="preserve">DAVIS</w:t>
+            </w:r>
+          </w:p>
+        </w:tc>
+        <w:tc>
+          <w:tcPr/>
+          <w:p>
+            <w:pPr>
+              <w:pStyle w:val="Compact"/>
+            </w:pPr>
+            <w:r>
+              <w:t xml:space="preserve">MolTrans</w:t>
+            </w:r>
+          </w:p>
+        </w:tc>
+        <w:tc>
+          <w:tcPr/>
+          <w:p>
+            <w:pPr>
+              <w:pStyle w:val="Compact"/>
+            </w:pPr>
+            <w:r>
+              <w:t xml:space="preserve">cold-drug</w:t>
+            </w:r>
+          </w:p>
+        </w:tc>
+        <w:tc>
+          <w:tcPr/>
+          <w:p>
+            <w:pPr>
+              <w:pStyle w:val="Compact"/>
+            </w:pPr>
+            <w:r>
+              <w:t xml:space="preserve">0.022 / 0.032 / 0.024</w:t>
+            </w:r>
+          </w:p>
+        </w:tc>
+        <w:tc>
+          <w:tcPr/>
+          <w:p>
+            <w:pPr>
+              <w:pStyle w:val="Compact"/>
+            </w:pPr>
+            <w:r>
+              <w:t xml:space="preserve">0.0204</w:t>
+            </w:r>
+          </w:p>
+        </w:tc>
+        <w:tc>
+          <w:tcPr/>
+          <w:p>
+            <w:pPr>
+              <w:pStyle w:val="Compact"/>
+            </w:pPr>
+            <w:r>
+              <w:t xml:space="preserve">0.2955 / 0.0000 / 0.0563</w:t>
+            </w:r>
+          </w:p>
+        </w:tc>
+        <w:tc>
+          <w:tcPr/>
+          <w:p>
+            <w:pPr>
+              <w:pStyle w:val="Compact"/>
+            </w:pPr>
+            <w:r>
+              <w:t xml:space="preserve">.*.</w:t>
+            </w:r>
+          </w:p>
+        </w:tc>
+        <w:tc>
+          <w:tcPr/>
+          <w:p>
+            <w:pPr>
+              <w:pStyle w:val="Compact"/>
+            </w:pPr>
+            <w:r>
+              <w:t xml:space="preserve">yes</w:t>
+            </w:r>
+          </w:p>
+        </w:tc>
+        <w:tc>
+          <w:tcPr/>
+          <w:p>
+            <w:pPr>
+              <w:pStyle w:val="Compact"/>
+            </w:pPr>
+            <w:r>
+              <w:t xml:space="preserve">0.0318</w:t>
+            </w:r>
+          </w:p>
+        </w:tc>
+        <w:tc>
+          <w:tcPr/>
+          <w:p>
+            <w:pPr>
+              <w:pStyle w:val="Compact"/>
+            </w:pPr>
+            <w:r>
+              <w:t xml:space="preserve">no</w:t>
+            </w:r>
+          </w:p>
+        </w:tc>
+      </w:tr>
+      <w:tr>
+        <w:tc>
+          <w:tcPr/>
+          <w:p>
+            <w:pPr>
+              <w:pStyle w:val="Compact"/>
+            </w:pPr>
+            <w:r>
+              <w:t xml:space="preserve">DAVIS</w:t>
+            </w:r>
+          </w:p>
+        </w:tc>
+        <w:tc>
+          <w:tcPr/>
+          <w:p>
+            <w:pPr>
+              <w:pStyle w:val="Compact"/>
+            </w:pPr>
+            <w:r>
+              <w:t xml:space="preserve">MolTrans</w:t>
+            </w:r>
+          </w:p>
+        </w:tc>
+        <w:tc>
+          <w:tcPr/>
+          <w:p>
+            <w:pPr>
+              <w:pStyle w:val="Compact"/>
+            </w:pPr>
+            <w:r>
+              <w:t xml:space="preserve">cold-target</w:t>
+            </w:r>
+          </w:p>
+        </w:tc>
+        <w:tc>
+          <w:tcPr/>
+          <w:p>
+            <w:pPr>
+              <w:pStyle w:val="Compact"/>
+            </w:pPr>
+            <w:r>
+              <w:t xml:space="preserve">0.012 / 0.038 / 0.029</w:t>
+            </w:r>
+          </w:p>
+        </w:tc>
+        <w:tc>
+          <w:tcPr/>
+          <w:p>
+            <w:pPr>
+              <w:pStyle w:val="Compact"/>
+            </w:pPr>
+            <w:r>
+              <w:t xml:space="preserve">0.0194</w:t>
+            </w:r>
+          </w:p>
+        </w:tc>
+        <w:tc>
+          <w:tcPr/>
+          <w:p>
+            <w:pPr>
+              <w:pStyle w:val="Compact"/>
+            </w:pPr>
+            <w:r>
+              <w:t xml:space="preserve">0.9537 / 0.0009 / 0.0443</w:t>
+            </w:r>
+          </w:p>
+        </w:tc>
+        <w:tc>
+          <w:tcPr/>
+          <w:p>
+            <w:pPr>
+              <w:pStyle w:val="Compact"/>
+            </w:pPr>
+            <w:r>
+              <w:t xml:space="preserve">.**</w:t>
+            </w:r>
+          </w:p>
+        </w:tc>
+        <w:tc>
+          <w:tcPr/>
+          <w:p>
+            <w:pPr>
+              <w:pStyle w:val="Compact"/>
+            </w:pPr>
+            <w:r>
+              <w:t xml:space="preserve">yes</w:t>
+            </w:r>
+          </w:p>
+        </w:tc>
+        <w:tc>
+          <w:tcPr/>
+          <w:p>
+            <w:pPr>
+              <w:pStyle w:val="Compact"/>
+            </w:pPr>
+            <w:r>
+              <w:t xml:space="preserve">0.0141</w:t>
+            </w:r>
+          </w:p>
+        </w:tc>
+        <w:tc>
+          <w:tcPr/>
+          <w:p>
+            <w:pPr>
+              <w:pStyle w:val="Compact"/>
+            </w:pPr>
+            <w:r>
+              <w:t xml:space="preserve">no</w:t>
+            </w:r>
+          </w:p>
+        </w:tc>
+      </w:tr>
+      <w:tr>
+        <w:tc>
+          <w:tcPr/>
+          <w:p>
+            <w:pPr>
+              <w:pStyle w:val="Compact"/>
+            </w:pPr>
+            <w:r>
+              <w:t xml:space="preserve">DAVIS</w:t>
+            </w:r>
+          </w:p>
+        </w:tc>
+        <w:tc>
+          <w:tcPr/>
+          <w:p>
+            <w:pPr>
+              <w:pStyle w:val="Compact"/>
+            </w:pPr>
+            <w:r>
+              <w:t xml:space="preserve">MolTrans</w:t>
+            </w:r>
+          </w:p>
+        </w:tc>
+        <w:tc>
+          <w:tcPr/>
+          <w:p>
+            <w:pPr>
+              <w:pStyle w:val="Compact"/>
+            </w:pPr>
+            <w:r>
+              <w:t xml:space="preserve">cold-pair</w:t>
+            </w:r>
+          </w:p>
+        </w:tc>
+        <w:tc>
+          <w:tcPr/>
+          <w:p>
+            <w:pPr>
+              <w:pStyle w:val="Compact"/>
+            </w:pPr>
+            <w:r>
+              <w:t xml:space="preserve">0.004 / 0.032 / 0.024</w:t>
+            </w:r>
+          </w:p>
+        </w:tc>
+        <w:tc>
+          <w:tcPr/>
+          <w:p>
+            <w:pPr>
+              <w:pStyle w:val="Compact"/>
+            </w:pPr>
+            <w:r>
+              <w:t xml:space="preserve">0.0190</w:t>
+            </w:r>
+          </w:p>
+        </w:tc>
+        <w:tc>
+          <w:tcPr/>
+          <w:p>
+            <w:pPr>
+              <w:pStyle w:val="Compact"/>
+            </w:pPr>
+            <w:r>
+              <w:t xml:space="preserve">0.9999 / 0.0115 / 0.2120</w:t>
+            </w:r>
+          </w:p>
+        </w:tc>
+        <w:tc>
+          <w:tcPr/>
+          <w:p>
+            <w:pPr>
+              <w:pStyle w:val="Compact"/>
+            </w:pPr>
+            <w:r>
+              <w:t xml:space="preserve">.*.</w:t>
+            </w:r>
+          </w:p>
+        </w:tc>
+        <w:tc>
+          <w:tcPr/>
+          <w:p>
+            <w:pPr>
+              <w:pStyle w:val="Compact"/>
+            </w:pPr>
+            <w:r>
+              <w:t xml:space="preserve">yes</w:t>
+            </w:r>
+          </w:p>
+        </w:tc>
+        <w:tc>
+          <w:tcPr/>
+          <w:p>
+            <w:pPr>
+              <w:pStyle w:val="Compact"/>
+            </w:pPr>
+            <w:r>
+              <w:t xml:space="preserve">0.2036</w:t>
+            </w:r>
+          </w:p>
+        </w:tc>
+        <w:tc>
+          <w:tcPr/>
+          <w:p>
+            <w:pPr>
+              <w:pStyle w:val="Compact"/>
+            </w:pPr>
+            <w:r>
+              <w:t xml:space="preserve">no</w:t>
+            </w:r>
+          </w:p>
+        </w:tc>
+      </w:tr>
+      <w:tr>
+        <w:tc>
+          <w:tcPr/>
+          <w:p>
+            <w:pPr>
+              <w:pStyle w:val="Compact"/>
+            </w:pPr>
+            <w:r>
+              <w:t xml:space="preserve">DAVIS</w:t>
+            </w:r>
+          </w:p>
+        </w:tc>
+        <w:tc>
+          <w:tcPr/>
+          <w:p>
+            <w:pPr>
+              <w:pStyle w:val="Compact"/>
+            </w:pPr>
+            <w:r>
+              <w:t xml:space="preserve">HyperAttentionDTI</w:t>
+            </w:r>
+          </w:p>
+        </w:tc>
+        <w:tc>
+          <w:tcPr/>
+          <w:p>
+            <w:pPr>
+              <w:pStyle w:val="Compact"/>
+            </w:pPr>
+            <w:r>
+              <w:t xml:space="preserve">random</w:t>
+            </w:r>
+          </w:p>
+        </w:tc>
+        <w:tc>
+          <w:tcPr/>
+          <w:p>
+            <w:pPr>
+              <w:pStyle w:val="Compact"/>
+            </w:pPr>
+            <w:r>
+              <w:t xml:space="preserve">0.035 / 0.039 / 0.028</w:t>
+            </w:r>
+          </w:p>
+        </w:tc>
+        <w:tc>
+          <w:tcPr/>
+          <w:p>
+            <w:pPr>
+              <w:pStyle w:val="Compact"/>
+            </w:pPr>
+            <w:r>
+              <w:t xml:space="preserve">0.0204</w:t>
+            </w:r>
+          </w:p>
+        </w:tc>
+        <w:tc>
+          <w:tcPr/>
+          <w:p>
+            <w:pPr>
+              <w:pStyle w:val="Compact"/>
+            </w:pPr>
+            <w:r>
+              <w:t xml:space="preserve">0.0000 / 0.0000 / 0.0017</w:t>
+            </w:r>
+          </w:p>
+        </w:tc>
+        <w:tc>
+          <w:tcPr/>
+          <w:p>
+            <w:pPr>
+              <w:pStyle w:val="Compact"/>
+            </w:pPr>
+            <w:r>
+              <w:t xml:space="preserve">***</w:t>
+            </w:r>
+          </w:p>
+        </w:tc>
+        <w:tc>
+          <w:tcPr/>
+          <w:p>
+            <w:pPr>
+              <w:pStyle w:val="Compact"/>
+            </w:pPr>
+            <w:r>
+              <w:t xml:space="preserve">no</w:t>
+            </w:r>
+          </w:p>
+        </w:tc>
+        <w:tc>
+          <w:tcPr/>
+          <w:p>
+            <w:pPr>
+              <w:pStyle w:val="Compact"/>
+            </w:pPr>
+            <w:r>
+              <w:t xml:space="preserve">9.999e-05</w:t>
+            </w:r>
+          </w:p>
+        </w:tc>
+        <w:tc>
+          <w:tcPr/>
+          <w:p>
+            <w:pPr>
+              <w:pStyle w:val="Compact"/>
+            </w:pPr>
+            <w:r>
+              <w:t xml:space="preserve">yes</w:t>
+            </w:r>
+          </w:p>
+        </w:tc>
+      </w:tr>
+      <w:tr>
+        <w:tc>
+          <w:tcPr/>
+          <w:p>
+            <w:pPr>
+              <w:pStyle w:val="Compact"/>
+            </w:pPr>
+            <w:r>
+              <w:t xml:space="preserve">DAVIS</w:t>
+            </w:r>
+          </w:p>
+        </w:tc>
+        <w:tc>
+          <w:tcPr/>
+          <w:p>
+            <w:pPr>
+              <w:pStyle w:val="Compact"/>
+            </w:pPr>
+            <w:r>
+              <w:t xml:space="preserve">HyperAttentionDTI</w:t>
+            </w:r>
+          </w:p>
+        </w:tc>
+        <w:tc>
+          <w:tcPr/>
+          <w:p>
+            <w:pPr>
+              <w:pStyle w:val="Compact"/>
+            </w:pPr>
+            <w:r>
+              <w:t xml:space="preserve">cold-drug</w:t>
+            </w:r>
+          </w:p>
+        </w:tc>
+        <w:tc>
+          <w:tcPr/>
+          <w:p>
+            <w:pPr>
+              <w:pStyle w:val="Compact"/>
+            </w:pPr>
+            <w:r>
+              <w:t xml:space="preserve">0.025 / 0.077 / 0.019</w:t>
+            </w:r>
+          </w:p>
+        </w:tc>
+        <w:tc>
+          <w:tcPr/>
+          <w:p>
+            <w:pPr>
+              <w:pStyle w:val="Compact"/>
+            </w:pPr>
+            <w:r>
+              <w:t xml:space="preserve">0.0204</w:t>
+            </w:r>
+          </w:p>
+        </w:tc>
+        <w:tc>
+          <w:tcPr/>
+          <w:p>
+            <w:pPr>
+              <w:pStyle w:val="Compact"/>
+            </w:pPr>
+            <w:r>
+              <w:t xml:space="preserve">0.0348 / 0.0000 / 0.6662</w:t>
+            </w:r>
+          </w:p>
+        </w:tc>
+        <w:tc>
+          <w:tcPr/>
+          <w:p>
+            <w:pPr>
+              <w:pStyle w:val="Compact"/>
+            </w:pPr>
+            <w:r>
+              <w:t xml:space="preserve">**.</w:t>
+            </w:r>
+          </w:p>
+        </w:tc>
+        <w:tc>
+          <w:tcPr/>
+          <w:p>
+            <w:pPr>
+              <w:pStyle w:val="Compact"/>
+            </w:pPr>
+            <w:r>
+              <w:t xml:space="preserve">yes</w:t>
+            </w:r>
+          </w:p>
+        </w:tc>
+        <w:tc>
+          <w:tcPr/>
+          <w:p>
+            <w:pPr>
+              <w:pStyle w:val="Compact"/>
+            </w:pPr>
+            <w:r>
+              <w:t xml:space="preserve">0.0373</w:t>
+            </w:r>
+          </w:p>
+        </w:tc>
+        <w:tc>
+          <w:tcPr/>
+          <w:p>
+            <w:pPr>
+              <w:pStyle w:val="Compact"/>
+            </w:pPr>
+            <w:r>
+              <w:t xml:space="preserve">no</w:t>
+            </w:r>
+          </w:p>
+        </w:tc>
+      </w:tr>
+      <w:tr>
+        <w:tc>
+          <w:tcPr/>
+          <w:p>
+            <w:pPr>
+              <w:pStyle w:val="Compact"/>
+            </w:pPr>
+            <w:r>
+              <w:t xml:space="preserve">DAVIS</w:t>
+            </w:r>
+          </w:p>
+        </w:tc>
+        <w:tc>
+          <w:tcPr/>
+          <w:p>
+            <w:pPr>
+              <w:pStyle w:val="Compact"/>
+            </w:pPr>
+            <w:r>
+              <w:t xml:space="preserve">HyperAttentionDTI</w:t>
+            </w:r>
+          </w:p>
+        </w:tc>
+        <w:tc>
+          <w:tcPr/>
+          <w:p>
+            <w:pPr>
+              <w:pStyle w:val="Compact"/>
+            </w:pPr>
+            <w:r>
+              <w:t xml:space="preserve">cold-target</w:t>
+            </w:r>
+          </w:p>
+        </w:tc>
+        <w:tc>
+          <w:tcPr/>
+          <w:p>
+            <w:pPr>
+              <w:pStyle w:val="Compact"/>
+            </w:pPr>
+            <w:r>
+              <w:t xml:space="preserve">0.018 / 0.031 / 0.025</w:t>
+            </w:r>
+          </w:p>
+        </w:tc>
+        <w:tc>
+          <w:tcPr/>
+          <w:p>
+            <w:pPr>
+              <w:pStyle w:val="Compact"/>
+            </w:pPr>
+            <w:r>
+              <w:t xml:space="preserve">0.0194</w:t>
+            </w:r>
+          </w:p>
+        </w:tc>
+        <w:tc>
+          <w:tcPr/>
+          <w:p>
+            <w:pPr>
+              <w:pStyle w:val="Compact"/>
+            </w:pPr>
+            <w:r>
+              <w:t xml:space="preserve">0.6683 / 0.0257 / 0.1730</w:t>
+            </w:r>
+          </w:p>
+        </w:tc>
+        <w:tc>
+          <w:tcPr/>
+          <w:p>
+            <w:pPr>
+              <w:pStyle w:val="Compact"/>
+            </w:pPr>
+            <w:r>
+              <w:t xml:space="preserve">.*.</w:t>
+            </w:r>
+          </w:p>
+        </w:tc>
+        <w:tc>
+          <w:tcPr/>
+          <w:p>
+            <w:pPr>
+              <w:pStyle w:val="Compact"/>
+            </w:pPr>
+            <w:r>
+              <w:t xml:space="preserve">yes</w:t>
+            </w:r>
+          </w:p>
+        </w:tc>
+        <w:tc>
+          <w:tcPr/>
+          <w:p>
+            <w:pPr>
+              <w:pStyle w:val="Compact"/>
+            </w:pPr>
+            <w:r>
+              <w:t xml:space="preserve">0.1219</w:t>
+            </w:r>
+          </w:p>
+        </w:tc>
+        <w:tc>
+          <w:tcPr/>
+          <w:p>
+            <w:pPr>
+              <w:pStyle w:val="Compact"/>
+            </w:pPr>
+            <w:r>
+              <w:t xml:space="preserve">no</w:t>
+            </w:r>
+          </w:p>
+        </w:tc>
+      </w:tr>
+      <w:tr>
+        <w:tc>
+          <w:tcPr/>
+          <w:p>
+            <w:pPr>
+              <w:pStyle w:val="Compact"/>
+            </w:pPr>
+            <w:r>
+              <w:t xml:space="preserve">DAVIS</w:t>
+            </w:r>
+          </w:p>
+        </w:tc>
+        <w:tc>
+          <w:tcPr/>
+          <w:p>
+            <w:pPr>
+              <w:pStyle w:val="Compact"/>
+            </w:pPr>
+            <w:r>
+              <w:t xml:space="preserve">HyperAttentionDTI</w:t>
+            </w:r>
+          </w:p>
+        </w:tc>
+        <w:tc>
+          <w:tcPr/>
+          <w:p>
+            <w:pPr>
+              <w:pStyle w:val="Compact"/>
+            </w:pPr>
+            <w:r>
+              <w:t xml:space="preserve">cold-pair</w:t>
+            </w:r>
+          </w:p>
+        </w:tc>
+        <w:tc>
+          <w:tcPr/>
+          <w:p>
+            <w:pPr>
+              <w:pStyle w:val="Compact"/>
+            </w:pPr>
+            <w:r>
+              <w:t xml:space="preserve">0.013 / 0.022 / 0.032</w:t>
+            </w:r>
+          </w:p>
+        </w:tc>
+        <w:tc>
+          <w:tcPr/>
+          <w:p>
+            <w:pPr>
+              <w:pStyle w:val="Compact"/>
+            </w:pPr>
+            <w:r>
+              <w:t xml:space="preserve">0.0190</w:t>
+            </w:r>
+          </w:p>
+        </w:tc>
+        <w:tc>
+          <w:tcPr/>
+          <w:p>
+            <w:pPr>
+              <w:pStyle w:val="Compact"/>
+            </w:pPr>
+            <w:r>
+              <w:t xml:space="preserve">0.9306 / 0.2953 / 0.0115</w:t>
+            </w:r>
+          </w:p>
+        </w:tc>
+        <w:tc>
+          <w:tcPr/>
+          <w:p>
+            <w:pPr>
+              <w:pStyle w:val="Compact"/>
+            </w:pPr>
+            <w:r>
+              <w:t xml:space="preserve">..*</w:t>
+            </w:r>
+          </w:p>
+        </w:tc>
+        <w:tc>
+          <w:tcPr/>
+          <w:p>
+            <w:pPr>
+              <w:pStyle w:val="Compact"/>
+            </w:pPr>
+            <w:r>
+              <w:t xml:space="preserve">yes</w:t>
+            </w:r>
+          </w:p>
+        </w:tc>
+        <w:tc>
+          <w:tcPr/>
+          <w:p>
+            <w:pPr>
+              <w:pStyle w:val="Compact"/>
+            </w:pPr>
+            <w:r>
+              <w:t xml:space="preserve">0.2935</w:t>
+            </w:r>
+          </w:p>
+        </w:tc>
+        <w:tc>
+          <w:tcPr/>
+          <w:p>
+            <w:pPr>
+              <w:pStyle w:val="Compact"/>
+            </w:pPr>
+            <w:r>
+              <w:t xml:space="preserve">no</w:t>
+            </w:r>
+          </w:p>
+        </w:tc>
+      </w:tr>
+      <w:tr>
+        <w:tc>
+          <w:tcPr/>
+          <w:p>
+            <w:pPr>
+              <w:pStyle w:val="Compact"/>
+            </w:pPr>
+            <w:r>
+              <w:t xml:space="preserve">DAVIS</w:t>
+            </w:r>
+          </w:p>
+        </w:tc>
+        <w:tc>
+          <w:tcPr/>
+          <w:p>
+            <w:pPr>
+              <w:pStyle w:val="Compact"/>
+            </w:pPr>
+            <w:r>
+              <w:t xml:space="preserve">DrugBAN</w:t>
+            </w:r>
+          </w:p>
+        </w:tc>
+        <w:tc>
+          <w:tcPr/>
+          <w:p>
+            <w:pPr>
+              <w:pStyle w:val="Compact"/>
+            </w:pPr>
+            <w:r>
+              <w:t xml:space="preserve">random</w:t>
+            </w:r>
+          </w:p>
+        </w:tc>
+        <w:tc>
+          <w:tcPr/>
+          <w:p>
+            <w:pPr>
+              <w:pStyle w:val="Compact"/>
+            </w:pPr>
+            <w:r>
+              <w:t xml:space="preserve">0.019 / 0.015 / 0.019</w:t>
+            </w:r>
+          </w:p>
+        </w:tc>
+        <w:tc>
+          <w:tcPr/>
+          <w:p>
+            <w:pPr>
+              <w:pStyle w:val="Compact"/>
+            </w:pPr>
+            <w:r>
+              <w:t xml:space="preserve">0.0204</w:t>
+            </w:r>
+          </w:p>
+        </w:tc>
+        <w:tc>
+          <w:tcPr/>
+          <w:p>
+            <w:pPr>
+              <w:pStyle w:val="Compact"/>
+            </w:pPr>
+            <w:r>
+              <w:t xml:space="preserve">0.7098 / 0.9956 / 0.7098</w:t>
+            </w:r>
+          </w:p>
+        </w:tc>
+        <w:tc>
+          <w:tcPr/>
+          <w:p>
+            <w:pPr>
+              <w:pStyle w:val="Compact"/>
+            </w:pPr>
+            <w:r>
+              <w:t xml:space="preserve">…</w:t>
+            </w:r>
+          </w:p>
+        </w:tc>
+        <w:tc>
+          <w:tcPr/>
+          <w:p>
+            <w:pPr>
+              <w:pStyle w:val="Compact"/>
+            </w:pPr>
+            <w:r>
+              <w:t xml:space="preserve">no</w:t>
+            </w:r>
+          </w:p>
+        </w:tc>
+        <w:tc>
+          <w:tcPr/>
+          <w:p>
+            <w:pPr>
+              <w:pStyle w:val="Compact"/>
+            </w:pPr>
+            <w:r>
+              <w:t xml:space="preserve">0.7109</w:t>
+            </w:r>
+          </w:p>
+        </w:tc>
+        <w:tc>
+          <w:tcPr/>
+          <w:p>
+            <w:pPr>
+              <w:pStyle w:val="Compact"/>
+            </w:pPr>
+            <w:r>
+              <w:t xml:space="preserve">no</w:t>
+            </w:r>
+          </w:p>
+        </w:tc>
+      </w:tr>
+      <w:tr>
+        <w:tc>
+          <w:tcPr/>
+          <w:p>
+            <w:pPr>
+              <w:pStyle w:val="Compact"/>
+            </w:pPr>
+            <w:r>
+              <w:t xml:space="preserve">DAVIS</w:t>
+            </w:r>
+          </w:p>
+        </w:tc>
+        <w:tc>
+          <w:tcPr/>
+          <w:p>
+            <w:pPr>
+              <w:pStyle w:val="Compact"/>
+            </w:pPr>
+            <w:r>
+              <w:t xml:space="preserve">DrugBAN</w:t>
+            </w:r>
+          </w:p>
+        </w:tc>
+        <w:tc>
+          <w:tcPr/>
+          <w:p>
+            <w:pPr>
+              <w:pStyle w:val="Compact"/>
+            </w:pPr>
+            <w:r>
+              <w:t xml:space="preserve">cold-drug</w:t>
+            </w:r>
+          </w:p>
+        </w:tc>
+        <w:tc>
+          <w:tcPr/>
+          <w:p>
+            <w:pPr>
+              <w:pStyle w:val="Compact"/>
+            </w:pPr>
+            <w:r>
+              <w:t xml:space="preserve">0.022 / 0.021 / 0.021</w:t>
+            </w:r>
+          </w:p>
+        </w:tc>
+        <w:tc>
+          <w:tcPr/>
+          <w:p>
+            <w:pPr>
+              <w:pStyle w:val="Compact"/>
+            </w:pPr>
+            <w:r>
+              <w:t xml:space="preserve">0.0204</w:t>
+            </w:r>
+          </w:p>
+        </w:tc>
+        <w:tc>
+          <w:tcPr/>
+          <w:p>
+            <w:pPr>
+              <w:pStyle w:val="Compact"/>
+            </w:pPr>
+            <w:r>
+              <w:t xml:space="preserve">0.2955 / 0.4768 / 0.4768</w:t>
+            </w:r>
+          </w:p>
+        </w:tc>
+        <w:tc>
+          <w:tcPr/>
+          <w:p>
+            <w:pPr>
+              <w:pStyle w:val="Compact"/>
+            </w:pPr>
+            <w:r>
+              <w:t xml:space="preserve">…</w:t>
+            </w:r>
+          </w:p>
+        </w:tc>
+        <w:tc>
+          <w:tcPr/>
+          <w:p>
+            <w:pPr>
+              <w:pStyle w:val="Compact"/>
+            </w:pPr>
+            <w:r>
+              <w:t xml:space="preserve">no</w:t>
+            </w:r>
+          </w:p>
+        </w:tc>
+        <w:tc>
+          <w:tcPr/>
+          <w:p>
+            <w:pPr>
+              <w:pStyle w:val="Compact"/>
+            </w:pPr>
+            <w:r>
+              <w:t xml:space="preserve">0.4477</w:t>
+            </w:r>
+          </w:p>
+        </w:tc>
+        <w:tc>
+          <w:tcPr/>
+          <w:p>
+            <w:pPr>
+              <w:pStyle w:val="Compact"/>
+            </w:pPr>
+            <w:r>
+              <w:t xml:space="preserve">no</w:t>
+            </w:r>
+          </w:p>
+        </w:tc>
+      </w:tr>
+      <w:tr>
+        <w:tc>
+          <w:tcPr/>
+          <w:p>
+            <w:pPr>
+              <w:pStyle w:val="Compact"/>
+            </w:pPr>
+            <w:r>
+              <w:t xml:space="preserve">DAVIS</w:t>
+            </w:r>
+          </w:p>
+        </w:tc>
+        <w:tc>
+          <w:tcPr/>
+          <w:p>
+            <w:pPr>
+              <w:pStyle w:val="Compact"/>
+            </w:pPr>
+            <w:r>
+              <w:t xml:space="preserve">DrugBAN</w:t>
+            </w:r>
+          </w:p>
+        </w:tc>
+        <w:tc>
+          <w:tcPr/>
+          <w:p>
+            <w:pPr>
+              <w:pStyle w:val="Compact"/>
+            </w:pPr>
+            <w:r>
+              <w:t xml:space="preserve">cold-target</w:t>
+            </w:r>
+          </w:p>
+        </w:tc>
+        <w:tc>
+          <w:tcPr/>
+          <w:p>
+            <w:pPr>
+              <w:pStyle w:val="Compact"/>
+            </w:pPr>
+            <w:r>
+              <w:t xml:space="preserve">0.018 / 0.028 / 0.022</w:t>
+            </w:r>
+          </w:p>
+        </w:tc>
+        <w:tc>
+          <w:tcPr/>
+          <w:p>
+            <w:pPr>
+              <w:pStyle w:val="Compact"/>
+            </w:pPr>
+            <w:r>
+              <w:t xml:space="preserve">0.0194</w:t>
+            </w:r>
+          </w:p>
+        </w:tc>
+        <w:tc>
+          <w:tcPr/>
+          <w:p>
+            <w:pPr>
+              <w:pStyle w:val="Compact"/>
+            </w:pPr>
+            <w:r>
+              <w:t xml:space="preserve">0.6683 / 0.0729 / 0.3409</w:t>
+            </w:r>
+          </w:p>
+        </w:tc>
+        <w:tc>
+          <w:tcPr/>
+          <w:p>
+            <w:pPr>
+              <w:pStyle w:val="Compact"/>
+            </w:pPr>
+            <w:r>
+              <w:t xml:space="preserve">…</w:t>
+            </w:r>
+          </w:p>
+        </w:tc>
+        <w:tc>
+          <w:tcPr/>
+          <w:p>
+            <w:pPr>
+              <w:pStyle w:val="Compact"/>
+            </w:pPr>
+            <w:r>
+              <w:t xml:space="preserve">no</w:t>
+            </w:r>
+          </w:p>
+        </w:tc>
+        <w:tc>
+          <w:tcPr/>
+          <w:p>
+            <w:pPr>
+              <w:pStyle w:val="Compact"/>
+            </w:pPr>
+            <w:r>
+              <w:t xml:space="preserve">0.2928</w:t>
+            </w:r>
+          </w:p>
+        </w:tc>
+        <w:tc>
+          <w:tcPr/>
+          <w:p>
+            <w:pPr>
+              <w:pStyle w:val="Compact"/>
+            </w:pPr>
+            <w:r>
+              <w:t xml:space="preserve">no</w:t>
+            </w:r>
+          </w:p>
+        </w:tc>
+      </w:tr>
+      <w:tr>
+        <w:tc>
+          <w:tcPr/>
+          <w:p>
+            <w:pPr>
+              <w:pStyle w:val="Compact"/>
+            </w:pPr>
+            <w:r>
+              <w:t xml:space="preserve">DAVIS</w:t>
+            </w:r>
+          </w:p>
+        </w:tc>
+        <w:tc>
+          <w:tcPr/>
+          <w:p>
+            <w:pPr>
+              <w:pStyle w:val="Compact"/>
+            </w:pPr>
+            <w:r>
+              <w:t xml:space="preserve">DrugBAN</w:t>
+            </w:r>
+          </w:p>
+        </w:tc>
+        <w:tc>
+          <w:tcPr/>
+          <w:p>
+            <w:pPr>
+              <w:pStyle w:val="Compact"/>
+            </w:pPr>
+            <w:r>
+              <w:t xml:space="preserve">cold-pair</w:t>
+            </w:r>
+          </w:p>
+        </w:tc>
+        <w:tc>
+          <w:tcPr/>
+          <w:p>
+            <w:pPr>
+              <w:pStyle w:val="Compact"/>
+            </w:pPr>
+            <w:r>
+              <w:t xml:space="preserve">0.036 / 0.022 / 0.024</w:t>
+            </w:r>
+          </w:p>
+        </w:tc>
+        <w:tc>
+          <w:tcPr/>
+          <w:p>
+            <w:pPr>
+              <w:pStyle w:val="Compact"/>
+            </w:pPr>
+            <w:r>
+              <w:t xml:space="preserve">0.0190</w:t>
+            </w:r>
+          </w:p>
+        </w:tc>
+        <w:tc>
+          <w:tcPr/>
+          <w:p>
+            <w:pPr>
+              <w:pStyle w:val="Compact"/>
+            </w:pPr>
+            <w:r>
+              <w:t xml:space="preserve">0.0015 / 0.2953 / 0.2120</w:t>
+            </w:r>
+          </w:p>
+        </w:tc>
+        <w:tc>
+          <w:tcPr/>
+          <w:p>
+            <w:pPr>
+              <w:pStyle w:val="Compact"/>
+            </w:pPr>
+            <w:r>
+              <w:t xml:space="preserve">*..</w:t>
+            </w:r>
+          </w:p>
+        </w:tc>
+        <w:tc>
+          <w:tcPr/>
+          <w:p>
+            <w:pPr>
+              <w:pStyle w:val="Compact"/>
+            </w:pPr>
+            <w:r>
+              <w:t xml:space="preserve">yes</w:t>
+            </w:r>
+          </w:p>
+        </w:tc>
+        <w:tc>
+          <w:tcPr/>
+          <w:p>
+            <w:pPr>
+              <w:pStyle w:val="Compact"/>
+            </w:pPr>
+            <w:r>
+              <w:t xml:space="preserve">0.2036</w:t>
+            </w:r>
+          </w:p>
+        </w:tc>
+        <w:tc>
+          <w:tcPr/>
+          <w:p>
+            <w:pPr>
+              <w:pStyle w:val="Compact"/>
+            </w:pPr>
+            <w:r>
+              <w:t xml:space="preserve">no</w:t>
+            </w:r>
+          </w:p>
+        </w:tc>
+      </w:tr>
+      <w:tr>
+        <w:tc>
+          <w:tcPr/>
+          <w:p>
+            <w:pPr>
+              <w:pStyle w:val="Compact"/>
+            </w:pPr>
+            <w:r>
+              <w:t xml:space="preserve">DAVIS</w:t>
+            </w:r>
+          </w:p>
+        </w:tc>
+        <w:tc>
+          <w:tcPr/>
+          <w:p>
+            <w:pPr>
+              <w:pStyle w:val="Compact"/>
+            </w:pPr>
+            <w:r>
+              <w:t xml:space="preserve">XAttn-Ref</w:t>
+            </w:r>
+          </w:p>
+        </w:tc>
+        <w:tc>
+          <w:tcPr/>
+          <w:p>
+            <w:pPr>
+              <w:pStyle w:val="Compact"/>
+            </w:pPr>
+            <w:r>
+              <w:t xml:space="preserve">random</w:t>
+            </w:r>
+          </w:p>
+        </w:tc>
+        <w:tc>
+          <w:tcPr/>
+          <w:p>
+            <w:pPr>
+              <w:pStyle w:val="Compact"/>
+            </w:pPr>
+            <w:r>
+              <w:t xml:space="preserve">0.023 / 0.009 / 0.013</w:t>
+            </w:r>
+          </w:p>
+        </w:tc>
+        <w:tc>
+          <w:tcPr/>
+          <w:p>
+            <w:pPr>
+              <w:pStyle w:val="Compact"/>
+            </w:pPr>
+            <w:r>
+              <w:t xml:space="preserve">0.0204</w:t>
+            </w:r>
+          </w:p>
+        </w:tc>
+        <w:tc>
+          <w:tcPr/>
+          <w:p>
+            <w:pPr>
+              <w:pStyle w:val="Compact"/>
+            </w:pPr>
+            <w:r>
+              <w:t xml:space="preserve">0.1566 / 1.0000 / 0.9997</w:t>
+            </w:r>
+          </w:p>
+        </w:tc>
+        <w:tc>
+          <w:tcPr/>
+          <w:p>
+            <w:pPr>
+              <w:pStyle w:val="Compact"/>
+            </w:pPr>
+            <w:r>
+              <w:t xml:space="preserve">…</w:t>
+            </w:r>
+          </w:p>
+        </w:tc>
+        <w:tc>
+          <w:tcPr/>
+          <w:p>
+            <w:pPr>
+              <w:pStyle w:val="Compact"/>
+            </w:pPr>
+            <w:r>
+              <w:t xml:space="preserve">no</w:t>
+            </w:r>
+          </w:p>
+        </w:tc>
+        <w:tc>
+          <w:tcPr/>
+          <w:p>
+            <w:pPr>
+              <w:pStyle w:val="Compact"/>
+            </w:pPr>
+            <w:r>
+              <w:t xml:space="preserve">0.9997</w:t>
+            </w:r>
+          </w:p>
+        </w:tc>
+        <w:tc>
+          <w:tcPr/>
+          <w:p>
+            <w:pPr>
+              <w:pStyle w:val="Compact"/>
+            </w:pPr>
+            <w:r>
+              <w:t xml:space="preserve">no</w:t>
+            </w:r>
+          </w:p>
+        </w:tc>
+      </w:tr>
+      <w:tr>
+        <w:tc>
+          <w:tcPr/>
+          <w:p>
+            <w:pPr>
+              <w:pStyle w:val="Compact"/>
+            </w:pPr>
+            <w:r>
+              <w:t xml:space="preserve">DAVIS</w:t>
+            </w:r>
+          </w:p>
+        </w:tc>
+        <w:tc>
+          <w:tcPr/>
+          <w:p>
+            <w:pPr>
+              <w:pStyle w:val="Compact"/>
+            </w:pPr>
+            <w:r>
+              <w:t xml:space="preserve">XAttn-Ref</w:t>
+            </w:r>
+          </w:p>
+        </w:tc>
+        <w:tc>
+          <w:tcPr/>
+          <w:p>
+            <w:pPr>
+              <w:pStyle w:val="Compact"/>
+            </w:pPr>
+            <w:r>
+              <w:t xml:space="preserve">cold-drug</w:t>
+            </w:r>
+          </w:p>
+        </w:tc>
+        <w:tc>
+          <w:tcPr/>
+          <w:p>
+            <w:pPr>
+              <w:pStyle w:val="Compact"/>
+            </w:pPr>
+            <w:r>
+              <w:t xml:space="preserve">0.027 / 0.027 / 0.011</w:t>
+            </w:r>
+          </w:p>
+        </w:tc>
+        <w:tc>
+          <w:tcPr/>
+          <w:p>
+            <w:pPr>
+              <w:pStyle w:val="Compact"/>
+            </w:pPr>
+            <w:r>
+              <w:t xml:space="preserve">0.0204</w:t>
+            </w:r>
+          </w:p>
+        </w:tc>
+        <w:tc>
+          <w:tcPr/>
+          <w:p>
+            <w:pPr>
+              <w:pStyle w:val="Compact"/>
+            </w:pPr>
+            <w:r>
+              <w:t xml:space="preserve">0.0047 / 0.0064 / 1.0000</w:t>
+            </w:r>
+          </w:p>
+        </w:tc>
+        <w:tc>
+          <w:tcPr/>
+          <w:p>
+            <w:pPr>
+              <w:pStyle w:val="Compact"/>
+            </w:pPr>
+            <w:r>
+              <w:t xml:space="preserve">**.</w:t>
+            </w:r>
+          </w:p>
+        </w:tc>
+        <w:tc>
+          <w:tcPr/>
+          <w:p>
+            <w:pPr>
+              <w:pStyle w:val="Compact"/>
+            </w:pPr>
+            <w:r>
+              <w:t xml:space="preserve">yes</w:t>
+            </w:r>
+          </w:p>
+        </w:tc>
+        <w:tc>
+          <w:tcPr/>
+          <w:p>
+            <w:pPr>
+              <w:pStyle w:val="Compact"/>
+            </w:pPr>
+            <w:r>
+              <w:t xml:space="preserve">0.006599</w:t>
+            </w:r>
+          </w:p>
+        </w:tc>
+        <w:tc>
+          <w:tcPr/>
+          <w:p>
+            <w:pPr>
+              <w:pStyle w:val="Compact"/>
+            </w:pPr>
+            <w:r>
+              <w:t xml:space="preserve">no</w:t>
+            </w:r>
+          </w:p>
+        </w:tc>
+      </w:tr>
+      <w:tr>
+        <w:tc>
+          <w:tcPr/>
+          <w:p>
+            <w:pPr>
+              <w:pStyle w:val="Compact"/>
+            </w:pPr>
+            <w:r>
+              <w:t xml:space="preserve">DAVIS</w:t>
+            </w:r>
+          </w:p>
+        </w:tc>
+        <w:tc>
+          <w:tcPr/>
+          <w:p>
+            <w:pPr>
+              <w:pStyle w:val="Compact"/>
+            </w:pPr>
+            <w:r>
+              <w:t xml:space="preserve">XAttn-Ref</w:t>
+            </w:r>
+          </w:p>
+        </w:tc>
+        <w:tc>
+          <w:tcPr/>
+          <w:p>
+            <w:pPr>
+              <w:pStyle w:val="Compact"/>
+            </w:pPr>
+            <w:r>
+              <w:t xml:space="preserve">cold-target</w:t>
+            </w:r>
+          </w:p>
+        </w:tc>
+        <w:tc>
+          <w:tcPr/>
+          <w:p>
+            <w:pPr>
+              <w:pStyle w:val="Compact"/>
+            </w:pPr>
+            <w:r>
+              <w:t xml:space="preserve">0.015 / 0.019 / 0.018</w:t>
+            </w:r>
+          </w:p>
+        </w:tc>
+        <w:tc>
+          <w:tcPr/>
+          <w:p>
+            <w:pPr>
+              <w:pStyle w:val="Compact"/>
+            </w:pPr>
+            <w:r>
+              <w:t xml:space="preserve">0.0194</w:t>
+            </w:r>
+          </w:p>
+        </w:tc>
+        <w:tc>
+          <w:tcPr/>
+          <w:p>
+            <w:pPr>
+              <w:pStyle w:val="Compact"/>
+            </w:pPr>
+            <w:r>
+              <w:t xml:space="preserve">0.8504 / 0.5582 / 0.6683</w:t>
+            </w:r>
+          </w:p>
+        </w:tc>
+        <w:tc>
+          <w:tcPr/>
+          <w:p>
+            <w:pPr>
+              <w:pStyle w:val="Compact"/>
+            </w:pPr>
+            <w:r>
+              <w:t xml:space="preserve">…</w:t>
+            </w:r>
+          </w:p>
+        </w:tc>
+        <w:tc>
+          <w:tcPr/>
+          <w:p>
+            <w:pPr>
+              <w:pStyle w:val="Compact"/>
+            </w:pPr>
+            <w:r>
+              <w:t xml:space="preserve">no</w:t>
+            </w:r>
+          </w:p>
+        </w:tc>
+        <w:tc>
+          <w:tcPr/>
+          <w:p>
+            <w:pPr>
+              <w:pStyle w:val="Compact"/>
+            </w:pPr>
+            <w:r>
+              <w:t xml:space="preserve">0.6581</w:t>
+            </w:r>
+          </w:p>
+        </w:tc>
+        <w:tc>
+          <w:tcPr/>
+          <w:p>
+            <w:pPr>
+              <w:pStyle w:val="Compact"/>
+            </w:pPr>
+            <w:r>
+              <w:t xml:space="preserve">no</w:t>
+            </w:r>
+          </w:p>
+        </w:tc>
+      </w:tr>
+      <w:tr>
+        <w:tc>
+          <w:tcPr/>
+          <w:p>
+            <w:pPr>
+              <w:pStyle w:val="Compact"/>
+            </w:pPr>
+            <w:r>
+              <w:t xml:space="preserve">DAVIS</w:t>
+            </w:r>
+          </w:p>
+        </w:tc>
+        <w:tc>
+          <w:tcPr/>
+          <w:p>
+            <w:pPr>
+              <w:pStyle w:val="Compact"/>
+            </w:pPr>
+            <w:r>
+              <w:t xml:space="preserve">XAttn-Ref</w:t>
+            </w:r>
+          </w:p>
+        </w:tc>
+        <w:tc>
+          <w:tcPr/>
+          <w:p>
+            <w:pPr>
+              <w:pStyle w:val="Compact"/>
+            </w:pPr>
+            <w:r>
+              <w:t xml:space="preserve">cold-pair</w:t>
+            </w:r>
+          </w:p>
+        </w:tc>
+        <w:tc>
+          <w:tcPr/>
+          <w:p>
+            <w:pPr>
+              <w:pStyle w:val="Compact"/>
+            </w:pPr>
+            <w:r>
+              <w:t xml:space="preserve">0.018 / 0.013 / 0.008</w:t>
+            </w:r>
+          </w:p>
+        </w:tc>
+        <w:tc>
+          <w:tcPr/>
+          <w:p>
+            <w:pPr>
+              <w:pStyle w:val="Compact"/>
+            </w:pPr>
+            <w:r>
+              <w:t xml:space="preserve">0.0190</w:t>
+            </w:r>
+          </w:p>
+        </w:tc>
+        <w:tc>
+          <w:tcPr/>
+          <w:p>
+            <w:pPr>
+              <w:pStyle w:val="Compact"/>
+            </w:pPr>
+            <w:r>
+              <w:t xml:space="preserve">0.6108 / 0.9306 / 0.9938</w:t>
+            </w:r>
+          </w:p>
+        </w:tc>
+        <w:tc>
+          <w:tcPr/>
+          <w:p>
+            <w:pPr>
+              <w:pStyle w:val="Compact"/>
+            </w:pPr>
+            <w:r>
+              <w:t xml:space="preserve">…</w:t>
+            </w:r>
+          </w:p>
+        </w:tc>
+        <w:tc>
+          <w:tcPr/>
+          <w:p>
+            <w:pPr>
+              <w:pStyle w:val="Compact"/>
+            </w:pPr>
+            <w:r>
+              <w:t xml:space="preserve">no</w:t>
+            </w:r>
+          </w:p>
+        </w:tc>
+        <w:tc>
+          <w:tcPr/>
+          <w:p>
+            <w:pPr>
+              <w:pStyle w:val="Compact"/>
+            </w:pPr>
+            <w:r>
+              <w:t xml:space="preserve">0.9296</w:t>
+            </w:r>
+          </w:p>
+        </w:tc>
+        <w:tc>
+          <w:tcPr/>
+          <w:p>
+            <w:pPr>
+              <w:pStyle w:val="Compact"/>
+            </w:pPr>
+            <w:r>
+              <w:t xml:space="preserve">no</w:t>
+            </w:r>
+          </w:p>
+        </w:tc>
+      </w:tr>
+      <w:tr>
+        <w:tc>
+          <w:tcPr/>
+          <w:p>
+            <w:pPr>
+              <w:pStyle w:val="Compact"/>
+            </w:pPr>
+            <w:r>
+              <w:t xml:space="preserve">KIBA</w:t>
+            </w:r>
+          </w:p>
+        </w:tc>
+        <w:tc>
+          <w:tcPr/>
+          <w:p>
+            <w:pPr>
+              <w:pStyle w:val="Compact"/>
+            </w:pPr>
+            <w:r>
+              <w:t xml:space="preserve">MolTrans</w:t>
+            </w:r>
+          </w:p>
+        </w:tc>
+        <w:tc>
+          <w:tcPr/>
+          <w:p>
+            <w:pPr>
+              <w:pStyle w:val="Compact"/>
+            </w:pPr>
+            <w:r>
+              <w:t xml:space="preserve">random</w:t>
+            </w:r>
+          </w:p>
+        </w:tc>
+        <w:tc>
+          <w:tcPr/>
+          <w:p>
+            <w:pPr>
+              <w:pStyle w:val="Compact"/>
+            </w:pPr>
+            <w:r>
+              <w:t xml:space="preserve">0.020 / 0.053 / 0.022</w:t>
+            </w:r>
+          </w:p>
+        </w:tc>
+        <w:tc>
+          <w:tcPr/>
+          <w:p>
+            <w:pPr>
+              <w:pStyle w:val="Compact"/>
+            </w:pPr>
+            <w:r>
+              <w:t xml:space="preserve">0.0228</w:t>
+            </w:r>
+          </w:p>
+        </w:tc>
+        <w:tc>
+          <w:tcPr/>
+          <w:p>
+            <w:pPr>
+              <w:pStyle w:val="Compact"/>
+            </w:pPr>
+            <w:r>
+              <w:t xml:space="preserve">0.7946 / 0.0000 / 0.6432</w:t>
+            </w:r>
+          </w:p>
+        </w:tc>
+        <w:tc>
+          <w:tcPr/>
+          <w:p>
+            <w:pPr>
+              <w:pStyle w:val="Compact"/>
+            </w:pPr>
+            <w:r>
+              <w:t xml:space="preserve">.*.</w:t>
+            </w:r>
+          </w:p>
+        </w:tc>
+        <w:tc>
+          <w:tcPr/>
+          <w:p>
+            <w:pPr>
+              <w:pStyle w:val="Compact"/>
+            </w:pPr>
+            <w:r>
+              <w:t xml:space="preserve">yes</w:t>
+            </w:r>
+          </w:p>
+        </w:tc>
+        <w:tc>
+          <w:tcPr/>
+          <w:p>
+            <w:pPr>
+              <w:pStyle w:val="Compact"/>
+            </w:pPr>
+            <w:r>
+              <w:t xml:space="preserve">0.5736</w:t>
+            </w:r>
+          </w:p>
+        </w:tc>
+        <w:tc>
+          <w:tcPr/>
+          <w:p>
+            <w:pPr>
+              <w:pStyle w:val="Compact"/>
+            </w:pPr>
+            <w:r>
+              <w:t xml:space="preserve">no</w:t>
+            </w:r>
+          </w:p>
+        </w:tc>
+      </w:tr>
+      <w:tr>
+        <w:tc>
+          <w:tcPr/>
+          <w:p>
+            <w:pPr>
+              <w:pStyle w:val="Compact"/>
+            </w:pPr>
+            <w:r>
+              <w:t xml:space="preserve">KIBA</w:t>
+            </w:r>
+          </w:p>
+        </w:tc>
+        <w:tc>
+          <w:tcPr/>
+          <w:p>
+            <w:pPr>
+              <w:pStyle w:val="Compact"/>
+            </w:pPr>
+            <w:r>
+              <w:t xml:space="preserve">MolTrans</w:t>
+            </w:r>
+          </w:p>
+        </w:tc>
+        <w:tc>
+          <w:tcPr/>
+          <w:p>
+            <w:pPr>
+              <w:pStyle w:val="Compact"/>
+            </w:pPr>
+            <w:r>
+              <w:t xml:space="preserve">cold-drug</w:t>
+            </w:r>
+          </w:p>
+        </w:tc>
+        <w:tc>
+          <w:tcPr/>
+          <w:p>
+            <w:pPr>
+              <w:pStyle w:val="Compact"/>
+            </w:pPr>
+            <w:r>
+              <w:t xml:space="preserve">0.028 / 0.063 / 0.017</w:t>
+            </w:r>
+          </w:p>
+        </w:tc>
+        <w:tc>
+          <w:tcPr/>
+          <w:p>
+            <w:pPr>
+              <w:pStyle w:val="Compact"/>
+            </w:pPr>
+            <w:r>
+              <w:t xml:space="preserve">0.0228</w:t>
+            </w:r>
+          </w:p>
+        </w:tc>
+        <w:tc>
+          <w:tcPr/>
+          <w:p>
+            <w:pPr>
+              <w:pStyle w:val="Compact"/>
+            </w:pPr>
+            <w:r>
+              <w:t xml:space="preserve">0.0706 / 0.0000 / 0.9830</w:t>
+            </w:r>
+          </w:p>
+        </w:tc>
+        <w:tc>
+          <w:tcPr/>
+          <w:p>
+            <w:pPr>
+              <w:pStyle w:val="Compact"/>
+            </w:pPr>
+            <w:r>
+              <w:t xml:space="preserve">.*.</w:t>
+            </w:r>
+          </w:p>
+        </w:tc>
+        <w:tc>
+          <w:tcPr/>
+          <w:p>
+            <w:pPr>
+              <w:pStyle w:val="Compact"/>
+            </w:pPr>
+            <w:r>
+              <w:t xml:space="preserve">yes</w:t>
+            </w:r>
+          </w:p>
+        </w:tc>
+        <w:tc>
+          <w:tcPr/>
+          <w:p>
+            <w:pPr>
+              <w:pStyle w:val="Compact"/>
+            </w:pPr>
+            <w:r>
+              <w:t xml:space="preserve">0.07279</w:t>
+            </w:r>
+          </w:p>
+        </w:tc>
+        <w:tc>
+          <w:tcPr/>
+          <w:p>
+            <w:pPr>
+              <w:pStyle w:val="Compact"/>
+            </w:pPr>
+            <w:r>
+              <w:t xml:space="preserve">no</w:t>
+            </w:r>
+          </w:p>
+        </w:tc>
+      </w:tr>
+      <w:tr>
+        <w:tc>
+          <w:tcPr/>
+          <w:p>
+            <w:pPr>
+              <w:pStyle w:val="Compact"/>
+            </w:pPr>
+            <w:r>
+              <w:t xml:space="preserve">KIBA</w:t>
+            </w:r>
+          </w:p>
+        </w:tc>
+        <w:tc>
+          <w:tcPr/>
+          <w:p>
+            <w:pPr>
+              <w:pStyle w:val="Compact"/>
+            </w:pPr>
+            <w:r>
+              <w:t xml:space="preserve">HyperAttentionDTI</w:t>
+            </w:r>
+          </w:p>
+        </w:tc>
+        <w:tc>
+          <w:tcPr/>
+          <w:p>
+            <w:pPr>
+              <w:pStyle w:val="Compact"/>
+            </w:pPr>
+            <w:r>
+              <w:t xml:space="preserve">random</w:t>
+            </w:r>
+          </w:p>
+        </w:tc>
+        <w:tc>
+          <w:tcPr/>
+          <w:p>
+            <w:pPr>
+              <w:pStyle w:val="Compact"/>
+            </w:pPr>
+            <w:r>
+              <w:t xml:space="preserve">0.017 / 0.022 / 0.053</w:t>
+            </w:r>
+          </w:p>
+        </w:tc>
+        <w:tc>
+          <w:tcPr/>
+          <w:p>
+            <w:pPr>
+              <w:pStyle w:val="Compact"/>
+            </w:pPr>
+            <w:r>
+              <w:t xml:space="preserve">0.0228</w:t>
+            </w:r>
+          </w:p>
+        </w:tc>
+        <w:tc>
+          <w:tcPr/>
+          <w:p>
+            <w:pPr>
+              <w:pStyle w:val="Compact"/>
+            </w:pPr>
+            <w:r>
+              <w:t xml:space="preserve">0.9730 / 0.6432 / 0.0000</w:t>
+            </w:r>
+          </w:p>
+        </w:tc>
+        <w:tc>
+          <w:tcPr/>
+          <w:p>
+            <w:pPr>
+              <w:pStyle w:val="Compact"/>
+            </w:pPr>
+            <w:r>
+              <w:t xml:space="preserve">..*</w:t>
+            </w:r>
+          </w:p>
+        </w:tc>
+        <w:tc>
+          <w:tcPr/>
+          <w:p>
+            <w:pPr>
+              <w:pStyle w:val="Compact"/>
+            </w:pPr>
+            <w:r>
+              <w:t xml:space="preserve">yes</w:t>
+            </w:r>
+          </w:p>
+        </w:tc>
+        <w:tc>
+          <w:tcPr/>
+          <w:p>
+            <w:pPr>
+              <w:pStyle w:val="Compact"/>
+            </w:pPr>
+            <w:r>
+              <w:t xml:space="preserve">0.5175</w:t>
+            </w:r>
+          </w:p>
+        </w:tc>
+        <w:tc>
+          <w:tcPr/>
+          <w:p>
+            <w:pPr>
+              <w:pStyle w:val="Compact"/>
+            </w:pPr>
+            <w:r>
+              <w:t xml:space="preserve">no</w:t>
+            </w:r>
+          </w:p>
+        </w:tc>
+      </w:tr>
+      <w:tr>
+        <w:tc>
+          <w:tcPr/>
+          <w:p>
+            <w:pPr>
+              <w:pStyle w:val="Compact"/>
+            </w:pPr>
+            <w:r>
+              <w:t xml:space="preserve">KIBA</w:t>
+            </w:r>
+          </w:p>
+        </w:tc>
+        <w:tc>
+          <w:tcPr/>
+          <w:p>
+            <w:pPr>
+              <w:pStyle w:val="Compact"/>
+            </w:pPr>
+            <w:r>
+              <w:t xml:space="preserve">HyperAttentionDTI</w:t>
+            </w:r>
+          </w:p>
+        </w:tc>
+        <w:tc>
+          <w:tcPr/>
+          <w:p>
+            <w:pPr>
+              <w:pStyle w:val="Compact"/>
+            </w:pPr>
+            <w:r>
+              <w:t xml:space="preserve">cold-drug</w:t>
+            </w:r>
+          </w:p>
+        </w:tc>
+        <w:tc>
+          <w:tcPr/>
+          <w:p>
+            <w:pPr>
+              <w:pStyle w:val="Compact"/>
+            </w:pPr>
+            <w:r>
+              <w:t xml:space="preserve">0.019 / 0.020 / 0.025</w:t>
+            </w:r>
+          </w:p>
+        </w:tc>
+        <w:tc>
+          <w:tcPr/>
+          <w:p>
+            <w:pPr>
+              <w:pStyle w:val="Compact"/>
+            </w:pPr>
+            <w:r>
+              <w:t xml:space="preserve">0.0228</w:t>
+            </w:r>
+          </w:p>
+        </w:tc>
+        <w:tc>
+          <w:tcPr/>
+          <w:p>
+            <w:pPr>
+              <w:pStyle w:val="Compact"/>
+            </w:pPr>
+            <w:r>
+              <w:t xml:space="preserve">0.9065 / 0.8035 / 0.2655</w:t>
+            </w:r>
+          </w:p>
+        </w:tc>
+        <w:tc>
+          <w:tcPr/>
+          <w:p>
+            <w:pPr>
+              <w:pStyle w:val="Compact"/>
+            </w:pPr>
+            <w:r>
+              <w:t xml:space="preserve">…</w:t>
+            </w:r>
+          </w:p>
+        </w:tc>
+        <w:tc>
+          <w:tcPr/>
+          <w:p>
+            <w:pPr>
+              <w:pStyle w:val="Compact"/>
+            </w:pPr>
+            <w:r>
+              <w:t xml:space="preserve">no</w:t>
+            </w:r>
+          </w:p>
+        </w:tc>
+        <w:tc>
+          <w:tcPr/>
+          <w:p>
+            <w:pPr>
+              <w:pStyle w:val="Compact"/>
+            </w:pPr>
+            <w:r>
+              <w:t xml:space="preserve">0.2624</w:t>
+            </w:r>
+          </w:p>
+        </w:tc>
+        <w:tc>
+          <w:tcPr/>
+          <w:p>
+            <w:pPr>
+              <w:pStyle w:val="Compact"/>
+            </w:pPr>
+            <w:r>
+              <w:t xml:space="preserve">no</w:t>
+            </w:r>
+          </w:p>
+        </w:tc>
+      </w:tr>
+      <w:tr>
+        <w:tc>
+          <w:tcPr/>
+          <w:p>
+            <w:pPr>
+              <w:pStyle w:val="Compact"/>
+            </w:pPr>
+            <w:r>
+              <w:t xml:space="preserve">KIBA</w:t>
+            </w:r>
+          </w:p>
+        </w:tc>
+        <w:tc>
+          <w:tcPr/>
+          <w:p>
+            <w:pPr>
+              <w:pStyle w:val="Compact"/>
+            </w:pPr>
+            <w:r>
+              <w:t xml:space="preserve">XAttn-Ref</w:t>
+            </w:r>
+          </w:p>
+        </w:tc>
+        <w:tc>
+          <w:tcPr/>
+          <w:p>
+            <w:pPr>
+              <w:pStyle w:val="Compact"/>
+            </w:pPr>
+            <w:r>
+              <w:t xml:space="preserve">random</w:t>
+            </w:r>
+          </w:p>
+        </w:tc>
+        <w:tc>
+          <w:tcPr/>
+          <w:p>
+            <w:pPr>
+              <w:pStyle w:val="Compact"/>
+            </w:pPr>
+            <w:r>
+              <w:t xml:space="preserve">0.018 / 0.011 / 0.026</w:t>
+            </w:r>
+          </w:p>
+        </w:tc>
+        <w:tc>
+          <w:tcPr/>
+          <w:p>
+            <w:pPr>
+              <w:pStyle w:val="Compact"/>
+            </w:pPr>
+            <w:r>
+              <w:t xml:space="preserve">0.0228</w:t>
+            </w:r>
+          </w:p>
+        </w:tc>
+        <w:tc>
+          <w:tcPr/>
+          <w:p>
+            <w:pPr>
+              <w:pStyle w:val="Compact"/>
+            </w:pPr>
+            <w:r>
+              <w:t xml:space="preserve">0.9258 / 1.0000 / 0.1723</w:t>
+            </w:r>
+          </w:p>
+        </w:tc>
+        <w:tc>
+          <w:tcPr/>
+          <w:p>
+            <w:pPr>
+              <w:pStyle w:val="Compact"/>
+            </w:pPr>
+            <w:r>
+              <w:t xml:space="preserve">…</w:t>
+            </w:r>
+          </w:p>
+        </w:tc>
+        <w:tc>
+          <w:tcPr/>
+          <w:p>
+            <w:pPr>
+              <w:pStyle w:val="Compact"/>
+            </w:pPr>
+            <w:r>
+              <w:t xml:space="preserve">no</w:t>
+            </w:r>
+          </w:p>
+        </w:tc>
+        <w:tc>
+          <w:tcPr/>
+          <w:p>
+            <w:pPr>
+              <w:pStyle w:val="Compact"/>
+            </w:pPr>
+            <w:r>
+              <w:t xml:space="preserve">0.9262</w:t>
+            </w:r>
+          </w:p>
+        </w:tc>
+        <w:tc>
+          <w:tcPr/>
+          <w:p>
+            <w:pPr>
+              <w:pStyle w:val="Compact"/>
+            </w:pPr>
+            <w:r>
+              <w:t xml:space="preserve">no</w:t>
+            </w:r>
+          </w:p>
+        </w:tc>
+      </w:tr>
+      <w:tr>
+        <w:tc>
+          <w:tcPr/>
+          <w:p>
+            <w:pPr>
+              <w:pStyle w:val="Compact"/>
+            </w:pPr>
+            <w:r>
+              <w:t xml:space="preserve">KIBA</w:t>
+            </w:r>
+          </w:p>
+        </w:tc>
+        <w:tc>
+          <w:tcPr/>
+          <w:p>
+            <w:pPr>
+              <w:pStyle w:val="Compact"/>
+            </w:pPr>
+            <w:r>
+              <w:t xml:space="preserve">XAttn-Ref</w:t>
+            </w:r>
+          </w:p>
+        </w:tc>
+        <w:tc>
+          <w:tcPr/>
+          <w:p>
+            <w:pPr>
+              <w:pStyle w:val="Compact"/>
+            </w:pPr>
+            <w:r>
+              <w:t xml:space="preserve">cold-drug</w:t>
+            </w:r>
+          </w:p>
+        </w:tc>
+        <w:tc>
+          <w:tcPr/>
+          <w:p>
+            <w:pPr>
+              <w:pStyle w:val="Compact"/>
+            </w:pPr>
+            <w:r>
+              <w:t xml:space="preserve">0.025 / 0.020 / 0.015</w:t>
+            </w:r>
+          </w:p>
+        </w:tc>
+        <w:tc>
+          <w:tcPr/>
+          <w:p>
+            <w:pPr>
+              <w:pStyle w:val="Compact"/>
+            </w:pPr>
+            <w:r>
+              <w:t xml:space="preserve">0.0228</w:t>
+            </w:r>
+          </w:p>
+        </w:tc>
+        <w:tc>
+          <w:tcPr/>
+          <w:p>
+            <w:pPr>
+              <w:pStyle w:val="Compact"/>
+            </w:pPr>
+            <w:r>
+              <w:t xml:space="preserve">0.3147 / 0.8035 / 0.9956</w:t>
+            </w:r>
+          </w:p>
+        </w:tc>
+        <w:tc>
+          <w:tcPr/>
+          <w:p>
+            <w:pPr>
+              <w:pStyle w:val="Compact"/>
+            </w:pPr>
+            <w:r>
+              <w:t xml:space="preserve">…</w:t>
+            </w:r>
+          </w:p>
+        </w:tc>
+        <w:tc>
+          <w:tcPr/>
+          <w:p>
+            <w:pPr>
+              <w:pStyle w:val="Compact"/>
+            </w:pPr>
+            <w:r>
+              <w:t xml:space="preserve">no</w:t>
+            </w:r>
+          </w:p>
+        </w:tc>
+        <w:tc>
+          <w:tcPr/>
+          <w:p>
+            <w:pPr>
+              <w:pStyle w:val="Compact"/>
+            </w:pPr>
+            <w:r>
+              <w:t xml:space="preserve">0.7963</w:t>
+            </w:r>
+          </w:p>
+        </w:tc>
+        <w:tc>
+          <w:tcPr/>
+          <w:p>
+            <w:pPr>
+              <w:pStyle w:val="Compact"/>
+            </w:pPr>
+            <w:r>
+              <w:t xml:space="preserve">no</w:t>
+            </w:r>
+          </w:p>
+        </w:tc>
+      </w:tr>
+    </w:tbl>
+    <w:p>
+      <w:pPr>
+        <w:pStyle w:val="BodyText"/>
+      </w:pPr>
+      <w:r>
+        <w:rPr>
+          <w:b/>
+          <w:bCs/>
+        </w:rPr>
+        <w:t xml:space="preserve">Supplementary Table S7.</w:t>
+      </w:r>
+      <w:r>
+        <w:t xml:space="preserve"> </w:t>
+      </w:r>
+      <w:r>
+        <w:t xml:space="preserve">Enrichment over chance (mean precision@10 divided by mean chance, over the same proteins) for every model, level and ground truth, with 95% percentile intervals from a bootstrap that resamples both proteins and seeds (10,000 resamples); n is the number of proteins scored after the sequence policy; an interval that excludes one lies entirely on one side of chance. This is the table behind Figure 2.</w:t>
+      </w:r>
+    </w:p>
+    <w:tbl>
+      <w:tblPr>
+        <w:tblStyle w:val="Table"/>
+        <w:tblW w:type="pct" w:w="5000"/>
+        <w:tblLayout w:type="fixed"/>
+        <w:tblLook w:firstRow="1" w:lastRow="0" w:firstColumn="0" w:lastColumn="0" w:noHBand="0" w:noVBand="0" w:val="0020"/>
+      </w:tblPr>
+      <w:tblGrid>
+        <w:gridCol w:w="990"/>
+        <w:gridCol w:w="630"/>
+        <w:gridCol w:w="1260"/>
+        <w:gridCol w:w="990"/>
+        <w:gridCol w:w="450"/>
+        <w:gridCol w:w="810"/>
+        <w:gridCol w:w="720"/>
+        <w:gridCol w:w="810"/>
+        <w:gridCol w:w="1260"/>
+      </w:tblGrid>
+      <w:tr>
+        <w:trPr>
+          <w:tblHeader w:val="on"/>
+        </w:trPr>
+        <w:tc>
+          <w:tcPr/>
+          <w:p>
+            <w:pPr>
+              <w:pStyle w:val="Compact"/>
+            </w:pPr>
+            <w:r>
+              <w:t xml:space="preserve">ground truth</w:t>
+            </w:r>
+          </w:p>
+        </w:tc>
+        <w:tc>
+          <w:tcPr/>
+          <w:p>
+            <w:pPr>
+              <w:pStyle w:val="Compact"/>
+            </w:pPr>
+            <w:r>
+              <w:t xml:space="preserve">dataset</w:t>
+            </w:r>
+          </w:p>
+        </w:tc>
+        <w:tc>
+          <w:tcPr/>
+          <w:p>
+            <w:pPr>
+              <w:pStyle w:val="Compact"/>
+            </w:pPr>
+            <w:r>
+              <w:t xml:space="preserve">model</w:t>
+            </w:r>
+          </w:p>
+        </w:tc>
+        <w:tc>
+          <w:tcPr/>
+          <w:p>
+            <w:pPr>
+              <w:pStyle w:val="Compact"/>
+            </w:pPr>
+            <w:r>
+              <w:t xml:space="preserve">level</w:t>
+            </w:r>
+          </w:p>
+        </w:tc>
+        <w:tc>
+          <w:tcPr/>
+          <w:p>
+            <w:pPr>
+              <w:pStyle w:val="Compact"/>
+            </w:pPr>
+            <w:r>
+              <w:t xml:space="preserve">n</w:t>
+            </w:r>
+          </w:p>
+        </w:tc>
+        <w:tc>
+          <w:tcPr/>
+          <w:p>
+            <w:pPr>
+              <w:pStyle w:val="Compact"/>
+            </w:pPr>
+            <w:r>
+              <w:t xml:space="preserve">precision@10</w:t>
+            </w:r>
+          </w:p>
+        </w:tc>
+        <w:tc>
+          <w:tcPr/>
+          <w:p>
+            <w:pPr>
+              <w:pStyle w:val="Compact"/>
+            </w:pPr>
+            <w:r>
+              <w:t xml:space="preserve">chance</w:t>
+            </w:r>
+          </w:p>
+        </w:tc>
+        <w:tc>
+          <w:tcPr/>
+          <w:p>
+            <w:pPr>
+              <w:pStyle w:val="Compact"/>
+            </w:pPr>
+            <w:r>
+              <w:t xml:space="preserve">enrichment</w:t>
+            </w:r>
+          </w:p>
+        </w:tc>
+        <w:tc>
+          <w:tcPr/>
+          <w:p>
+            <w:pPr>
+              <w:pStyle w:val="Compact"/>
+            </w:pPr>
+            <w:r>
+              <w:t xml:space="preserve">interval</w:t>
+            </w:r>
+          </w:p>
+        </w:tc>
+      </w:tr>
+      <w:tr>
+        <w:tc>
+          <w:tcPr/>
+          <w:p>
+            <w:pPr>
+              <w:pStyle w:val="Compact"/>
+            </w:pPr>
+            <w:r>
+              <w:t xml:space="preserve">UniProt</w:t>
+            </w:r>
+          </w:p>
+        </w:tc>
+        <w:tc>
+          <w:tcPr/>
+          <w:p>
+            <w:pPr>
+              <w:pStyle w:val="Compact"/>
+            </w:pPr>
+            <w:r>
+              <w:t xml:space="preserve">DAVIS</w:t>
+            </w:r>
+          </w:p>
+        </w:tc>
+        <w:tc>
+          <w:tcPr/>
+          <w:p>
+            <w:pPr>
+              <w:pStyle w:val="Compact"/>
+            </w:pPr>
+            <w:r>
+              <w:t xml:space="preserve">MolTrans</w:t>
+            </w:r>
+          </w:p>
+        </w:tc>
+        <w:tc>
+          <w:tcPr/>
+          <w:p>
+            <w:pPr>
+              <w:pStyle w:val="Compact"/>
+            </w:pPr>
+            <w:r>
+              <w:t xml:space="preserve">random</w:t>
+            </w:r>
+          </w:p>
+        </w:tc>
+        <w:tc>
+          <w:tcPr/>
+          <w:p>
+            <w:pPr>
+              <w:pStyle w:val="Compact"/>
+            </w:pPr>
+            <w:r>
+              <w:t xml:space="preserve">349</w:t>
+            </w:r>
+          </w:p>
+        </w:tc>
+        <w:tc>
+          <w:tcPr/>
+          <w:p>
+            <w:pPr>
+              <w:pStyle w:val="Compact"/>
+            </w:pPr>
+            <w:r>
+              <w:t xml:space="preserve">0.021</w:t>
+            </w:r>
+          </w:p>
+        </w:tc>
+        <w:tc>
+          <w:tcPr/>
+          <w:p>
+            <w:pPr>
+              <w:pStyle w:val="Compact"/>
+            </w:pPr>
+            <w:r>
+              <w:t xml:space="preserve">0.020</w:t>
+            </w:r>
+          </w:p>
+        </w:tc>
+        <w:tc>
+          <w:tcPr/>
+          <w:p>
+            <w:pPr>
+              <w:pStyle w:val="Compact"/>
+            </w:pPr>
+            <w:r>
+              <w:t xml:space="preserve">1.05</w:t>
+            </w:r>
+          </w:p>
+        </w:tc>
+        <w:tc>
+          <w:tcPr/>
+          <w:p>
+            <w:pPr>
+              <w:pStyle w:val="Compact"/>
+            </w:pPr>
+            <w:r>
+              <w:t xml:space="preserve">0.79 to 1.33</w:t>
+            </w:r>
+          </w:p>
+        </w:tc>
+      </w:tr>
+      <w:tr>
+        <w:tc>
+          <w:tcPr/>
+          <w:p>
+            <w:pPr>
+              <w:pStyle w:val="Compact"/>
+            </w:pPr>
+            <w:r>
+              <w:t xml:space="preserve">UniProt</w:t>
+            </w:r>
+          </w:p>
+        </w:tc>
+        <w:tc>
+          <w:tcPr/>
+          <w:p>
+            <w:pPr>
+              <w:pStyle w:val="Compact"/>
+            </w:pPr>
+            <w:r>
+              <w:t xml:space="preserve">DAVIS</w:t>
+            </w:r>
+          </w:p>
+        </w:tc>
+        <w:tc>
+          <w:tcPr/>
+          <w:p>
+            <w:pPr>
+              <w:pStyle w:val="Compact"/>
+            </w:pPr>
+            <w:r>
+              <w:t xml:space="preserve">MolTrans</w:t>
+            </w:r>
+          </w:p>
+        </w:tc>
+        <w:tc>
+          <w:tcPr/>
+          <w:p>
+            <w:pPr>
+              <w:pStyle w:val="Compact"/>
+            </w:pPr>
+            <w:r>
+              <w:t xml:space="preserve">cold-drug</w:t>
+            </w:r>
+          </w:p>
+        </w:tc>
+        <w:tc>
+          <w:tcPr/>
+          <w:p>
+            <w:pPr>
+              <w:pStyle w:val="Compact"/>
+            </w:pPr>
+            <w:r>
+              <w:t xml:space="preserve">349</w:t>
+            </w:r>
+          </w:p>
+        </w:tc>
+        <w:tc>
+          <w:tcPr/>
+          <w:p>
+            <w:pPr>
+              <w:pStyle w:val="Compact"/>
+            </w:pPr>
+            <w:r>
+              <w:t xml:space="preserve">0.026</w:t>
+            </w:r>
+          </w:p>
+        </w:tc>
+        <w:tc>
+          <w:tcPr/>
+          <w:p>
+            <w:pPr>
+              <w:pStyle w:val="Compact"/>
+            </w:pPr>
+            <w:r>
+              <w:t xml:space="preserve">0.020</w:t>
+            </w:r>
+          </w:p>
+        </w:tc>
+        <w:tc>
+          <w:tcPr/>
+          <w:p>
+            <w:pPr>
+              <w:pStyle w:val="Compact"/>
+            </w:pPr>
+            <w:r>
+              <w:t xml:space="preserve">1.27</w:t>
+            </w:r>
+          </w:p>
+        </w:tc>
+        <w:tc>
+          <w:tcPr/>
+          <w:p>
+            <w:pPr>
+              <w:pStyle w:val="Compact"/>
+            </w:pPr>
+            <w:r>
+              <w:t xml:space="preserve">0.93 to 1.66</w:t>
+            </w:r>
+          </w:p>
+        </w:tc>
+      </w:tr>
+      <w:tr>
+        <w:tc>
+          <w:tcPr/>
+          <w:p>
+            <w:pPr>
+              <w:pStyle w:val="Compact"/>
+            </w:pPr>
+            <w:r>
+              <w:t xml:space="preserve">UniProt</w:t>
+            </w:r>
+          </w:p>
+        </w:tc>
+        <w:tc>
+          <w:tcPr/>
+          <w:p>
+            <w:pPr>
+              <w:pStyle w:val="Compact"/>
+            </w:pPr>
+            <w:r>
+              <w:t xml:space="preserve">DAVIS</w:t>
+            </w:r>
+          </w:p>
+        </w:tc>
+        <w:tc>
+          <w:tcPr/>
+          <w:p>
+            <w:pPr>
+              <w:pStyle w:val="Compact"/>
+            </w:pPr>
+            <w:r>
+              <w:t xml:space="preserve">MolTrans</w:t>
+            </w:r>
+          </w:p>
+        </w:tc>
+        <w:tc>
+          <w:tcPr/>
+          <w:p>
+            <w:pPr>
+              <w:pStyle w:val="Compact"/>
+            </w:pPr>
+            <w:r>
+              <w:t xml:space="preserve">cold-target</w:t>
+            </w:r>
+          </w:p>
+        </w:tc>
+        <w:tc>
+          <w:tcPr/>
+          <w:p>
+            <w:pPr>
+              <w:pStyle w:val="Compact"/>
+            </w:pPr>
+            <w:r>
+              <w:t xml:space="preserve">68</w:t>
+            </w:r>
+          </w:p>
+        </w:tc>
+        <w:tc>
+          <w:tcPr/>
+          <w:p>
+            <w:pPr>
+              <w:pStyle w:val="Compact"/>
+            </w:pPr>
+            <w:r>
+              <w:t xml:space="preserve">0.026</w:t>
+            </w:r>
+          </w:p>
+        </w:tc>
+        <w:tc>
+          <w:tcPr/>
+          <w:p>
+            <w:pPr>
+              <w:pStyle w:val="Compact"/>
+            </w:pPr>
+            <w:r>
+              <w:t xml:space="preserve">0.019</w:t>
+            </w:r>
+          </w:p>
+        </w:tc>
+        <w:tc>
+          <w:tcPr/>
+          <w:p>
+            <w:pPr>
+              <w:pStyle w:val="Compact"/>
+            </w:pPr>
+            <w:r>
+              <w:t xml:space="preserve">1.37</w:t>
+            </w:r>
+          </w:p>
+        </w:tc>
+        <w:tc>
+          <w:tcPr/>
+          <w:p>
+            <w:pPr>
+              <w:pStyle w:val="Compact"/>
+            </w:pPr>
+            <w:r>
+              <w:t xml:space="preserve">0.53 to 2.32</w:t>
+            </w:r>
+          </w:p>
+        </w:tc>
+      </w:tr>
+      <w:tr>
+        <w:tc>
+          <w:tcPr/>
+          <w:p>
+            <w:pPr>
+              <w:pStyle w:val="Compact"/>
+            </w:pPr>
+            <w:r>
+              <w:t xml:space="preserve">UniProt</w:t>
+            </w:r>
+          </w:p>
+        </w:tc>
+        <w:tc>
+          <w:tcPr/>
+          <w:p>
+            <w:pPr>
+              <w:pStyle w:val="Compact"/>
+            </w:pPr>
+            <w:r>
+              <w:t xml:space="preserve">DAVIS</w:t>
+            </w:r>
+          </w:p>
+        </w:tc>
+        <w:tc>
+          <w:tcPr/>
+          <w:p>
+            <w:pPr>
+              <w:pStyle w:val="Compact"/>
+            </w:pPr>
+            <w:r>
+              <w:t xml:space="preserve">MolTrans</w:t>
+            </w:r>
+          </w:p>
+        </w:tc>
+        <w:tc>
+          <w:tcPr/>
+          <w:p>
+            <w:pPr>
+              <w:pStyle w:val="Compact"/>
+            </w:pPr>
+            <w:r>
+              <w:t xml:space="preserve">cold-pair</w:t>
+            </w:r>
+          </w:p>
+        </w:tc>
+        <w:tc>
+          <w:tcPr/>
+          <w:p>
+            <w:pPr>
+              <w:pStyle w:val="Compact"/>
+            </w:pPr>
+            <w:r>
+              <w:t xml:space="preserve">72</w:t>
+            </w:r>
+          </w:p>
+        </w:tc>
+        <w:tc>
+          <w:tcPr/>
+          <w:p>
+            <w:pPr>
+              <w:pStyle w:val="Compact"/>
+            </w:pPr>
+            <w:r>
+              <w:t xml:space="preserve">0.020</w:t>
+            </w:r>
+          </w:p>
+        </w:tc>
+        <w:tc>
+          <w:tcPr/>
+          <w:p>
+            <w:pPr>
+              <w:pStyle w:val="Compact"/>
+            </w:pPr>
+            <w:r>
+              <w:t xml:space="preserve">0.019</w:t>
+            </w:r>
+          </w:p>
+        </w:tc>
+        <w:tc>
+          <w:tcPr/>
+          <w:p>
+            <w:pPr>
+              <w:pStyle w:val="Compact"/>
+            </w:pPr>
+            <w:r>
+              <w:t xml:space="preserve">1.05</w:t>
+            </w:r>
+          </w:p>
+        </w:tc>
+        <w:tc>
+          <w:tcPr/>
+          <w:p>
+            <w:pPr>
+              <w:pStyle w:val="Compact"/>
+            </w:pPr>
+            <w:r>
+              <w:t xml:space="preserve">0.22 to 1.95</w:t>
+            </w:r>
+          </w:p>
+        </w:tc>
+      </w:tr>
+      <w:tr>
+        <w:tc>
+          <w:tcPr/>
+          <w:p>
+            <w:pPr>
+              <w:pStyle w:val="Compact"/>
+            </w:pPr>
+            <w:r>
+              <w:t xml:space="preserve">UniProt</w:t>
+            </w:r>
+          </w:p>
+        </w:tc>
+        <w:tc>
+          <w:tcPr/>
+          <w:p>
+            <w:pPr>
+              <w:pStyle w:val="Compact"/>
+            </w:pPr>
+            <w:r>
+              <w:t xml:space="preserve">DAVIS</w:t>
+            </w:r>
+          </w:p>
+        </w:tc>
+        <w:tc>
+          <w:tcPr/>
+          <w:p>
+            <w:pPr>
+              <w:pStyle w:val="Compact"/>
+            </w:pPr>
+            <w:r>
+              <w:t xml:space="preserve">HyperAttentionDTI</w:t>
+            </w:r>
+          </w:p>
+        </w:tc>
+        <w:tc>
+          <w:tcPr/>
+          <w:p>
+            <w:pPr>
+              <w:pStyle w:val="Compact"/>
+            </w:pPr>
+            <w:r>
+              <w:t xml:space="preserve">random</w:t>
+            </w:r>
+          </w:p>
+        </w:tc>
+        <w:tc>
+          <w:tcPr/>
+          <w:p>
+            <w:pPr>
+              <w:pStyle w:val="Compact"/>
+            </w:pPr>
+            <w:r>
+              <w:t xml:space="preserve">349</w:t>
+            </w:r>
+          </w:p>
+        </w:tc>
+        <w:tc>
+          <w:tcPr/>
+          <w:p>
+            <w:pPr>
+              <w:pStyle w:val="Compact"/>
+            </w:pPr>
+            <w:r>
+              <w:t xml:space="preserve">0.034</w:t>
+            </w:r>
+          </w:p>
+        </w:tc>
+        <w:tc>
+          <w:tcPr/>
+          <w:p>
+            <w:pPr>
+              <w:pStyle w:val="Compact"/>
+            </w:pPr>
+            <w:r>
+              <w:t xml:space="preserve">0.020</w:t>
+            </w:r>
+          </w:p>
+        </w:tc>
+        <w:tc>
+          <w:tcPr/>
+          <w:p>
+            <w:pPr>
+              <w:pStyle w:val="Compact"/>
+            </w:pPr>
+            <w:r>
+              <w:t xml:space="preserve">1.66</w:t>
+            </w:r>
+          </w:p>
+        </w:tc>
+        <w:tc>
+          <w:tcPr/>
+          <w:p>
+            <w:pPr>
+              <w:pStyle w:val="Compact"/>
+            </w:pPr>
+            <w:r>
+              <w:t xml:space="preserve">1.33 to 2.00</w:t>
+            </w:r>
+          </w:p>
+        </w:tc>
+      </w:tr>
+      <w:tr>
+        <w:tc>
+          <w:tcPr/>
+          <w:p>
+            <w:pPr>
+              <w:pStyle w:val="Compact"/>
+            </w:pPr>
+            <w:r>
+              <w:t xml:space="preserve">UniProt</w:t>
+            </w:r>
+          </w:p>
+        </w:tc>
+        <w:tc>
+          <w:tcPr/>
+          <w:p>
+            <w:pPr>
+              <w:pStyle w:val="Compact"/>
+            </w:pPr>
+            <w:r>
+              <w:t xml:space="preserve">DAVIS</w:t>
+            </w:r>
+          </w:p>
+        </w:tc>
+        <w:tc>
+          <w:tcPr/>
+          <w:p>
+            <w:pPr>
+              <w:pStyle w:val="Compact"/>
+            </w:pPr>
+            <w:r>
+              <w:t xml:space="preserve">HyperAttentionDTI</w:t>
+            </w:r>
+          </w:p>
+        </w:tc>
+        <w:tc>
+          <w:tcPr/>
+          <w:p>
+            <w:pPr>
+              <w:pStyle w:val="Compact"/>
+            </w:pPr>
+            <w:r>
+              <w:t xml:space="preserve">cold-drug</w:t>
+            </w:r>
+          </w:p>
+        </w:tc>
+        <w:tc>
+          <w:tcPr/>
+          <w:p>
+            <w:pPr>
+              <w:pStyle w:val="Compact"/>
+            </w:pPr>
+            <w:r>
+              <w:t xml:space="preserve">349</w:t>
+            </w:r>
+          </w:p>
+        </w:tc>
+        <w:tc>
+          <w:tcPr/>
+          <w:p>
+            <w:pPr>
+              <w:pStyle w:val="Compact"/>
+            </w:pPr>
+            <w:r>
+              <w:t xml:space="preserve">0.040</w:t>
+            </w:r>
+          </w:p>
+        </w:tc>
+        <w:tc>
+          <w:tcPr/>
+          <w:p>
+            <w:pPr>
+              <w:pStyle w:val="Compact"/>
+            </w:pPr>
+            <w:r>
+              <w:t xml:space="preserve">0.020</w:t>
+            </w:r>
+          </w:p>
+        </w:tc>
+        <w:tc>
+          <w:tcPr/>
+          <w:p>
+            <w:pPr>
+              <w:pStyle w:val="Compact"/>
+            </w:pPr>
+            <w:r>
+              <w:t xml:space="preserve">1.98</w:t>
+            </w:r>
+          </w:p>
+        </w:tc>
+        <w:tc>
+          <w:tcPr/>
+          <w:p>
+            <w:pPr>
+              <w:pStyle w:val="Compact"/>
+            </w:pPr>
+            <w:r>
+              <w:t xml:space="preserve">0.94 to 3.65</w:t>
+            </w:r>
+          </w:p>
+        </w:tc>
+      </w:tr>
+      <w:tr>
+        <w:tc>
+          <w:tcPr/>
+          <w:p>
+            <w:pPr>
+              <w:pStyle w:val="Compact"/>
+            </w:pPr>
+            <w:r>
+              <w:t xml:space="preserve">UniProt</w:t>
+            </w:r>
+          </w:p>
+        </w:tc>
+        <w:tc>
+          <w:tcPr/>
+          <w:p>
+            <w:pPr>
+              <w:pStyle w:val="Compact"/>
+            </w:pPr>
+            <w:r>
+              <w:t xml:space="preserve">DAVIS</w:t>
+            </w:r>
+          </w:p>
+        </w:tc>
+        <w:tc>
+          <w:tcPr/>
+          <w:p>
+            <w:pPr>
+              <w:pStyle w:val="Compact"/>
+            </w:pPr>
+            <w:r>
+              <w:t xml:space="preserve">HyperAttentionDTI</w:t>
+            </w:r>
+          </w:p>
+        </w:tc>
+        <w:tc>
+          <w:tcPr/>
+          <w:p>
+            <w:pPr>
+              <w:pStyle w:val="Compact"/>
+            </w:pPr>
+            <w:r>
+              <w:t xml:space="preserve">cold-target</w:t>
+            </w:r>
+          </w:p>
+        </w:tc>
+        <w:tc>
+          <w:tcPr/>
+          <w:p>
+            <w:pPr>
+              <w:pStyle w:val="Compact"/>
+            </w:pPr>
+            <w:r>
+              <w:t xml:space="preserve">68</w:t>
+            </w:r>
+          </w:p>
+        </w:tc>
+        <w:tc>
+          <w:tcPr/>
+          <w:p>
+            <w:pPr>
+              <w:pStyle w:val="Compact"/>
+            </w:pPr>
+            <w:r>
+              <w:t xml:space="preserve">0.025</w:t>
+            </w:r>
+          </w:p>
+        </w:tc>
+        <w:tc>
+          <w:tcPr/>
+          <w:p>
+            <w:pPr>
+              <w:pStyle w:val="Compact"/>
+            </w:pPr>
+            <w:r>
+              <w:t xml:space="preserve">0.019</w:t>
+            </w:r>
+          </w:p>
+        </w:tc>
+        <w:tc>
+          <w:tcPr/>
+          <w:p>
+            <w:pPr>
+              <w:pStyle w:val="Compact"/>
+            </w:pPr>
+            <w:r>
+              <w:t xml:space="preserve">1.27</w:t>
+            </w:r>
+          </w:p>
+        </w:tc>
+        <w:tc>
+          <w:tcPr/>
+          <w:p>
+            <w:pPr>
+              <w:pStyle w:val="Compact"/>
+            </w:pPr>
+            <w:r>
+              <w:t xml:space="preserve">0.73 to 1.88</w:t>
+            </w:r>
+          </w:p>
+        </w:tc>
+      </w:tr>
+      <w:tr>
+        <w:tc>
+          <w:tcPr/>
+          <w:p>
+            <w:pPr>
+              <w:pStyle w:val="Compact"/>
+            </w:pPr>
+            <w:r>
+              <w:t xml:space="preserve">UniProt</w:t>
+            </w:r>
+          </w:p>
+        </w:tc>
+        <w:tc>
+          <w:tcPr/>
+          <w:p>
+            <w:pPr>
+              <w:pStyle w:val="Compact"/>
+            </w:pPr>
+            <w:r>
+              <w:t xml:space="preserve">DAVIS</w:t>
+            </w:r>
+          </w:p>
+        </w:tc>
+        <w:tc>
+          <w:tcPr/>
+          <w:p>
+            <w:pPr>
+              <w:pStyle w:val="Compact"/>
+            </w:pPr>
+            <w:r>
+              <w:t xml:space="preserve">HyperAttentionDTI</w:t>
+            </w:r>
+          </w:p>
+        </w:tc>
+        <w:tc>
+          <w:tcPr/>
+          <w:p>
+            <w:pPr>
+              <w:pStyle w:val="Compact"/>
+            </w:pPr>
+            <w:r>
+              <w:t xml:space="preserve">cold-pair</w:t>
+            </w:r>
+          </w:p>
+        </w:tc>
+        <w:tc>
+          <w:tcPr/>
+          <w:p>
+            <w:pPr>
+              <w:pStyle w:val="Compact"/>
+            </w:pPr>
+            <w:r>
+              <w:t xml:space="preserve">72</w:t>
+            </w:r>
+          </w:p>
+        </w:tc>
+        <w:tc>
+          <w:tcPr/>
+          <w:p>
+            <w:pPr>
+              <w:pStyle w:val="Compact"/>
+            </w:pPr>
+            <w:r>
+              <w:t xml:space="preserve">0.022</w:t>
+            </w:r>
+          </w:p>
+        </w:tc>
+        <w:tc>
+          <w:tcPr/>
+          <w:p>
+            <w:pPr>
+              <w:pStyle w:val="Compact"/>
+            </w:pPr>
+            <w:r>
+              <w:t xml:space="preserve">0.019</w:t>
+            </w:r>
+          </w:p>
+        </w:tc>
+        <w:tc>
+          <w:tcPr/>
+          <w:p>
+            <w:pPr>
+              <w:pStyle w:val="Compact"/>
+            </w:pPr>
+            <w:r>
+              <w:t xml:space="preserve">1.17</w:t>
+            </w:r>
+          </w:p>
+        </w:tc>
+        <w:tc>
+          <w:tcPr/>
+          <w:p>
+            <w:pPr>
+              <w:pStyle w:val="Compact"/>
+            </w:pPr>
+            <w:r>
+              <w:t xml:space="preserve">0.58 to 1.82</w:t>
+            </w:r>
+          </w:p>
+        </w:tc>
+      </w:tr>
+      <w:tr>
+        <w:tc>
+          <w:tcPr/>
+          <w:p>
+            <w:pPr>
+              <w:pStyle w:val="Compact"/>
+            </w:pPr>
+            <w:r>
+              <w:t xml:space="preserve">UniProt</w:t>
+            </w:r>
+          </w:p>
+        </w:tc>
+        <w:tc>
+          <w:tcPr/>
+          <w:p>
+            <w:pPr>
+              <w:pStyle w:val="Compact"/>
+            </w:pPr>
+            <w:r>
+              <w:t xml:space="preserve">DAVIS</w:t>
+            </w:r>
+          </w:p>
+        </w:tc>
+        <w:tc>
+          <w:tcPr/>
+          <w:p>
+            <w:pPr>
+              <w:pStyle w:val="Compact"/>
+            </w:pPr>
+            <w:r>
+              <w:t xml:space="preserve">DrugBAN</w:t>
+            </w:r>
+          </w:p>
+        </w:tc>
+        <w:tc>
+          <w:tcPr/>
+          <w:p>
+            <w:pPr>
+              <w:pStyle w:val="Compact"/>
+            </w:pPr>
+            <w:r>
+              <w:t xml:space="preserve">random</w:t>
+            </w:r>
+          </w:p>
+        </w:tc>
+        <w:tc>
+          <w:tcPr/>
+          <w:p>
+            <w:pPr>
+              <w:pStyle w:val="Compact"/>
+            </w:pPr>
+            <w:r>
+              <w:t xml:space="preserve">349</w:t>
+            </w:r>
+          </w:p>
+        </w:tc>
+        <w:tc>
+          <w:tcPr/>
+          <w:p>
+            <w:pPr>
+              <w:pStyle w:val="Compact"/>
+            </w:pPr>
+            <w:r>
+              <w:t xml:space="preserve">0.018</w:t>
+            </w:r>
+          </w:p>
+        </w:tc>
+        <w:tc>
+          <w:tcPr/>
+          <w:p>
+            <w:pPr>
+              <w:pStyle w:val="Compact"/>
+            </w:pPr>
+            <w:r>
+              <w:t xml:space="preserve">0.020</w:t>
+            </w:r>
+          </w:p>
+        </w:tc>
+        <w:tc>
+          <w:tcPr/>
+          <w:p>
+            <w:pPr>
+              <w:pStyle w:val="Compact"/>
+            </w:pPr>
+            <w:r>
+              <w:t xml:space="preserve">0.87</w:t>
+            </w:r>
+          </w:p>
+        </w:tc>
+        <w:tc>
+          <w:tcPr/>
+          <w:p>
+            <w:pPr>
+              <w:pStyle w:val="Compact"/>
+            </w:pPr>
+            <w:r>
+              <w:t xml:space="preserve">0.67 to 1.07</w:t>
+            </w:r>
+          </w:p>
+        </w:tc>
+      </w:tr>
+      <w:tr>
+        <w:tc>
+          <w:tcPr/>
+          <w:p>
+            <w:pPr>
+              <w:pStyle w:val="Compact"/>
+            </w:pPr>
+            <w:r>
+              <w:t xml:space="preserve">UniProt</w:t>
+            </w:r>
+          </w:p>
+        </w:tc>
+        <w:tc>
+          <w:tcPr/>
+          <w:p>
+            <w:pPr>
+              <w:pStyle w:val="Compact"/>
+            </w:pPr>
+            <w:r>
+              <w:t xml:space="preserve">DAVIS</w:t>
+            </w:r>
+          </w:p>
+        </w:tc>
+        <w:tc>
+          <w:tcPr/>
+          <w:p>
+            <w:pPr>
+              <w:pStyle w:val="Compact"/>
+            </w:pPr>
+            <w:r>
+              <w:t xml:space="preserve">DrugBAN</w:t>
+            </w:r>
+          </w:p>
+        </w:tc>
+        <w:tc>
+          <w:tcPr/>
+          <w:p>
+            <w:pPr>
+              <w:pStyle w:val="Compact"/>
+            </w:pPr>
+            <w:r>
+              <w:t xml:space="preserve">cold-drug</w:t>
+            </w:r>
+          </w:p>
+        </w:tc>
+        <w:tc>
+          <w:tcPr/>
+          <w:p>
+            <w:pPr>
+              <w:pStyle w:val="Compact"/>
+            </w:pPr>
+            <w:r>
+              <w:t xml:space="preserve">349</w:t>
+            </w:r>
+          </w:p>
+        </w:tc>
+        <w:tc>
+          <w:tcPr/>
+          <w:p>
+            <w:pPr>
+              <w:pStyle w:val="Compact"/>
+            </w:pPr>
+            <w:r>
+              <w:t xml:space="preserve">0.021</w:t>
+            </w:r>
+          </w:p>
+        </w:tc>
+        <w:tc>
+          <w:tcPr/>
+          <w:p>
+            <w:pPr>
+              <w:pStyle w:val="Compact"/>
+            </w:pPr>
+            <w:r>
+              <w:t xml:space="preserve">0.020</w:t>
+            </w:r>
+          </w:p>
+        </w:tc>
+        <w:tc>
+          <w:tcPr/>
+          <w:p>
+            <w:pPr>
+              <w:pStyle w:val="Compact"/>
+            </w:pPr>
+            <w:r>
+              <w:t xml:space="preserve">1.03</w:t>
+            </w:r>
+          </w:p>
+        </w:tc>
+        <w:tc>
+          <w:tcPr/>
+          <w:p>
+            <w:pPr>
+              <w:pStyle w:val="Compact"/>
+            </w:pPr>
+            <w:r>
+              <w:t xml:space="preserve">0.86 to 1.20</w:t>
+            </w:r>
+          </w:p>
+        </w:tc>
+      </w:tr>
+      <w:tr>
+        <w:tc>
+          <w:tcPr/>
+          <w:p>
+            <w:pPr>
+              <w:pStyle w:val="Compact"/>
+            </w:pPr>
+            <w:r>
+              <w:t xml:space="preserve">UniProt</w:t>
+            </w:r>
+          </w:p>
+        </w:tc>
+        <w:tc>
+          <w:tcPr/>
+          <w:p>
+            <w:pPr>
+              <w:pStyle w:val="Compact"/>
+            </w:pPr>
+            <w:r>
+              <w:t xml:space="preserve">DAVIS</w:t>
+            </w:r>
+          </w:p>
+        </w:tc>
+        <w:tc>
+          <w:tcPr/>
+          <w:p>
+            <w:pPr>
+              <w:pStyle w:val="Compact"/>
+            </w:pPr>
+            <w:r>
+              <w:t xml:space="preserve">DrugBAN</w:t>
+            </w:r>
+          </w:p>
+        </w:tc>
+        <w:tc>
+          <w:tcPr/>
+          <w:p>
+            <w:pPr>
+              <w:pStyle w:val="Compact"/>
+            </w:pPr>
+            <w:r>
+              <w:t xml:space="preserve">cold-target</w:t>
+            </w:r>
+          </w:p>
+        </w:tc>
+        <w:tc>
+          <w:tcPr/>
+          <w:p>
+            <w:pPr>
+              <w:pStyle w:val="Compact"/>
+            </w:pPr>
+            <w:r>
+              <w:t xml:space="preserve">68</w:t>
+            </w:r>
+          </w:p>
+        </w:tc>
+        <w:tc>
+          <w:tcPr/>
+          <w:p>
+            <w:pPr>
+              <w:pStyle w:val="Compact"/>
+            </w:pPr>
+            <w:r>
+              <w:t xml:space="preserve">0.023</w:t>
+            </w:r>
+          </w:p>
+        </w:tc>
+        <w:tc>
+          <w:tcPr/>
+          <w:p>
+            <w:pPr>
+              <w:pStyle w:val="Compact"/>
+            </w:pPr>
+            <w:r>
+              <w:t xml:space="preserve">0.019</w:t>
+            </w:r>
+          </w:p>
+        </w:tc>
+        <w:tc>
+          <w:tcPr/>
+          <w:p>
+            <w:pPr>
+              <w:pStyle w:val="Compact"/>
+            </w:pPr>
+            <w:r>
+              <w:t xml:space="preserve">1.16</w:t>
+            </w:r>
+          </w:p>
+        </w:tc>
+        <w:tc>
+          <w:tcPr/>
+          <w:p>
+            <w:pPr>
+              <w:pStyle w:val="Compact"/>
+            </w:pPr>
+            <w:r>
+              <w:t xml:space="preserve">0.68 to 1.69</w:t>
+            </w:r>
+          </w:p>
+        </w:tc>
+      </w:tr>
+      <w:tr>
+        <w:tc>
+          <w:tcPr/>
+          <w:p>
+            <w:pPr>
+              <w:pStyle w:val="Compact"/>
+            </w:pPr>
+            <w:r>
+              <w:t xml:space="preserve">UniProt</w:t>
+            </w:r>
+          </w:p>
+        </w:tc>
+        <w:tc>
+          <w:tcPr/>
+          <w:p>
+            <w:pPr>
+              <w:pStyle w:val="Compact"/>
+            </w:pPr>
+            <w:r>
+              <w:t xml:space="preserve">DAVIS</w:t>
+            </w:r>
+          </w:p>
+        </w:tc>
+        <w:tc>
+          <w:tcPr/>
+          <w:p>
+            <w:pPr>
+              <w:pStyle w:val="Compact"/>
+            </w:pPr>
+            <w:r>
+              <w:t xml:space="preserve">DrugBAN</w:t>
+            </w:r>
+          </w:p>
+        </w:tc>
+        <w:tc>
+          <w:tcPr/>
+          <w:p>
+            <w:pPr>
+              <w:pStyle w:val="Compact"/>
+            </w:pPr>
+            <w:r>
+              <w:t xml:space="preserve">cold-pair</w:t>
+            </w:r>
+          </w:p>
+        </w:tc>
+        <w:tc>
+          <w:tcPr/>
+          <w:p>
+            <w:pPr>
+              <w:pStyle w:val="Compact"/>
+            </w:pPr>
+            <w:r>
+              <w:t xml:space="preserve">72</w:t>
+            </w:r>
+          </w:p>
+        </w:tc>
+        <w:tc>
+          <w:tcPr/>
+          <w:p>
+            <w:pPr>
+              <w:pStyle w:val="Compact"/>
+            </w:pPr>
+            <w:r>
+              <w:t xml:space="preserve">0.027</w:t>
+            </w:r>
+          </w:p>
+        </w:tc>
+        <w:tc>
+          <w:tcPr/>
+          <w:p>
+            <w:pPr>
+              <w:pStyle w:val="Compact"/>
+            </w:pPr>
+            <w:r>
+              <w:t xml:space="preserve">0.019</w:t>
+            </w:r>
+          </w:p>
+        </w:tc>
+        <w:tc>
+          <w:tcPr/>
+          <w:p>
+            <w:pPr>
+              <w:pStyle w:val="Compact"/>
+            </w:pPr>
+            <w:r>
+              <w:t xml:space="preserve">1.44</w:t>
+            </w:r>
+          </w:p>
+        </w:tc>
+        <w:tc>
+          <w:tcPr/>
+          <w:p>
+            <w:pPr>
+              <w:pStyle w:val="Compact"/>
+            </w:pPr>
+            <w:r>
+              <w:t xml:space="preserve">0.90 to 2.08</w:t>
+            </w:r>
+          </w:p>
+        </w:tc>
+      </w:tr>
+      <w:tr>
+        <w:tc>
+          <w:tcPr/>
+          <w:p>
+            <w:pPr>
+              <w:pStyle w:val="Compact"/>
+            </w:pPr>
+            <w:r>
+              <w:t xml:space="preserve">UniProt</w:t>
+            </w:r>
+          </w:p>
+        </w:tc>
+        <w:tc>
+          <w:tcPr/>
+          <w:p>
+            <w:pPr>
+              <w:pStyle w:val="Compact"/>
+            </w:pPr>
+            <w:r>
+              <w:t xml:space="preserve">DAVIS</w:t>
+            </w:r>
+          </w:p>
+        </w:tc>
+        <w:tc>
+          <w:tcPr/>
+          <w:p>
+            <w:pPr>
+              <w:pStyle w:val="Compact"/>
+            </w:pPr>
+            <w:r>
+              <w:t xml:space="preserve">XAttn-Ref</w:t>
+            </w:r>
+          </w:p>
+        </w:tc>
+        <w:tc>
+          <w:tcPr/>
+          <w:p>
+            <w:pPr>
+              <w:pStyle w:val="Compact"/>
+            </w:pPr>
+            <w:r>
+              <w:t xml:space="preserve">random</w:t>
+            </w:r>
+          </w:p>
+        </w:tc>
+        <w:tc>
+          <w:tcPr/>
+          <w:p>
+            <w:pPr>
+              <w:pStyle w:val="Compact"/>
+            </w:pPr>
+            <w:r>
+              <w:t xml:space="preserve">349</w:t>
+            </w:r>
+          </w:p>
+        </w:tc>
+        <w:tc>
+          <w:tcPr/>
+          <w:p>
+            <w:pPr>
+              <w:pStyle w:val="Compact"/>
+            </w:pPr>
+            <w:r>
+              <w:t xml:space="preserve">0.015</w:t>
+            </w:r>
+          </w:p>
+        </w:tc>
+        <w:tc>
+          <w:tcPr/>
+          <w:p>
+            <w:pPr>
+              <w:pStyle w:val="Compact"/>
+            </w:pPr>
+            <w:r>
+              <w:t xml:space="preserve">0.020</w:t>
+            </w:r>
+          </w:p>
+        </w:tc>
+        <w:tc>
+          <w:tcPr/>
+          <w:p>
+            <w:pPr>
+              <w:pStyle w:val="Compact"/>
+            </w:pPr>
+            <w:r>
+              <w:t xml:space="preserve">0.74</w:t>
+            </w:r>
+          </w:p>
+        </w:tc>
+        <w:tc>
+          <w:tcPr/>
+          <w:p>
+            <w:pPr>
+              <w:pStyle w:val="Compact"/>
+            </w:pPr>
+            <w:r>
+              <w:t xml:space="preserve">0.43 to 1.11</w:t>
+            </w:r>
+          </w:p>
+        </w:tc>
+      </w:tr>
+      <w:tr>
+        <w:tc>
+          <w:tcPr/>
+          <w:p>
+            <w:pPr>
+              <w:pStyle w:val="Compact"/>
+            </w:pPr>
+            <w:r>
+              <w:t xml:space="preserve">UniProt</w:t>
+            </w:r>
+          </w:p>
+        </w:tc>
+        <w:tc>
+          <w:tcPr/>
+          <w:p>
+            <w:pPr>
+              <w:pStyle w:val="Compact"/>
+            </w:pPr>
+            <w:r>
+              <w:t xml:space="preserve">DAVIS</w:t>
+            </w:r>
+          </w:p>
+        </w:tc>
+        <w:tc>
+          <w:tcPr/>
+          <w:p>
+            <w:pPr>
+              <w:pStyle w:val="Compact"/>
+            </w:pPr>
+            <w:r>
+              <w:t xml:space="preserve">XAttn-Ref</w:t>
+            </w:r>
+          </w:p>
+        </w:tc>
+        <w:tc>
+          <w:tcPr/>
+          <w:p>
+            <w:pPr>
+              <w:pStyle w:val="Compact"/>
+            </w:pPr>
+            <w:r>
+              <w:t xml:space="preserve">cold-drug</w:t>
+            </w:r>
+          </w:p>
+        </w:tc>
+        <w:tc>
+          <w:tcPr/>
+          <w:p>
+            <w:pPr>
+              <w:pStyle w:val="Compact"/>
+            </w:pPr>
+            <w:r>
+              <w:t xml:space="preserve">349</w:t>
+            </w:r>
+          </w:p>
+        </w:tc>
+        <w:tc>
+          <w:tcPr/>
+          <w:p>
+            <w:pPr>
+              <w:pStyle w:val="Compact"/>
+            </w:pPr>
+            <w:r>
+              <w:t xml:space="preserve">0.022</w:t>
+            </w:r>
+          </w:p>
+        </w:tc>
+        <w:tc>
+          <w:tcPr/>
+          <w:p>
+            <w:pPr>
+              <w:pStyle w:val="Compact"/>
+            </w:pPr>
+            <w:r>
+              <w:t xml:space="preserve">0.020</w:t>
+            </w:r>
+          </w:p>
+        </w:tc>
+        <w:tc>
+          <w:tcPr/>
+          <w:p>
+            <w:pPr>
+              <w:pStyle w:val="Compact"/>
+            </w:pPr>
+            <w:r>
+              <w:t xml:space="preserve">1.06</w:t>
+            </w:r>
+          </w:p>
+        </w:tc>
+        <w:tc>
+          <w:tcPr/>
+          <w:p>
+            <w:pPr>
+              <w:pStyle w:val="Compact"/>
+            </w:pPr>
+            <w:r>
+              <w:t xml:space="preserve">0.62 to 1.45</w:t>
+            </w:r>
+          </w:p>
+        </w:tc>
+      </w:tr>
+      <w:tr>
+        <w:tc>
+          <w:tcPr/>
+          <w:p>
+            <w:pPr>
+              <w:pStyle w:val="Compact"/>
+            </w:pPr>
+            <w:r>
+              <w:t xml:space="preserve">UniProt</w:t>
+            </w:r>
+          </w:p>
+        </w:tc>
+        <w:tc>
+          <w:tcPr/>
+          <w:p>
+            <w:pPr>
+              <w:pStyle w:val="Compact"/>
+            </w:pPr>
+            <w:r>
+              <w:t xml:space="preserve">DAVIS</w:t>
+            </w:r>
+          </w:p>
+        </w:tc>
+        <w:tc>
+          <w:tcPr/>
+          <w:p>
+            <w:pPr>
+              <w:pStyle w:val="Compact"/>
+            </w:pPr>
+            <w:r>
+              <w:t xml:space="preserve">XAttn-Ref</w:t>
+            </w:r>
+          </w:p>
+        </w:tc>
+        <w:tc>
+          <w:tcPr/>
+          <w:p>
+            <w:pPr>
+              <w:pStyle w:val="Compact"/>
+            </w:pPr>
+            <w:r>
+              <w:t xml:space="preserve">cold-target</w:t>
+            </w:r>
+          </w:p>
+        </w:tc>
+        <w:tc>
+          <w:tcPr/>
+          <w:p>
+            <w:pPr>
+              <w:pStyle w:val="Compact"/>
+            </w:pPr>
+            <w:r>
+              <w:t xml:space="preserve">68</w:t>
+            </w:r>
+          </w:p>
+        </w:tc>
+        <w:tc>
+          <w:tcPr/>
+          <w:p>
+            <w:pPr>
+              <w:pStyle w:val="Compact"/>
+            </w:pPr>
+            <w:r>
+              <w:t xml:space="preserve">0.017</w:t>
+            </w:r>
+          </w:p>
+        </w:tc>
+        <w:tc>
+          <w:tcPr/>
+          <w:p>
+            <w:pPr>
+              <w:pStyle w:val="Compact"/>
+            </w:pPr>
+            <w:r>
+              <w:t xml:space="preserve">0.019</w:t>
+            </w:r>
+          </w:p>
+        </w:tc>
+        <w:tc>
+          <w:tcPr/>
+          <w:p>
+            <w:pPr>
+              <w:pStyle w:val="Compact"/>
+            </w:pPr>
+            <w:r>
+              <w:t xml:space="preserve">0.89</w:t>
+            </w:r>
+          </w:p>
+        </w:tc>
+        <w:tc>
+          <w:tcPr/>
+          <w:p>
+            <w:pPr>
+              <w:pStyle w:val="Compact"/>
+            </w:pPr>
+            <w:r>
+              <w:t xml:space="preserve">0.54 to 1.25</w:t>
+            </w:r>
+          </w:p>
+        </w:tc>
+      </w:tr>
+      <w:tr>
+        <w:tc>
+          <w:tcPr/>
+          <w:p>
+            <w:pPr>
+              <w:pStyle w:val="Compact"/>
+            </w:pPr>
+            <w:r>
+              <w:t xml:space="preserve">UniProt</w:t>
+            </w:r>
+          </w:p>
+        </w:tc>
+        <w:tc>
+          <w:tcPr/>
+          <w:p>
+            <w:pPr>
+              <w:pStyle w:val="Compact"/>
+            </w:pPr>
+            <w:r>
+              <w:t xml:space="preserve">DAVIS</w:t>
+            </w:r>
+          </w:p>
+        </w:tc>
+        <w:tc>
+          <w:tcPr/>
+          <w:p>
+            <w:pPr>
+              <w:pStyle w:val="Compact"/>
+            </w:pPr>
+            <w:r>
+              <w:t xml:space="preserve">XAttn-Ref</w:t>
+            </w:r>
+          </w:p>
+        </w:tc>
+        <w:tc>
+          <w:tcPr/>
+          <w:p>
+            <w:pPr>
+              <w:pStyle w:val="Compact"/>
+            </w:pPr>
+            <w:r>
+              <w:t xml:space="preserve">cold-pair</w:t>
+            </w:r>
+          </w:p>
+        </w:tc>
+        <w:tc>
+          <w:tcPr/>
+          <w:p>
+            <w:pPr>
+              <w:pStyle w:val="Compact"/>
+            </w:pPr>
+            <w:r>
+              <w:t xml:space="preserve">72</w:t>
+            </w:r>
+          </w:p>
+        </w:tc>
+        <w:tc>
+          <w:tcPr/>
+          <w:p>
+            <w:pPr>
+              <w:pStyle w:val="Compact"/>
+            </w:pPr>
+            <w:r>
+              <w:t xml:space="preserve">0.013</w:t>
+            </w:r>
+          </w:p>
+        </w:tc>
+        <w:tc>
+          <w:tcPr/>
+          <w:p>
+            <w:pPr>
+              <w:pStyle w:val="Compact"/>
+            </w:pPr>
+            <w:r>
+              <w:t xml:space="preserve">0.019</w:t>
+            </w:r>
+          </w:p>
+        </w:tc>
+        <w:tc>
+          <w:tcPr/>
+          <w:p>
+            <w:pPr>
+              <w:pStyle w:val="Compact"/>
+            </w:pPr>
+            <w:r>
+              <w:t xml:space="preserve">0.68</w:t>
+            </w:r>
+          </w:p>
+        </w:tc>
+        <w:tc>
+          <w:tcPr/>
+          <w:p>
+            <w:pPr>
+              <w:pStyle w:val="Compact"/>
+            </w:pPr>
+            <w:r>
+              <w:t xml:space="preserve">0.27 to 1.15</w:t>
+            </w:r>
+          </w:p>
+        </w:tc>
+      </w:tr>
+      <w:tr>
+        <w:tc>
+          <w:tcPr/>
+          <w:p>
+            <w:pPr>
+              <w:pStyle w:val="Compact"/>
+            </w:pPr>
+            <w:r>
+              <w:t xml:space="preserve">UniProt</w:t>
+            </w:r>
+          </w:p>
+        </w:tc>
+        <w:tc>
+          <w:tcPr/>
+          <w:p>
+            <w:pPr>
+              <w:pStyle w:val="Compact"/>
+            </w:pPr>
+            <w:r>
+              <w:t xml:space="preserve">KIBA</w:t>
+            </w:r>
+          </w:p>
+        </w:tc>
+        <w:tc>
+          <w:tcPr/>
+          <w:p>
+            <w:pPr>
+              <w:pStyle w:val="Compact"/>
+            </w:pPr>
+            <w:r>
+              <w:t xml:space="preserve">MolTrans</w:t>
+            </w:r>
+          </w:p>
+        </w:tc>
+        <w:tc>
+          <w:tcPr/>
+          <w:p>
+            <w:pPr>
+              <w:pStyle w:val="Compact"/>
+            </w:pPr>
+            <w:r>
+              <w:t xml:space="preserve">random</w:t>
+            </w:r>
+          </w:p>
+        </w:tc>
+        <w:tc>
+          <w:tcPr/>
+          <w:p>
+            <w:pPr>
+              <w:pStyle w:val="Compact"/>
+            </w:pPr>
+            <w:r>
+              <w:t xml:space="preserve">211</w:t>
+            </w:r>
+          </w:p>
+        </w:tc>
+        <w:tc>
+          <w:tcPr/>
+          <w:p>
+            <w:pPr>
+              <w:pStyle w:val="Compact"/>
+            </w:pPr>
+            <w:r>
+              <w:t xml:space="preserve">0.032</w:t>
+            </w:r>
+          </w:p>
+        </w:tc>
+        <w:tc>
+          <w:tcPr/>
+          <w:p>
+            <w:pPr>
+              <w:pStyle w:val="Compact"/>
+            </w:pPr>
+            <w:r>
+              <w:t xml:space="preserve">0.023</w:t>
+            </w:r>
+          </w:p>
+        </w:tc>
+        <w:tc>
+          <w:tcPr/>
+          <w:p>
+            <w:pPr>
+              <w:pStyle w:val="Compact"/>
+            </w:pPr>
+            <w:r>
+              <w:t xml:space="preserve">1.39</w:t>
+            </w:r>
+          </w:p>
+        </w:tc>
+        <w:tc>
+          <w:tcPr/>
+          <w:p>
+            <w:pPr>
+              <w:pStyle w:val="Compact"/>
+            </w:pPr>
+            <w:r>
+              <w:t xml:space="preserve">0.72 to 2.28</w:t>
+            </w:r>
+          </w:p>
+        </w:tc>
+      </w:tr>
+      <w:tr>
+        <w:tc>
+          <w:tcPr/>
+          <w:p>
+            <w:pPr>
+              <w:pStyle w:val="Compact"/>
+            </w:pPr>
+            <w:r>
+              <w:t xml:space="preserve">UniProt</w:t>
+            </w:r>
+          </w:p>
+        </w:tc>
+        <w:tc>
+          <w:tcPr/>
+          <w:p>
+            <w:pPr>
+              <w:pStyle w:val="Compact"/>
+            </w:pPr>
+            <w:r>
+              <w:t xml:space="preserve">KIBA</w:t>
+            </w:r>
+          </w:p>
+        </w:tc>
+        <w:tc>
+          <w:tcPr/>
+          <w:p>
+            <w:pPr>
+              <w:pStyle w:val="Compact"/>
+            </w:pPr>
+            <w:r>
+              <w:t xml:space="preserve">MolTrans</w:t>
+            </w:r>
+          </w:p>
+        </w:tc>
+        <w:tc>
+          <w:tcPr/>
+          <w:p>
+            <w:pPr>
+              <w:pStyle w:val="Compact"/>
+            </w:pPr>
+            <w:r>
+              <w:t xml:space="preserve">cold-drug</w:t>
+            </w:r>
+          </w:p>
+        </w:tc>
+        <w:tc>
+          <w:tcPr/>
+          <w:p>
+            <w:pPr>
+              <w:pStyle w:val="Compact"/>
+            </w:pPr>
+            <w:r>
+              <w:t xml:space="preserve">212</w:t>
+            </w:r>
+          </w:p>
+        </w:tc>
+        <w:tc>
+          <w:tcPr/>
+          <w:p>
+            <w:pPr>
+              <w:pStyle w:val="Compact"/>
+            </w:pPr>
+            <w:r>
+              <w:t xml:space="preserve">0.036</w:t>
+            </w:r>
+          </w:p>
+        </w:tc>
+        <w:tc>
+          <w:tcPr/>
+          <w:p>
+            <w:pPr>
+              <w:pStyle w:val="Compact"/>
+            </w:pPr>
+            <w:r>
+              <w:t xml:space="preserve">0.023</w:t>
+            </w:r>
+          </w:p>
+        </w:tc>
+        <w:tc>
+          <w:tcPr/>
+          <w:p>
+            <w:pPr>
+              <w:pStyle w:val="Compact"/>
+            </w:pPr>
+            <w:r>
+              <w:t xml:space="preserve">1.57</w:t>
+            </w:r>
+          </w:p>
+        </w:tc>
+        <w:tc>
+          <w:tcPr/>
+          <w:p>
+            <w:pPr>
+              <w:pStyle w:val="Compact"/>
+            </w:pPr>
+            <w:r>
+              <w:t xml:space="preserve">0.70 to 2.70</w:t>
+            </w:r>
+          </w:p>
+        </w:tc>
+      </w:tr>
+      <w:tr>
+        <w:tc>
+          <w:tcPr/>
+          <w:p>
+            <w:pPr>
+              <w:pStyle w:val="Compact"/>
+            </w:pPr>
+            <w:r>
+              <w:t xml:space="preserve">UniProt</w:t>
+            </w:r>
+          </w:p>
+        </w:tc>
+        <w:tc>
+          <w:tcPr/>
+          <w:p>
+            <w:pPr>
+              <w:pStyle w:val="Compact"/>
+            </w:pPr>
+            <w:r>
+              <w:t xml:space="preserve">KIBA</w:t>
+            </w:r>
+          </w:p>
+        </w:tc>
+        <w:tc>
+          <w:tcPr/>
+          <w:p>
+            <w:pPr>
+              <w:pStyle w:val="Compact"/>
+            </w:pPr>
+            <w:r>
+              <w:t xml:space="preserve">HyperAttentionDTI</w:t>
+            </w:r>
+          </w:p>
+        </w:tc>
+        <w:tc>
+          <w:tcPr/>
+          <w:p>
+            <w:pPr>
+              <w:pStyle w:val="Compact"/>
+            </w:pPr>
+            <w:r>
+              <w:t xml:space="preserve">random</w:t>
+            </w:r>
+          </w:p>
+        </w:tc>
+        <w:tc>
+          <w:tcPr/>
+          <w:p>
+            <w:pPr>
+              <w:pStyle w:val="Compact"/>
+            </w:pPr>
+            <w:r>
+              <w:t xml:space="preserve">211</w:t>
+            </w:r>
+          </w:p>
+        </w:tc>
+        <w:tc>
+          <w:tcPr/>
+          <w:p>
+            <w:pPr>
+              <w:pStyle w:val="Compact"/>
+            </w:pPr>
+            <w:r>
+              <w:t xml:space="preserve">0.030</w:t>
+            </w:r>
+          </w:p>
+        </w:tc>
+        <w:tc>
+          <w:tcPr/>
+          <w:p>
+            <w:pPr>
+              <w:pStyle w:val="Compact"/>
+            </w:pPr>
+            <w:r>
+              <w:t xml:space="preserve">0.023</w:t>
+            </w:r>
+          </w:p>
+        </w:tc>
+        <w:tc>
+          <w:tcPr/>
+          <w:p>
+            <w:pPr>
+              <w:pStyle w:val="Compact"/>
+            </w:pPr>
+            <w:r>
+              <w:t xml:space="preserve">1.34</w:t>
+            </w:r>
+          </w:p>
+        </w:tc>
+        <w:tc>
+          <w:tcPr/>
+          <w:p>
+            <w:pPr>
+              <w:pStyle w:val="Compact"/>
+            </w:pPr>
+            <w:r>
+              <w:t xml:space="preserve">0.68 to 2.25</w:t>
+            </w:r>
+          </w:p>
+        </w:tc>
+      </w:tr>
+      <w:tr>
+        <w:tc>
+          <w:tcPr/>
+          <w:p>
+            <w:pPr>
+              <w:pStyle w:val="Compact"/>
+            </w:pPr>
+            <w:r>
+              <w:t xml:space="preserve">UniProt</w:t>
+            </w:r>
+          </w:p>
+        </w:tc>
+        <w:tc>
+          <w:tcPr/>
+          <w:p>
+            <w:pPr>
+              <w:pStyle w:val="Compact"/>
+            </w:pPr>
+            <w:r>
+              <w:t xml:space="preserve">KIBA</w:t>
+            </w:r>
+          </w:p>
+        </w:tc>
+        <w:tc>
+          <w:tcPr/>
+          <w:p>
+            <w:pPr>
+              <w:pStyle w:val="Compact"/>
+            </w:pPr>
+            <w:r>
+              <w:t xml:space="preserve">HyperAttentionDTI</w:t>
+            </w:r>
+          </w:p>
+        </w:tc>
+        <w:tc>
+          <w:tcPr/>
+          <w:p>
+            <w:pPr>
+              <w:pStyle w:val="Compact"/>
+            </w:pPr>
+            <w:r>
+              <w:t xml:space="preserve">cold-drug</w:t>
+            </w:r>
+          </w:p>
+        </w:tc>
+        <w:tc>
+          <w:tcPr/>
+          <w:p>
+            <w:pPr>
+              <w:pStyle w:val="Compact"/>
+            </w:pPr>
+            <w:r>
+              <w:t xml:space="preserve">212</w:t>
+            </w:r>
+          </w:p>
+        </w:tc>
+        <w:tc>
+          <w:tcPr/>
+          <w:p>
+            <w:pPr>
+              <w:pStyle w:val="Compact"/>
+            </w:pPr>
+            <w:r>
+              <w:t xml:space="preserve">0.021</w:t>
+            </w:r>
+          </w:p>
+        </w:tc>
+        <w:tc>
+          <w:tcPr/>
+          <w:p>
+            <w:pPr>
+              <w:pStyle w:val="Compact"/>
+            </w:pPr>
+            <w:r>
+              <w:t xml:space="preserve">0.023</w:t>
+            </w:r>
+          </w:p>
+        </w:tc>
+        <w:tc>
+          <w:tcPr/>
+          <w:p>
+            <w:pPr>
+              <w:pStyle w:val="Compact"/>
+            </w:pPr>
+            <w:r>
+              <w:t xml:space="preserve">0.94</w:t>
+            </w:r>
+          </w:p>
+        </w:tc>
+        <w:tc>
+          <w:tcPr/>
+          <w:p>
+            <w:pPr>
+              <w:pStyle w:val="Compact"/>
+            </w:pPr>
+            <w:r>
+              <w:t xml:space="preserve">0.71 to 1.19</w:t>
+            </w:r>
+          </w:p>
+        </w:tc>
+      </w:tr>
+      <w:tr>
+        <w:tc>
+          <w:tcPr/>
+          <w:p>
+            <w:pPr>
+              <w:pStyle w:val="Compact"/>
+            </w:pPr>
+            <w:r>
+              <w:t xml:space="preserve">UniProt</w:t>
+            </w:r>
+          </w:p>
+        </w:tc>
+        <w:tc>
+          <w:tcPr/>
+          <w:p>
+            <w:pPr>
+              <w:pStyle w:val="Compact"/>
+            </w:pPr>
+            <w:r>
+              <w:t xml:space="preserve">KIBA</w:t>
+            </w:r>
+          </w:p>
+        </w:tc>
+        <w:tc>
+          <w:tcPr/>
+          <w:p>
+            <w:pPr>
+              <w:pStyle w:val="Compact"/>
+            </w:pPr>
+            <w:r>
+              <w:t xml:space="preserve">XAttn-Ref</w:t>
+            </w:r>
+          </w:p>
+        </w:tc>
+        <w:tc>
+          <w:tcPr/>
+          <w:p>
+            <w:pPr>
+              <w:pStyle w:val="Compact"/>
+            </w:pPr>
+            <w:r>
+              <w:t xml:space="preserve">random</w:t>
+            </w:r>
+          </w:p>
+        </w:tc>
+        <w:tc>
+          <w:tcPr/>
+          <w:p>
+            <w:pPr>
+              <w:pStyle w:val="Compact"/>
+            </w:pPr>
+            <w:r>
+              <w:t xml:space="preserve">211</w:t>
+            </w:r>
+          </w:p>
+        </w:tc>
+        <w:tc>
+          <w:tcPr/>
+          <w:p>
+            <w:pPr>
+              <w:pStyle w:val="Compact"/>
+            </w:pPr>
+            <w:r>
+              <w:t xml:space="preserve">0.019</w:t>
+            </w:r>
+          </w:p>
+        </w:tc>
+        <w:tc>
+          <w:tcPr/>
+          <w:p>
+            <w:pPr>
+              <w:pStyle w:val="Compact"/>
+            </w:pPr>
+            <w:r>
+              <w:t xml:space="preserve">0.023</w:t>
+            </w:r>
+          </w:p>
+        </w:tc>
+        <w:tc>
+          <w:tcPr/>
+          <w:p>
+            <w:pPr>
+              <w:pStyle w:val="Compact"/>
+            </w:pPr>
+            <w:r>
+              <w:t xml:space="preserve">0.82</w:t>
+            </w:r>
+          </w:p>
+        </w:tc>
+        <w:tc>
+          <w:tcPr/>
+          <w:p>
+            <w:pPr>
+              <w:pStyle w:val="Compact"/>
+            </w:pPr>
+            <w:r>
+              <w:t xml:space="preserve">0.50 to 1.18</w:t>
+            </w:r>
+          </w:p>
+        </w:tc>
+      </w:tr>
+      <w:tr>
+        <w:tc>
+          <w:tcPr/>
+          <w:p>
+            <w:pPr>
+              <w:pStyle w:val="Compact"/>
+            </w:pPr>
+            <w:r>
+              <w:t xml:space="preserve">UniProt</w:t>
+            </w:r>
+          </w:p>
+        </w:tc>
+        <w:tc>
+          <w:tcPr/>
+          <w:p>
+            <w:pPr>
+              <w:pStyle w:val="Compact"/>
+            </w:pPr>
+            <w:r>
+              <w:t xml:space="preserve">KIBA</w:t>
+            </w:r>
+          </w:p>
+        </w:tc>
+        <w:tc>
+          <w:tcPr/>
+          <w:p>
+            <w:pPr>
+              <w:pStyle w:val="Compact"/>
+            </w:pPr>
+            <w:r>
+              <w:t xml:space="preserve">XAttn-Ref</w:t>
+            </w:r>
+          </w:p>
+        </w:tc>
+        <w:tc>
+          <w:tcPr/>
+          <w:p>
+            <w:pPr>
+              <w:pStyle w:val="Compact"/>
+            </w:pPr>
+            <w:r>
+              <w:t xml:space="preserve">cold-drug</w:t>
+            </w:r>
+          </w:p>
+        </w:tc>
+        <w:tc>
+          <w:tcPr/>
+          <w:p>
+            <w:pPr>
+              <w:pStyle w:val="Compact"/>
+            </w:pPr>
+            <w:r>
+              <w:t xml:space="preserve">212</w:t>
+            </w:r>
+          </w:p>
+        </w:tc>
+        <w:tc>
+          <w:tcPr/>
+          <w:p>
+            <w:pPr>
+              <w:pStyle w:val="Compact"/>
+            </w:pPr>
+            <w:r>
+              <w:t xml:space="preserve">0.020</w:t>
+            </w:r>
+          </w:p>
+        </w:tc>
+        <w:tc>
+          <w:tcPr/>
+          <w:p>
+            <w:pPr>
+              <w:pStyle w:val="Compact"/>
+            </w:pPr>
+            <w:r>
+              <w:t xml:space="preserve">0.023</w:t>
+            </w:r>
+          </w:p>
+        </w:tc>
+        <w:tc>
+          <w:tcPr/>
+          <w:p>
+            <w:pPr>
+              <w:pStyle w:val="Compact"/>
+            </w:pPr>
+            <w:r>
+              <w:t xml:space="preserve">0.88</w:t>
+            </w:r>
+          </w:p>
+        </w:tc>
+        <w:tc>
+          <w:tcPr/>
+          <w:p>
+            <w:pPr>
+              <w:pStyle w:val="Compact"/>
+            </w:pPr>
+            <w:r>
+              <w:t xml:space="preserve">0.58 to 1.17</w:t>
+            </w:r>
+          </w:p>
+        </w:tc>
+      </w:tr>
+      <w:tr>
+        <w:tc>
+          <w:tcPr/>
+          <w:p>
+            <w:pPr>
+              <w:pStyle w:val="Compact"/>
+            </w:pPr>
+            <w:r>
+              <w:t xml:space="preserve">KLIFS pocket</w:t>
+            </w:r>
+          </w:p>
+        </w:tc>
+        <w:tc>
+          <w:tcPr/>
+          <w:p>
+            <w:pPr>
+              <w:pStyle w:val="Compact"/>
+            </w:pPr>
+            <w:r>
+              <w:t xml:space="preserve">DAVIS</w:t>
+            </w:r>
+          </w:p>
+        </w:tc>
+        <w:tc>
+          <w:tcPr/>
+          <w:p>
+            <w:pPr>
+              <w:pStyle w:val="Compact"/>
+            </w:pPr>
+            <w:r>
+              <w:t xml:space="preserve">MolTrans</w:t>
+            </w:r>
+          </w:p>
+        </w:tc>
+        <w:tc>
+          <w:tcPr/>
+          <w:p>
+            <w:pPr>
+              <w:pStyle w:val="Compact"/>
+            </w:pPr>
+            <w:r>
+              <w:t xml:space="preserve">random</w:t>
+            </w:r>
+          </w:p>
+        </w:tc>
+        <w:tc>
+          <w:tcPr/>
+          <w:p>
+            <w:pPr>
+              <w:pStyle w:val="Compact"/>
+            </w:pPr>
+            <w:r>
+              <w:t xml:space="preserve">350</w:t>
+            </w:r>
+          </w:p>
+        </w:tc>
+        <w:tc>
+          <w:tcPr/>
+          <w:p>
+            <w:pPr>
+              <w:pStyle w:val="Compact"/>
+            </w:pPr>
+            <w:r>
+              <w:t xml:space="preserve">0.157</w:t>
+            </w:r>
+          </w:p>
+        </w:tc>
+        <w:tc>
+          <w:tcPr/>
+          <w:p>
+            <w:pPr>
+              <w:pStyle w:val="Compact"/>
+            </w:pPr>
+            <w:r>
+              <w:t xml:space="preserve">0.143</w:t>
+            </w:r>
+          </w:p>
+        </w:tc>
+        <w:tc>
+          <w:tcPr/>
+          <w:p>
+            <w:pPr>
+              <w:pStyle w:val="Compact"/>
+            </w:pPr>
+            <w:r>
+              <w:t xml:space="preserve">1.10</w:t>
+            </w:r>
+          </w:p>
+        </w:tc>
+        <w:tc>
+          <w:tcPr/>
+          <w:p>
+            <w:pPr>
+              <w:pStyle w:val="Compact"/>
+            </w:pPr>
+            <w:r>
+              <w:t xml:space="preserve">0.86 to 1.32</w:t>
+            </w:r>
+          </w:p>
+        </w:tc>
+      </w:tr>
+      <w:tr>
+        <w:tc>
+          <w:tcPr/>
+          <w:p>
+            <w:pPr>
+              <w:pStyle w:val="Compact"/>
+            </w:pPr>
+            <w:r>
+              <w:t xml:space="preserve">KLIFS pocket</w:t>
+            </w:r>
+          </w:p>
+        </w:tc>
+        <w:tc>
+          <w:tcPr/>
+          <w:p>
+            <w:pPr>
+              <w:pStyle w:val="Compact"/>
+            </w:pPr>
+            <w:r>
+              <w:t xml:space="preserve">DAVIS</w:t>
+            </w:r>
+          </w:p>
+        </w:tc>
+        <w:tc>
+          <w:tcPr/>
+          <w:p>
+            <w:pPr>
+              <w:pStyle w:val="Compact"/>
+            </w:pPr>
+            <w:r>
+              <w:t xml:space="preserve">MolTrans</w:t>
+            </w:r>
+          </w:p>
+        </w:tc>
+        <w:tc>
+          <w:tcPr/>
+          <w:p>
+            <w:pPr>
+              <w:pStyle w:val="Compact"/>
+            </w:pPr>
+            <w:r>
+              <w:t xml:space="preserve">cold-drug</w:t>
+            </w:r>
+          </w:p>
+        </w:tc>
+        <w:tc>
+          <w:tcPr/>
+          <w:p>
+            <w:pPr>
+              <w:pStyle w:val="Compact"/>
+            </w:pPr>
+            <w:r>
+              <w:t xml:space="preserve">350</w:t>
+            </w:r>
+          </w:p>
+        </w:tc>
+        <w:tc>
+          <w:tcPr/>
+          <w:p>
+            <w:pPr>
+              <w:pStyle w:val="Compact"/>
+            </w:pPr>
+            <w:r>
+              <w:t xml:space="preserve">0.154</w:t>
+            </w:r>
+          </w:p>
+        </w:tc>
+        <w:tc>
+          <w:tcPr/>
+          <w:p>
+            <w:pPr>
+              <w:pStyle w:val="Compact"/>
+            </w:pPr>
+            <w:r>
+              <w:t xml:space="preserve">0.142</w:t>
+            </w:r>
+          </w:p>
+        </w:tc>
+        <w:tc>
+          <w:tcPr/>
+          <w:p>
+            <w:pPr>
+              <w:pStyle w:val="Compact"/>
+            </w:pPr>
+            <w:r>
+              <w:t xml:space="preserve">1.08</w:t>
+            </w:r>
+          </w:p>
+        </w:tc>
+        <w:tc>
+          <w:tcPr/>
+          <w:p>
+            <w:pPr>
+              <w:pStyle w:val="Compact"/>
+            </w:pPr>
+            <w:r>
+              <w:t xml:space="preserve">0.89 to 1.27</w:t>
+            </w:r>
+          </w:p>
+        </w:tc>
+      </w:tr>
+      <w:tr>
+        <w:tc>
+          <w:tcPr/>
+          <w:p>
+            <w:pPr>
+              <w:pStyle w:val="Compact"/>
+            </w:pPr>
+            <w:r>
+              <w:t xml:space="preserve">KLIFS pocket</w:t>
+            </w:r>
+          </w:p>
+        </w:tc>
+        <w:tc>
+          <w:tcPr/>
+          <w:p>
+            <w:pPr>
+              <w:pStyle w:val="Compact"/>
+            </w:pPr>
+            <w:r>
+              <w:t xml:space="preserve">DAVIS</w:t>
+            </w:r>
+          </w:p>
+        </w:tc>
+        <w:tc>
+          <w:tcPr/>
+          <w:p>
+            <w:pPr>
+              <w:pStyle w:val="Compact"/>
+            </w:pPr>
+            <w:r>
+              <w:t xml:space="preserve">MolTrans</w:t>
+            </w:r>
+          </w:p>
+        </w:tc>
+        <w:tc>
+          <w:tcPr/>
+          <w:p>
+            <w:pPr>
+              <w:pStyle w:val="Compact"/>
+            </w:pPr>
+            <w:r>
+              <w:t xml:space="preserve">cold-target</w:t>
+            </w:r>
+          </w:p>
+        </w:tc>
+        <w:tc>
+          <w:tcPr/>
+          <w:p>
+            <w:pPr>
+              <w:pStyle w:val="Compact"/>
+            </w:pPr>
+            <w:r>
+              <w:t xml:space="preserve">67</w:t>
+            </w:r>
+          </w:p>
+        </w:tc>
+        <w:tc>
+          <w:tcPr/>
+          <w:p>
+            <w:pPr>
+              <w:pStyle w:val="Compact"/>
+            </w:pPr>
+            <w:r>
+              <w:t xml:space="preserve">0.176</w:t>
+            </w:r>
+          </w:p>
+        </w:tc>
+        <w:tc>
+          <w:tcPr/>
+          <w:p>
+            <w:pPr>
+              <w:pStyle w:val="Compact"/>
+            </w:pPr>
+            <w:r>
+              <w:t xml:space="preserve">0.140</w:t>
+            </w:r>
+          </w:p>
+        </w:tc>
+        <w:tc>
+          <w:tcPr/>
+          <w:p>
+            <w:pPr>
+              <w:pStyle w:val="Compact"/>
+            </w:pPr>
+            <w:r>
+              <w:t xml:space="preserve">1.26</w:t>
+            </w:r>
+          </w:p>
+        </w:tc>
+        <w:tc>
+          <w:tcPr/>
+          <w:p>
+            <w:pPr>
+              <w:pStyle w:val="Compact"/>
+            </w:pPr>
+            <w:r>
+              <w:t xml:space="preserve">0.77 to 1.70</w:t>
+            </w:r>
+          </w:p>
+        </w:tc>
+      </w:tr>
+      <w:tr>
+        <w:tc>
+          <w:tcPr/>
+          <w:p>
+            <w:pPr>
+              <w:pStyle w:val="Compact"/>
+            </w:pPr>
+            <w:r>
+              <w:t xml:space="preserve">KLIFS pocket</w:t>
+            </w:r>
+          </w:p>
+        </w:tc>
+        <w:tc>
+          <w:tcPr/>
+          <w:p>
+            <w:pPr>
+              <w:pStyle w:val="Compact"/>
+            </w:pPr>
+            <w:r>
+              <w:t xml:space="preserve">DAVIS</w:t>
+            </w:r>
+          </w:p>
+        </w:tc>
+        <w:tc>
+          <w:tcPr/>
+          <w:p>
+            <w:pPr>
+              <w:pStyle w:val="Compact"/>
+            </w:pPr>
+            <w:r>
+              <w:t xml:space="preserve">MolTrans</w:t>
+            </w:r>
+          </w:p>
+        </w:tc>
+        <w:tc>
+          <w:tcPr/>
+          <w:p>
+            <w:pPr>
+              <w:pStyle w:val="Compact"/>
+            </w:pPr>
+            <w:r>
+              <w:t xml:space="preserve">cold-pair</w:t>
+            </w:r>
+          </w:p>
+        </w:tc>
+        <w:tc>
+          <w:tcPr/>
+          <w:p>
+            <w:pPr>
+              <w:pStyle w:val="Compact"/>
+            </w:pPr>
+            <w:r>
+              <w:t xml:space="preserve">71</w:t>
+            </w:r>
+          </w:p>
+        </w:tc>
+        <w:tc>
+          <w:tcPr/>
+          <w:p>
+            <w:pPr>
+              <w:pStyle w:val="Compact"/>
+            </w:pPr>
+            <w:r>
+              <w:t xml:space="preserve">0.136</w:t>
+            </w:r>
+          </w:p>
+        </w:tc>
+        <w:tc>
+          <w:tcPr/>
+          <w:p>
+            <w:pPr>
+              <w:pStyle w:val="Compact"/>
+            </w:pPr>
+            <w:r>
+              <w:t xml:space="preserve">0.137</w:t>
+            </w:r>
+          </w:p>
+        </w:tc>
+        <w:tc>
+          <w:tcPr/>
+          <w:p>
+            <w:pPr>
+              <w:pStyle w:val="Compact"/>
+            </w:pPr>
+            <w:r>
+              <w:t xml:space="preserve">0.99</w:t>
+            </w:r>
+          </w:p>
+        </w:tc>
+        <w:tc>
+          <w:tcPr/>
+          <w:p>
+            <w:pPr>
+              <w:pStyle w:val="Compact"/>
+            </w:pPr>
+            <w:r>
+              <w:t xml:space="preserve">0.67 to 1.32</w:t>
+            </w:r>
+          </w:p>
+        </w:tc>
+      </w:tr>
+      <w:tr>
+        <w:tc>
+          <w:tcPr/>
+          <w:p>
+            <w:pPr>
+              <w:pStyle w:val="Compact"/>
+            </w:pPr>
+            <w:r>
+              <w:t xml:space="preserve">KLIFS pocket</w:t>
+            </w:r>
+          </w:p>
+        </w:tc>
+        <w:tc>
+          <w:tcPr/>
+          <w:p>
+            <w:pPr>
+              <w:pStyle w:val="Compact"/>
+            </w:pPr>
+            <w:r>
+              <w:t xml:space="preserve">DAVIS</w:t>
+            </w:r>
+          </w:p>
+        </w:tc>
+        <w:tc>
+          <w:tcPr/>
+          <w:p>
+            <w:pPr>
+              <w:pStyle w:val="Compact"/>
+            </w:pPr>
+            <w:r>
+              <w:t xml:space="preserve">HyperAttentionDTI</w:t>
+            </w:r>
+          </w:p>
+        </w:tc>
+        <w:tc>
+          <w:tcPr/>
+          <w:p>
+            <w:pPr>
+              <w:pStyle w:val="Compact"/>
+            </w:pPr>
+            <w:r>
+              <w:t xml:space="preserve">random</w:t>
+            </w:r>
+          </w:p>
+        </w:tc>
+        <w:tc>
+          <w:tcPr/>
+          <w:p>
+            <w:pPr>
+              <w:pStyle w:val="Compact"/>
+            </w:pPr>
+            <w:r>
+              <w:t xml:space="preserve">350</w:t>
+            </w:r>
+          </w:p>
+        </w:tc>
+        <w:tc>
+          <w:tcPr/>
+          <w:p>
+            <w:pPr>
+              <w:pStyle w:val="Compact"/>
+            </w:pPr>
+            <w:r>
+              <w:t xml:space="preserve">0.242</w:t>
+            </w:r>
+          </w:p>
+        </w:tc>
+        <w:tc>
+          <w:tcPr/>
+          <w:p>
+            <w:pPr>
+              <w:pStyle w:val="Compact"/>
+            </w:pPr>
+            <w:r>
+              <w:t xml:space="preserve">0.143</w:t>
+            </w:r>
+          </w:p>
+        </w:tc>
+        <w:tc>
+          <w:tcPr/>
+          <w:p>
+            <w:pPr>
+              <w:pStyle w:val="Compact"/>
+            </w:pPr>
+            <w:r>
+              <w:t xml:space="preserve">1.70</w:t>
+            </w:r>
+          </w:p>
+        </w:tc>
+        <w:tc>
+          <w:tcPr/>
+          <w:p>
+            <w:pPr>
+              <w:pStyle w:val="Compact"/>
+            </w:pPr>
+            <w:r>
+              <w:t xml:space="preserve">1.48 to 1.98</w:t>
+            </w:r>
+          </w:p>
+        </w:tc>
+      </w:tr>
+      <w:tr>
+        <w:tc>
+          <w:tcPr/>
+          <w:p>
+            <w:pPr>
+              <w:pStyle w:val="Compact"/>
+            </w:pPr>
+            <w:r>
+              <w:t xml:space="preserve">KLIFS pocket</w:t>
+            </w:r>
+          </w:p>
+        </w:tc>
+        <w:tc>
+          <w:tcPr/>
+          <w:p>
+            <w:pPr>
+              <w:pStyle w:val="Compact"/>
+            </w:pPr>
+            <w:r>
+              <w:t xml:space="preserve">DAVIS</w:t>
+            </w:r>
+          </w:p>
+        </w:tc>
+        <w:tc>
+          <w:tcPr/>
+          <w:p>
+            <w:pPr>
+              <w:pStyle w:val="Compact"/>
+            </w:pPr>
+            <w:r>
+              <w:t xml:space="preserve">HyperAttentionDTI</w:t>
+            </w:r>
+          </w:p>
+        </w:tc>
+        <w:tc>
+          <w:tcPr/>
+          <w:p>
+            <w:pPr>
+              <w:pStyle w:val="Compact"/>
+            </w:pPr>
+            <w:r>
+              <w:t xml:space="preserve">cold-drug</w:t>
+            </w:r>
+          </w:p>
+        </w:tc>
+        <w:tc>
+          <w:tcPr/>
+          <w:p>
+            <w:pPr>
+              <w:pStyle w:val="Compact"/>
+            </w:pPr>
+            <w:r>
+              <w:t xml:space="preserve">350</w:t>
+            </w:r>
+          </w:p>
+        </w:tc>
+        <w:tc>
+          <w:tcPr/>
+          <w:p>
+            <w:pPr>
+              <w:pStyle w:val="Compact"/>
+            </w:pPr>
+            <w:r>
+              <w:t xml:space="preserve">0.193</w:t>
+            </w:r>
+          </w:p>
+        </w:tc>
+        <w:tc>
+          <w:tcPr/>
+          <w:p>
+            <w:pPr>
+              <w:pStyle w:val="Compact"/>
+            </w:pPr>
+            <w:r>
+              <w:t xml:space="preserve">0.142</w:t>
+            </w:r>
+          </w:p>
+        </w:tc>
+        <w:tc>
+          <w:tcPr/>
+          <w:p>
+            <w:pPr>
+              <w:pStyle w:val="Compact"/>
+            </w:pPr>
+            <w:r>
+              <w:t xml:space="preserve">1.35</w:t>
+            </w:r>
+          </w:p>
+        </w:tc>
+        <w:tc>
+          <w:tcPr/>
+          <w:p>
+            <w:pPr>
+              <w:pStyle w:val="Compact"/>
+            </w:pPr>
+            <w:r>
+              <w:t xml:space="preserve">0.94 to 1.73</w:t>
+            </w:r>
+          </w:p>
+        </w:tc>
+      </w:tr>
+      <w:tr>
+        <w:tc>
+          <w:tcPr/>
+          <w:p>
+            <w:pPr>
+              <w:pStyle w:val="Compact"/>
+            </w:pPr>
+            <w:r>
+              <w:t xml:space="preserve">KLIFS pocket</w:t>
+            </w:r>
+          </w:p>
+        </w:tc>
+        <w:tc>
+          <w:tcPr/>
+          <w:p>
+            <w:pPr>
+              <w:pStyle w:val="Compact"/>
+            </w:pPr>
+            <w:r>
+              <w:t xml:space="preserve">DAVIS</w:t>
+            </w:r>
+          </w:p>
+        </w:tc>
+        <w:tc>
+          <w:tcPr/>
+          <w:p>
+            <w:pPr>
+              <w:pStyle w:val="Compact"/>
+            </w:pPr>
+            <w:r>
+              <w:t xml:space="preserve">HyperAttentionDTI</w:t>
+            </w:r>
+          </w:p>
+        </w:tc>
+        <w:tc>
+          <w:tcPr/>
+          <w:p>
+            <w:pPr>
+              <w:pStyle w:val="Compact"/>
+            </w:pPr>
+            <w:r>
+              <w:t xml:space="preserve">cold-target</w:t>
+            </w:r>
+          </w:p>
+        </w:tc>
+        <w:tc>
+          <w:tcPr/>
+          <w:p>
+            <w:pPr>
+              <w:pStyle w:val="Compact"/>
+            </w:pPr>
+            <w:r>
+              <w:t xml:space="preserve">67</w:t>
+            </w:r>
+          </w:p>
+        </w:tc>
+        <w:tc>
+          <w:tcPr/>
+          <w:p>
+            <w:pPr>
+              <w:pStyle w:val="Compact"/>
+            </w:pPr>
+            <w:r>
+              <w:t xml:space="preserve">0.186</w:t>
+            </w:r>
+          </w:p>
+        </w:tc>
+        <w:tc>
+          <w:tcPr/>
+          <w:p>
+            <w:pPr>
+              <w:pStyle w:val="Compact"/>
+            </w:pPr>
+            <w:r>
+              <w:t xml:space="preserve">0.140</w:t>
+            </w:r>
+          </w:p>
+        </w:tc>
+        <w:tc>
+          <w:tcPr/>
+          <w:p>
+            <w:pPr>
+              <w:pStyle w:val="Compact"/>
+            </w:pPr>
+            <w:r>
+              <w:t xml:space="preserve">1.33</w:t>
+            </w:r>
+          </w:p>
+        </w:tc>
+        <w:tc>
+          <w:tcPr/>
+          <w:p>
+            <w:pPr>
+              <w:pStyle w:val="Compact"/>
+            </w:pPr>
+            <w:r>
+              <w:t xml:space="preserve">1.08 to 1.60</w:t>
+            </w:r>
+          </w:p>
+        </w:tc>
+      </w:tr>
+      <w:tr>
+        <w:tc>
+          <w:tcPr/>
+          <w:p>
+            <w:pPr>
+              <w:pStyle w:val="Compact"/>
+            </w:pPr>
+            <w:r>
+              <w:t xml:space="preserve">KLIFS pocket</w:t>
+            </w:r>
+          </w:p>
+        </w:tc>
+        <w:tc>
+          <w:tcPr/>
+          <w:p>
+            <w:pPr>
+              <w:pStyle w:val="Compact"/>
+            </w:pPr>
+            <w:r>
+              <w:t xml:space="preserve">DAVIS</w:t>
+            </w:r>
+          </w:p>
+        </w:tc>
+        <w:tc>
+          <w:tcPr/>
+          <w:p>
+            <w:pPr>
+              <w:pStyle w:val="Compact"/>
+            </w:pPr>
+            <w:r>
+              <w:t xml:space="preserve">HyperAttentionDTI</w:t>
+            </w:r>
+          </w:p>
+        </w:tc>
+        <w:tc>
+          <w:tcPr/>
+          <w:p>
+            <w:pPr>
+              <w:pStyle w:val="Compact"/>
+            </w:pPr>
+            <w:r>
+              <w:t xml:space="preserve">cold-pair</w:t>
+            </w:r>
+          </w:p>
+        </w:tc>
+        <w:tc>
+          <w:tcPr/>
+          <w:p>
+            <w:pPr>
+              <w:pStyle w:val="Compact"/>
+            </w:pPr>
+            <w:r>
+              <w:t xml:space="preserve">71</w:t>
+            </w:r>
+          </w:p>
+        </w:tc>
+        <w:tc>
+          <w:tcPr/>
+          <w:p>
+            <w:pPr>
+              <w:pStyle w:val="Compact"/>
+            </w:pPr>
+            <w:r>
+              <w:t xml:space="preserve">0.185</w:t>
+            </w:r>
+          </w:p>
+        </w:tc>
+        <w:tc>
+          <w:tcPr/>
+          <w:p>
+            <w:pPr>
+              <w:pStyle w:val="Compact"/>
+            </w:pPr>
+            <w:r>
+              <w:t xml:space="preserve">0.137</w:t>
+            </w:r>
+          </w:p>
+        </w:tc>
+        <w:tc>
+          <w:tcPr/>
+          <w:p>
+            <w:pPr>
+              <w:pStyle w:val="Compact"/>
+            </w:pPr>
+            <w:r>
+              <w:t xml:space="preserve">1.36</w:t>
+            </w:r>
+          </w:p>
+        </w:tc>
+        <w:tc>
+          <w:tcPr/>
+          <w:p>
+            <w:pPr>
+              <w:pStyle w:val="Compact"/>
+            </w:pPr>
+            <w:r>
+              <w:t xml:space="preserve">1.03 to 1.73</w:t>
+            </w:r>
+          </w:p>
+        </w:tc>
+      </w:tr>
+      <w:tr>
+        <w:tc>
+          <w:tcPr/>
+          <w:p>
+            <w:pPr>
+              <w:pStyle w:val="Compact"/>
+            </w:pPr>
+            <w:r>
+              <w:t xml:space="preserve">KLIFS pocket</w:t>
+            </w:r>
+          </w:p>
+        </w:tc>
+        <w:tc>
+          <w:tcPr/>
+          <w:p>
+            <w:pPr>
+              <w:pStyle w:val="Compact"/>
+            </w:pPr>
+            <w:r>
+              <w:t xml:space="preserve">DAVIS</w:t>
+            </w:r>
+          </w:p>
+        </w:tc>
+        <w:tc>
+          <w:tcPr/>
+          <w:p>
+            <w:pPr>
+              <w:pStyle w:val="Compact"/>
+            </w:pPr>
+            <w:r>
+              <w:t xml:space="preserve">DrugBAN</w:t>
+            </w:r>
+          </w:p>
+        </w:tc>
+        <w:tc>
+          <w:tcPr/>
+          <w:p>
+            <w:pPr>
+              <w:pStyle w:val="Compact"/>
+            </w:pPr>
+            <w:r>
+              <w:t xml:space="preserve">random</w:t>
+            </w:r>
+          </w:p>
+        </w:tc>
+        <w:tc>
+          <w:tcPr/>
+          <w:p>
+            <w:pPr>
+              <w:pStyle w:val="Compact"/>
+            </w:pPr>
+            <w:r>
+              <w:t xml:space="preserve">350</w:t>
+            </w:r>
+          </w:p>
+        </w:tc>
+        <w:tc>
+          <w:tcPr/>
+          <w:p>
+            <w:pPr>
+              <w:pStyle w:val="Compact"/>
+            </w:pPr>
+            <w:r>
+              <w:t xml:space="preserve">0.139</w:t>
+            </w:r>
+          </w:p>
+        </w:tc>
+        <w:tc>
+          <w:tcPr/>
+          <w:p>
+            <w:pPr>
+              <w:pStyle w:val="Compact"/>
+            </w:pPr>
+            <w:r>
+              <w:t xml:space="preserve">0.143</w:t>
+            </w:r>
+          </w:p>
+        </w:tc>
+        <w:tc>
+          <w:tcPr/>
+          <w:p>
+            <w:pPr>
+              <w:pStyle w:val="Compact"/>
+            </w:pPr>
+            <w:r>
+              <w:t xml:space="preserve">0.98</w:t>
+            </w:r>
+          </w:p>
+        </w:tc>
+        <w:tc>
+          <w:tcPr/>
+          <w:p>
+            <w:pPr>
+              <w:pStyle w:val="Compact"/>
+            </w:pPr>
+            <w:r>
+              <w:t xml:space="preserve">0.91 to 1.04</w:t>
+            </w:r>
+          </w:p>
+        </w:tc>
+      </w:tr>
+      <w:tr>
+        <w:tc>
+          <w:tcPr/>
+          <w:p>
+            <w:pPr>
+              <w:pStyle w:val="Compact"/>
+            </w:pPr>
+            <w:r>
+              <w:t xml:space="preserve">KLIFS pocket</w:t>
+            </w:r>
+          </w:p>
+        </w:tc>
+        <w:tc>
+          <w:tcPr/>
+          <w:p>
+            <w:pPr>
+              <w:pStyle w:val="Compact"/>
+            </w:pPr>
+            <w:r>
+              <w:t xml:space="preserve">DAVIS</w:t>
+            </w:r>
+          </w:p>
+        </w:tc>
+        <w:tc>
+          <w:tcPr/>
+          <w:p>
+            <w:pPr>
+              <w:pStyle w:val="Compact"/>
+            </w:pPr>
+            <w:r>
+              <w:t xml:space="preserve">DrugBAN</w:t>
+            </w:r>
+          </w:p>
+        </w:tc>
+        <w:tc>
+          <w:tcPr/>
+          <w:p>
+            <w:pPr>
+              <w:pStyle w:val="Compact"/>
+            </w:pPr>
+            <w:r>
+              <w:t xml:space="preserve">cold-drug</w:t>
+            </w:r>
+          </w:p>
+        </w:tc>
+        <w:tc>
+          <w:tcPr/>
+          <w:p>
+            <w:pPr>
+              <w:pStyle w:val="Compact"/>
+            </w:pPr>
+            <w:r>
+              <w:t xml:space="preserve">350</w:t>
+            </w:r>
+          </w:p>
+        </w:tc>
+        <w:tc>
+          <w:tcPr/>
+          <w:p>
+            <w:pPr>
+              <w:pStyle w:val="Compact"/>
+            </w:pPr>
+            <w:r>
+              <w:t xml:space="preserve">0.146</w:t>
+            </w:r>
+          </w:p>
+        </w:tc>
+        <w:tc>
+          <w:tcPr/>
+          <w:p>
+            <w:pPr>
+              <w:pStyle w:val="Compact"/>
+            </w:pPr>
+            <w:r>
+              <w:t xml:space="preserve">0.142</w:t>
+            </w:r>
+          </w:p>
+        </w:tc>
+        <w:tc>
+          <w:tcPr/>
+          <w:p>
+            <w:pPr>
+              <w:pStyle w:val="Compact"/>
+            </w:pPr>
+            <w:r>
+              <w:t xml:space="preserve">1.02</w:t>
+            </w:r>
+          </w:p>
+        </w:tc>
+        <w:tc>
+          <w:tcPr/>
+          <w:p>
+            <w:pPr>
+              <w:pStyle w:val="Compact"/>
+            </w:pPr>
+            <w:r>
+              <w:t xml:space="preserve">0.93 to 1.11</w:t>
+            </w:r>
+          </w:p>
+        </w:tc>
+      </w:tr>
+      <w:tr>
+        <w:tc>
+          <w:tcPr/>
+          <w:p>
+            <w:pPr>
+              <w:pStyle w:val="Compact"/>
+            </w:pPr>
+            <w:r>
+              <w:t xml:space="preserve">KLIFS pocket</w:t>
+            </w:r>
+          </w:p>
+        </w:tc>
+        <w:tc>
+          <w:tcPr/>
+          <w:p>
+            <w:pPr>
+              <w:pStyle w:val="Compact"/>
+            </w:pPr>
+            <w:r>
+              <w:t xml:space="preserve">DAVIS</w:t>
+            </w:r>
+          </w:p>
+        </w:tc>
+        <w:tc>
+          <w:tcPr/>
+          <w:p>
+            <w:pPr>
+              <w:pStyle w:val="Compact"/>
+            </w:pPr>
+            <w:r>
+              <w:t xml:space="preserve">DrugBAN</w:t>
+            </w:r>
+          </w:p>
+        </w:tc>
+        <w:tc>
+          <w:tcPr/>
+          <w:p>
+            <w:pPr>
+              <w:pStyle w:val="Compact"/>
+            </w:pPr>
+            <w:r>
+              <w:t xml:space="preserve">cold-target</w:t>
+            </w:r>
+          </w:p>
+        </w:tc>
+        <w:tc>
+          <w:tcPr/>
+          <w:p>
+            <w:pPr>
+              <w:pStyle w:val="Compact"/>
+            </w:pPr>
+            <w:r>
+              <w:t xml:space="preserve">67</w:t>
+            </w:r>
+          </w:p>
+        </w:tc>
+        <w:tc>
+          <w:tcPr/>
+          <w:p>
+            <w:pPr>
+              <w:pStyle w:val="Compact"/>
+            </w:pPr>
+            <w:r>
+              <w:t xml:space="preserve">0.145</w:t>
+            </w:r>
+          </w:p>
+        </w:tc>
+        <w:tc>
+          <w:tcPr/>
+          <w:p>
+            <w:pPr>
+              <w:pStyle w:val="Compact"/>
+            </w:pPr>
+            <w:r>
+              <w:t xml:space="preserve">0.140</w:t>
+            </w:r>
+          </w:p>
+        </w:tc>
+        <w:tc>
+          <w:tcPr/>
+          <w:p>
+            <w:pPr>
+              <w:pStyle w:val="Compact"/>
+            </w:pPr>
+            <w:r>
+              <w:t xml:space="preserve">1.04</w:t>
+            </w:r>
+          </w:p>
+        </w:tc>
+        <w:tc>
+          <w:tcPr/>
+          <w:p>
+            <w:pPr>
+              <w:pStyle w:val="Compact"/>
+            </w:pPr>
+            <w:r>
+              <w:t xml:space="preserve">0.90 to 1.17</w:t>
+            </w:r>
+          </w:p>
+        </w:tc>
+      </w:tr>
+      <w:tr>
+        <w:tc>
+          <w:tcPr/>
+          <w:p>
+            <w:pPr>
+              <w:pStyle w:val="Compact"/>
+            </w:pPr>
+            <w:r>
+              <w:t xml:space="preserve">KLIFS pocket</w:t>
+            </w:r>
+          </w:p>
+        </w:tc>
+        <w:tc>
+          <w:tcPr/>
+          <w:p>
+            <w:pPr>
+              <w:pStyle w:val="Compact"/>
+            </w:pPr>
+            <w:r>
+              <w:t xml:space="preserve">DAVIS</w:t>
+            </w:r>
+          </w:p>
+        </w:tc>
+        <w:tc>
+          <w:tcPr/>
+          <w:p>
+            <w:pPr>
+              <w:pStyle w:val="Compact"/>
+            </w:pPr>
+            <w:r>
+              <w:t xml:space="preserve">DrugBAN</w:t>
+            </w:r>
+          </w:p>
+        </w:tc>
+        <w:tc>
+          <w:tcPr/>
+          <w:p>
+            <w:pPr>
+              <w:pStyle w:val="Compact"/>
+            </w:pPr>
+            <w:r>
+              <w:t xml:space="preserve">cold-pair</w:t>
+            </w:r>
+          </w:p>
+        </w:tc>
+        <w:tc>
+          <w:tcPr/>
+          <w:p>
+            <w:pPr>
+              <w:pStyle w:val="Compact"/>
+            </w:pPr>
+            <w:r>
+              <w:t xml:space="preserve">71</w:t>
+            </w:r>
+          </w:p>
+        </w:tc>
+        <w:tc>
+          <w:tcPr/>
+          <w:p>
+            <w:pPr>
+              <w:pStyle w:val="Compact"/>
+            </w:pPr>
+            <w:r>
+              <w:t xml:space="preserve">0.138</w:t>
+            </w:r>
+          </w:p>
+        </w:tc>
+        <w:tc>
+          <w:tcPr/>
+          <w:p>
+            <w:pPr>
+              <w:pStyle w:val="Compact"/>
+            </w:pPr>
+            <w:r>
+              <w:t xml:space="preserve">0.137</w:t>
+            </w:r>
+          </w:p>
+        </w:tc>
+        <w:tc>
+          <w:tcPr/>
+          <w:p>
+            <w:pPr>
+              <w:pStyle w:val="Compact"/>
+            </w:pPr>
+            <w:r>
+              <w:t xml:space="preserve">1.01</w:t>
+            </w:r>
+          </w:p>
+        </w:tc>
+        <w:tc>
+          <w:tcPr/>
+          <w:p>
+            <w:pPr>
+              <w:pStyle w:val="Compact"/>
+            </w:pPr>
+            <w:r>
+              <w:t xml:space="preserve">0.87 to 1.17</w:t>
+            </w:r>
+          </w:p>
+        </w:tc>
+      </w:tr>
+      <w:tr>
+        <w:tc>
+          <w:tcPr/>
+          <w:p>
+            <w:pPr>
+              <w:pStyle w:val="Compact"/>
+            </w:pPr>
+            <w:r>
+              <w:t xml:space="preserve">KLIFS pocket</w:t>
+            </w:r>
+          </w:p>
+        </w:tc>
+        <w:tc>
+          <w:tcPr/>
+          <w:p>
+            <w:pPr>
+              <w:pStyle w:val="Compact"/>
+            </w:pPr>
+            <w:r>
+              <w:t xml:space="preserve">DAVIS</w:t>
+            </w:r>
+          </w:p>
+        </w:tc>
+        <w:tc>
+          <w:tcPr/>
+          <w:p>
+            <w:pPr>
+              <w:pStyle w:val="Compact"/>
+            </w:pPr>
+            <w:r>
+              <w:t xml:space="preserve">XAttn-Ref</w:t>
+            </w:r>
+          </w:p>
+        </w:tc>
+        <w:tc>
+          <w:tcPr/>
+          <w:p>
+            <w:pPr>
+              <w:pStyle w:val="Compact"/>
+            </w:pPr>
+            <w:r>
+              <w:t xml:space="preserve">random</w:t>
+            </w:r>
+          </w:p>
+        </w:tc>
+        <w:tc>
+          <w:tcPr/>
+          <w:p>
+            <w:pPr>
+              <w:pStyle w:val="Compact"/>
+            </w:pPr>
+            <w:r>
+              <w:t xml:space="preserve">350</w:t>
+            </w:r>
+          </w:p>
+        </w:tc>
+        <w:tc>
+          <w:tcPr/>
+          <w:p>
+            <w:pPr>
+              <w:pStyle w:val="Compact"/>
+            </w:pPr>
+            <w:r>
+              <w:t xml:space="preserve">0.219</w:t>
+            </w:r>
+          </w:p>
+        </w:tc>
+        <w:tc>
+          <w:tcPr/>
+          <w:p>
+            <w:pPr>
+              <w:pStyle w:val="Compact"/>
+            </w:pPr>
+            <w:r>
+              <w:t xml:space="preserve">0.143</w:t>
+            </w:r>
+          </w:p>
+        </w:tc>
+        <w:tc>
+          <w:tcPr/>
+          <w:p>
+            <w:pPr>
+              <w:pStyle w:val="Compact"/>
+            </w:pPr>
+            <w:r>
+              <w:t xml:space="preserve">1.54</w:t>
+            </w:r>
+          </w:p>
+        </w:tc>
+        <w:tc>
+          <w:tcPr/>
+          <w:p>
+            <w:pPr>
+              <w:pStyle w:val="Compact"/>
+            </w:pPr>
+            <w:r>
+              <w:t xml:space="preserve">1.36 to 1.69</w:t>
+            </w:r>
+          </w:p>
+        </w:tc>
+      </w:tr>
+      <w:tr>
+        <w:tc>
+          <w:tcPr/>
+          <w:p>
+            <w:pPr>
+              <w:pStyle w:val="Compact"/>
+            </w:pPr>
+            <w:r>
+              <w:t xml:space="preserve">KLIFS pocket</w:t>
+            </w:r>
+          </w:p>
+        </w:tc>
+        <w:tc>
+          <w:tcPr/>
+          <w:p>
+            <w:pPr>
+              <w:pStyle w:val="Compact"/>
+            </w:pPr>
+            <w:r>
+              <w:t xml:space="preserve">DAVIS</w:t>
+            </w:r>
+          </w:p>
+        </w:tc>
+        <w:tc>
+          <w:tcPr/>
+          <w:p>
+            <w:pPr>
+              <w:pStyle w:val="Compact"/>
+            </w:pPr>
+            <w:r>
+              <w:t xml:space="preserve">XAttn-Ref</w:t>
+            </w:r>
+          </w:p>
+        </w:tc>
+        <w:tc>
+          <w:tcPr/>
+          <w:p>
+            <w:pPr>
+              <w:pStyle w:val="Compact"/>
+            </w:pPr>
+            <w:r>
+              <w:t xml:space="preserve">cold-drug</w:t>
+            </w:r>
+          </w:p>
+        </w:tc>
+        <w:tc>
+          <w:tcPr/>
+          <w:p>
+            <w:pPr>
+              <w:pStyle w:val="Compact"/>
+            </w:pPr>
+            <w:r>
+              <w:t xml:space="preserve">350</w:t>
+            </w:r>
+          </w:p>
+        </w:tc>
+        <w:tc>
+          <w:tcPr/>
+          <w:p>
+            <w:pPr>
+              <w:pStyle w:val="Compact"/>
+            </w:pPr>
+            <w:r>
+              <w:t xml:space="preserve">0.299</w:t>
+            </w:r>
+          </w:p>
+        </w:tc>
+        <w:tc>
+          <w:tcPr/>
+          <w:p>
+            <w:pPr>
+              <w:pStyle w:val="Compact"/>
+            </w:pPr>
+            <w:r>
+              <w:t xml:space="preserve">0.142</w:t>
+            </w:r>
+          </w:p>
+        </w:tc>
+        <w:tc>
+          <w:tcPr/>
+          <w:p>
+            <w:pPr>
+              <w:pStyle w:val="Compact"/>
+            </w:pPr>
+            <w:r>
+              <w:t xml:space="preserve">2.10</w:t>
+            </w:r>
+          </w:p>
+        </w:tc>
+        <w:tc>
+          <w:tcPr/>
+          <w:p>
+            <w:pPr>
+              <w:pStyle w:val="Compact"/>
+            </w:pPr>
+            <w:r>
+              <w:t xml:space="preserve">1.83 to 2.36</w:t>
+            </w:r>
+          </w:p>
+        </w:tc>
+      </w:tr>
+      <w:tr>
+        <w:tc>
+          <w:tcPr/>
+          <w:p>
+            <w:pPr>
+              <w:pStyle w:val="Compact"/>
+            </w:pPr>
+            <w:r>
+              <w:t xml:space="preserve">KLIFS pocket</w:t>
+            </w:r>
+          </w:p>
+        </w:tc>
+        <w:tc>
+          <w:tcPr/>
+          <w:p>
+            <w:pPr>
+              <w:pStyle w:val="Compact"/>
+            </w:pPr>
+            <w:r>
+              <w:t xml:space="preserve">DAVIS</w:t>
+            </w:r>
+          </w:p>
+        </w:tc>
+        <w:tc>
+          <w:tcPr/>
+          <w:p>
+            <w:pPr>
+              <w:pStyle w:val="Compact"/>
+            </w:pPr>
+            <w:r>
+              <w:t xml:space="preserve">XAttn-Ref</w:t>
+            </w:r>
+          </w:p>
+        </w:tc>
+        <w:tc>
+          <w:tcPr/>
+          <w:p>
+            <w:pPr>
+              <w:pStyle w:val="Compact"/>
+            </w:pPr>
+            <w:r>
+              <w:t xml:space="preserve">cold-target</w:t>
+            </w:r>
+          </w:p>
+        </w:tc>
+        <w:tc>
+          <w:tcPr/>
+          <w:p>
+            <w:pPr>
+              <w:pStyle w:val="Compact"/>
+            </w:pPr>
+            <w:r>
+              <w:t xml:space="preserve">67</w:t>
+            </w:r>
+          </w:p>
+        </w:tc>
+        <w:tc>
+          <w:tcPr/>
+          <w:p>
+            <w:pPr>
+              <w:pStyle w:val="Compact"/>
+            </w:pPr>
+            <w:r>
+              <w:t xml:space="preserve">0.243</w:t>
+            </w:r>
+          </w:p>
+        </w:tc>
+        <w:tc>
+          <w:tcPr/>
+          <w:p>
+            <w:pPr>
+              <w:pStyle w:val="Compact"/>
+            </w:pPr>
+            <w:r>
+              <w:t xml:space="preserve">0.140</w:t>
+            </w:r>
+          </w:p>
+        </w:tc>
+        <w:tc>
+          <w:tcPr/>
+          <w:p>
+            <w:pPr>
+              <w:pStyle w:val="Compact"/>
+            </w:pPr>
+            <w:r>
+              <w:t xml:space="preserve">1.74</w:t>
+            </w:r>
+          </w:p>
+        </w:tc>
+        <w:tc>
+          <w:tcPr/>
+          <w:p>
+            <w:pPr>
+              <w:pStyle w:val="Compact"/>
+            </w:pPr>
+            <w:r>
+              <w:t xml:space="preserve">1.40 to 2.13</w:t>
+            </w:r>
+          </w:p>
+        </w:tc>
+      </w:tr>
+      <w:tr>
+        <w:tc>
+          <w:tcPr/>
+          <w:p>
+            <w:pPr>
+              <w:pStyle w:val="Compact"/>
+            </w:pPr>
+            <w:r>
+              <w:t xml:space="preserve">KLIFS pocket</w:t>
+            </w:r>
+          </w:p>
+        </w:tc>
+        <w:tc>
+          <w:tcPr/>
+          <w:p>
+            <w:pPr>
+              <w:pStyle w:val="Compact"/>
+            </w:pPr>
+            <w:r>
+              <w:t xml:space="preserve">DAVIS</w:t>
+            </w:r>
+          </w:p>
+        </w:tc>
+        <w:tc>
+          <w:tcPr/>
+          <w:p>
+            <w:pPr>
+              <w:pStyle w:val="Compact"/>
+            </w:pPr>
+            <w:r>
+              <w:t xml:space="preserve">XAttn-Ref</w:t>
+            </w:r>
+          </w:p>
+        </w:tc>
+        <w:tc>
+          <w:tcPr/>
+          <w:p>
+            <w:pPr>
+              <w:pStyle w:val="Compact"/>
+            </w:pPr>
+            <w:r>
+              <w:t xml:space="preserve">cold-pair</w:t>
+            </w:r>
+          </w:p>
+        </w:tc>
+        <w:tc>
+          <w:tcPr/>
+          <w:p>
+            <w:pPr>
+              <w:pStyle w:val="Compact"/>
+            </w:pPr>
+            <w:r>
+              <w:t xml:space="preserve">71</w:t>
+            </w:r>
+          </w:p>
+        </w:tc>
+        <w:tc>
+          <w:tcPr/>
+          <w:p>
+            <w:pPr>
+              <w:pStyle w:val="Compact"/>
+            </w:pPr>
+            <w:r>
+              <w:t xml:space="preserve">0.271</w:t>
+            </w:r>
+          </w:p>
+        </w:tc>
+        <w:tc>
+          <w:tcPr/>
+          <w:p>
+            <w:pPr>
+              <w:pStyle w:val="Compact"/>
+            </w:pPr>
+            <w:r>
+              <w:t xml:space="preserve">0.137</w:t>
+            </w:r>
+          </w:p>
+        </w:tc>
+        <w:tc>
+          <w:tcPr/>
+          <w:p>
+            <w:pPr>
+              <w:pStyle w:val="Compact"/>
+            </w:pPr>
+            <w:r>
+              <w:t xml:space="preserve">1.99</w:t>
+            </w:r>
+          </w:p>
+        </w:tc>
+        <w:tc>
+          <w:tcPr/>
+          <w:p>
+            <w:pPr>
+              <w:pStyle w:val="Compact"/>
+            </w:pPr>
+            <w:r>
+              <w:t xml:space="preserve">1.69 to 2.35</w:t>
+            </w:r>
+          </w:p>
+        </w:tc>
+      </w:tr>
+      <w:tr>
+        <w:tc>
+          <w:tcPr/>
+          <w:p>
+            <w:pPr>
+              <w:pStyle w:val="Compact"/>
+            </w:pPr>
+            <w:r>
+              <w:t xml:space="preserve">KLIFS pocket</w:t>
+            </w:r>
+          </w:p>
+        </w:tc>
+        <w:tc>
+          <w:tcPr/>
+          <w:p>
+            <w:pPr>
+              <w:pStyle w:val="Compact"/>
+            </w:pPr>
+            <w:r>
+              <w:t xml:space="preserve">KIBA</w:t>
+            </w:r>
+          </w:p>
+        </w:tc>
+        <w:tc>
+          <w:tcPr/>
+          <w:p>
+            <w:pPr>
+              <w:pStyle w:val="Compact"/>
+            </w:pPr>
+            <w:r>
+              <w:t xml:space="preserve">MolTrans</w:t>
+            </w:r>
+          </w:p>
+        </w:tc>
+        <w:tc>
+          <w:tcPr/>
+          <w:p>
+            <w:pPr>
+              <w:pStyle w:val="Compact"/>
+            </w:pPr>
+            <w:r>
+              <w:t xml:space="preserve">random</w:t>
+            </w:r>
+          </w:p>
+        </w:tc>
+        <w:tc>
+          <w:tcPr/>
+          <w:p>
+            <w:pPr>
+              <w:pStyle w:val="Compact"/>
+            </w:pPr>
+            <w:r>
+              <w:t xml:space="preserve">210</w:t>
+            </w:r>
+          </w:p>
+        </w:tc>
+        <w:tc>
+          <w:tcPr/>
+          <w:p>
+            <w:pPr>
+              <w:pStyle w:val="Compact"/>
+            </w:pPr>
+            <w:r>
+              <w:t xml:space="preserve">0.161</w:t>
+            </w:r>
+          </w:p>
+        </w:tc>
+        <w:tc>
+          <w:tcPr/>
+          <w:p>
+            <w:pPr>
+              <w:pStyle w:val="Compact"/>
+            </w:pPr>
+            <w:r>
+              <w:t xml:space="preserve">0.152</w:t>
+            </w:r>
+          </w:p>
+        </w:tc>
+        <w:tc>
+          <w:tcPr/>
+          <w:p>
+            <w:pPr>
+              <w:pStyle w:val="Compact"/>
+            </w:pPr>
+            <w:r>
+              <w:t xml:space="preserve">1.07</w:t>
+            </w:r>
+          </w:p>
+        </w:tc>
+        <w:tc>
+          <w:tcPr/>
+          <w:p>
+            <w:pPr>
+              <w:pStyle w:val="Compact"/>
+            </w:pPr>
+            <w:r>
+              <w:t xml:space="preserve">0.78 to 1.40</w:t>
+            </w:r>
+          </w:p>
+        </w:tc>
+      </w:tr>
+      <w:tr>
+        <w:tc>
+          <w:tcPr/>
+          <w:p>
+            <w:pPr>
+              <w:pStyle w:val="Compact"/>
+            </w:pPr>
+            <w:r>
+              <w:t xml:space="preserve">KLIFS pocket</w:t>
+            </w:r>
+          </w:p>
+        </w:tc>
+        <w:tc>
+          <w:tcPr/>
+          <w:p>
+            <w:pPr>
+              <w:pStyle w:val="Compact"/>
+            </w:pPr>
+            <w:r>
+              <w:t xml:space="preserve">KIBA</w:t>
+            </w:r>
+          </w:p>
+        </w:tc>
+        <w:tc>
+          <w:tcPr/>
+          <w:p>
+            <w:pPr>
+              <w:pStyle w:val="Compact"/>
+            </w:pPr>
+            <w:r>
+              <w:t xml:space="preserve">MolTrans</w:t>
+            </w:r>
+          </w:p>
+        </w:tc>
+        <w:tc>
+          <w:tcPr/>
+          <w:p>
+            <w:pPr>
+              <w:pStyle w:val="Compact"/>
+            </w:pPr>
+            <w:r>
+              <w:t xml:space="preserve">cold-drug</w:t>
+            </w:r>
+          </w:p>
+        </w:tc>
+        <w:tc>
+          <w:tcPr/>
+          <w:p>
+            <w:pPr>
+              <w:pStyle w:val="Compact"/>
+            </w:pPr>
+            <w:r>
+              <w:t xml:space="preserve">211</w:t>
+            </w:r>
+          </w:p>
+        </w:tc>
+        <w:tc>
+          <w:tcPr/>
+          <w:p>
+            <w:pPr>
+              <w:pStyle w:val="Compact"/>
+            </w:pPr>
+            <w:r>
+              <w:t xml:space="preserve">0.188</w:t>
+            </w:r>
+          </w:p>
+        </w:tc>
+        <w:tc>
+          <w:tcPr/>
+          <w:p>
+            <w:pPr>
+              <w:pStyle w:val="Compact"/>
+            </w:pPr>
+            <w:r>
+              <w:t xml:space="preserve">0.151</w:t>
+            </w:r>
+          </w:p>
+        </w:tc>
+        <w:tc>
+          <w:tcPr/>
+          <w:p>
+            <w:pPr>
+              <w:pStyle w:val="Compact"/>
+            </w:pPr>
+            <w:r>
+              <w:t xml:space="preserve">1.24</w:t>
+            </w:r>
+          </w:p>
+        </w:tc>
+        <w:tc>
+          <w:tcPr/>
+          <w:p>
+            <w:pPr>
+              <w:pStyle w:val="Compact"/>
+            </w:pPr>
+            <w:r>
+              <w:t xml:space="preserve">1.00 to 1.53</w:t>
+            </w:r>
+          </w:p>
+        </w:tc>
+      </w:tr>
+      <w:tr>
+        <w:tc>
+          <w:tcPr/>
+          <w:p>
+            <w:pPr>
+              <w:pStyle w:val="Compact"/>
+            </w:pPr>
+            <w:r>
+              <w:t xml:space="preserve">KLIFS pocket</w:t>
+            </w:r>
+          </w:p>
+        </w:tc>
+        <w:tc>
+          <w:tcPr/>
+          <w:p>
+            <w:pPr>
+              <w:pStyle w:val="Compact"/>
+            </w:pPr>
+            <w:r>
+              <w:t xml:space="preserve">KIBA</w:t>
+            </w:r>
+          </w:p>
+        </w:tc>
+        <w:tc>
+          <w:tcPr/>
+          <w:p>
+            <w:pPr>
+              <w:pStyle w:val="Compact"/>
+            </w:pPr>
+            <w:r>
+              <w:t xml:space="preserve">HyperAttentionDTI</w:t>
+            </w:r>
+          </w:p>
+        </w:tc>
+        <w:tc>
+          <w:tcPr/>
+          <w:p>
+            <w:pPr>
+              <w:pStyle w:val="Compact"/>
+            </w:pPr>
+            <w:r>
+              <w:t xml:space="preserve">random</w:t>
+            </w:r>
+          </w:p>
+        </w:tc>
+        <w:tc>
+          <w:tcPr/>
+          <w:p>
+            <w:pPr>
+              <w:pStyle w:val="Compact"/>
+            </w:pPr>
+            <w:r>
+              <w:t xml:space="preserve">210</w:t>
+            </w:r>
+          </w:p>
+        </w:tc>
+        <w:tc>
+          <w:tcPr/>
+          <w:p>
+            <w:pPr>
+              <w:pStyle w:val="Compact"/>
+            </w:pPr>
+            <w:r>
+              <w:t xml:space="preserve">0.207</w:t>
+            </w:r>
+          </w:p>
+        </w:tc>
+        <w:tc>
+          <w:tcPr/>
+          <w:p>
+            <w:pPr>
+              <w:pStyle w:val="Compact"/>
+            </w:pPr>
+            <w:r>
+              <w:t xml:space="preserve">0.152</w:t>
+            </w:r>
+          </w:p>
+        </w:tc>
+        <w:tc>
+          <w:tcPr/>
+          <w:p>
+            <w:pPr>
+              <w:pStyle w:val="Compact"/>
+            </w:pPr>
+            <w:r>
+              <w:t xml:space="preserve">1.37</w:t>
+            </w:r>
+          </w:p>
+        </w:tc>
+        <w:tc>
+          <w:tcPr/>
+          <w:p>
+            <w:pPr>
+              <w:pStyle w:val="Compact"/>
+            </w:pPr>
+            <w:r>
+              <w:t xml:space="preserve">1.26 to 1.49</w:t>
+            </w:r>
+          </w:p>
+        </w:tc>
+      </w:tr>
+      <w:tr>
+        <w:tc>
+          <w:tcPr/>
+          <w:p>
+            <w:pPr>
+              <w:pStyle w:val="Compact"/>
+            </w:pPr>
+            <w:r>
+              <w:t xml:space="preserve">KLIFS pocket</w:t>
+            </w:r>
+          </w:p>
+        </w:tc>
+        <w:tc>
+          <w:tcPr/>
+          <w:p>
+            <w:pPr>
+              <w:pStyle w:val="Compact"/>
+            </w:pPr>
+            <w:r>
+              <w:t xml:space="preserve">KIBA</w:t>
+            </w:r>
+          </w:p>
+        </w:tc>
+        <w:tc>
+          <w:tcPr/>
+          <w:p>
+            <w:pPr>
+              <w:pStyle w:val="Compact"/>
+            </w:pPr>
+            <w:r>
+              <w:t xml:space="preserve">HyperAttentionDTI</w:t>
+            </w:r>
+          </w:p>
+        </w:tc>
+        <w:tc>
+          <w:tcPr/>
+          <w:p>
+            <w:pPr>
+              <w:pStyle w:val="Compact"/>
+            </w:pPr>
+            <w:r>
+              <w:t xml:space="preserve">cold-drug</w:t>
+            </w:r>
+          </w:p>
+        </w:tc>
+        <w:tc>
+          <w:tcPr/>
+          <w:p>
+            <w:pPr>
+              <w:pStyle w:val="Compact"/>
+            </w:pPr>
+            <w:r>
+              <w:t xml:space="preserve">211</w:t>
+            </w:r>
+          </w:p>
+        </w:tc>
+        <w:tc>
+          <w:tcPr/>
+          <w:p>
+            <w:pPr>
+              <w:pStyle w:val="Compact"/>
+            </w:pPr>
+            <w:r>
+              <w:t xml:space="preserve">0.189</w:t>
+            </w:r>
+          </w:p>
+        </w:tc>
+        <w:tc>
+          <w:tcPr/>
+          <w:p>
+            <w:pPr>
+              <w:pStyle w:val="Compact"/>
+            </w:pPr>
+            <w:r>
+              <w:t xml:space="preserve">0.151</w:t>
+            </w:r>
+          </w:p>
+        </w:tc>
+        <w:tc>
+          <w:tcPr/>
+          <w:p>
+            <w:pPr>
+              <w:pStyle w:val="Compact"/>
+            </w:pPr>
+            <w:r>
+              <w:t xml:space="preserve">1.25</w:t>
+            </w:r>
+          </w:p>
+        </w:tc>
+        <w:tc>
+          <w:tcPr/>
+          <w:p>
+            <w:pPr>
+              <w:pStyle w:val="Compact"/>
+            </w:pPr>
+            <w:r>
+              <w:t xml:space="preserve">1.07 to 1.41</w:t>
+            </w:r>
+          </w:p>
+        </w:tc>
+      </w:tr>
+      <w:tr>
+        <w:tc>
+          <w:tcPr/>
+          <w:p>
+            <w:pPr>
+              <w:pStyle w:val="Compact"/>
+            </w:pPr>
+            <w:r>
+              <w:t xml:space="preserve">KLIFS pocket</w:t>
+            </w:r>
+          </w:p>
+        </w:tc>
+        <w:tc>
+          <w:tcPr/>
+          <w:p>
+            <w:pPr>
+              <w:pStyle w:val="Compact"/>
+            </w:pPr>
+            <w:r>
+              <w:t xml:space="preserve">KIBA</w:t>
+            </w:r>
+          </w:p>
+        </w:tc>
+        <w:tc>
+          <w:tcPr/>
+          <w:p>
+            <w:pPr>
+              <w:pStyle w:val="Compact"/>
+            </w:pPr>
+            <w:r>
+              <w:t xml:space="preserve">XAttn-Ref</w:t>
+            </w:r>
+          </w:p>
+        </w:tc>
+        <w:tc>
+          <w:tcPr/>
+          <w:p>
+            <w:pPr>
+              <w:pStyle w:val="Compact"/>
+            </w:pPr>
+            <w:r>
+              <w:t xml:space="preserve">random</w:t>
+            </w:r>
+          </w:p>
+        </w:tc>
+        <w:tc>
+          <w:tcPr/>
+          <w:p>
+            <w:pPr>
+              <w:pStyle w:val="Compact"/>
+            </w:pPr>
+            <w:r>
+              <w:t xml:space="preserve">210</w:t>
+            </w:r>
+          </w:p>
+        </w:tc>
+        <w:tc>
+          <w:tcPr/>
+          <w:p>
+            <w:pPr>
+              <w:pStyle w:val="Compact"/>
+            </w:pPr>
+            <w:r>
+              <w:t xml:space="preserve">0.166</w:t>
+            </w:r>
+          </w:p>
+        </w:tc>
+        <w:tc>
+          <w:tcPr/>
+          <w:p>
+            <w:pPr>
+              <w:pStyle w:val="Compact"/>
+            </w:pPr>
+            <w:r>
+              <w:t xml:space="preserve">0.152</w:t>
+            </w:r>
+          </w:p>
+        </w:tc>
+        <w:tc>
+          <w:tcPr/>
+          <w:p>
+            <w:pPr>
+              <w:pStyle w:val="Compact"/>
+            </w:pPr>
+            <w:r>
+              <w:t xml:space="preserve">1.09</w:t>
+            </w:r>
+          </w:p>
+        </w:tc>
+        <w:tc>
+          <w:tcPr/>
+          <w:p>
+            <w:pPr>
+              <w:pStyle w:val="Compact"/>
+            </w:pPr>
+            <w:r>
+              <w:t xml:space="preserve">0.97 to 1.21</w:t>
+            </w:r>
+          </w:p>
+        </w:tc>
+      </w:tr>
+      <w:tr>
+        <w:tc>
+          <w:tcPr/>
+          <w:p>
+            <w:pPr>
+              <w:pStyle w:val="Compact"/>
+            </w:pPr>
+            <w:r>
+              <w:t xml:space="preserve">KLIFS pocket</w:t>
+            </w:r>
+          </w:p>
+        </w:tc>
+        <w:tc>
+          <w:tcPr/>
+          <w:p>
+            <w:pPr>
+              <w:pStyle w:val="Compact"/>
+            </w:pPr>
+            <w:r>
+              <w:t xml:space="preserve">KIBA</w:t>
+            </w:r>
+          </w:p>
+        </w:tc>
+        <w:tc>
+          <w:tcPr/>
+          <w:p>
+            <w:pPr>
+              <w:pStyle w:val="Compact"/>
+            </w:pPr>
+            <w:r>
+              <w:t xml:space="preserve">XAttn-Ref</w:t>
+            </w:r>
+          </w:p>
+        </w:tc>
+        <w:tc>
+          <w:tcPr/>
+          <w:p>
+            <w:pPr>
+              <w:pStyle w:val="Compact"/>
+            </w:pPr>
+            <w:r>
+              <w:t xml:space="preserve">cold-drug</w:t>
+            </w:r>
+          </w:p>
+        </w:tc>
+        <w:tc>
+          <w:tcPr/>
+          <w:p>
+            <w:pPr>
+              <w:pStyle w:val="Compact"/>
+            </w:pPr>
+            <w:r>
+              <w:t xml:space="preserve">211</w:t>
+            </w:r>
+          </w:p>
+        </w:tc>
+        <w:tc>
+          <w:tcPr/>
+          <w:p>
+            <w:pPr>
+              <w:pStyle w:val="Compact"/>
+            </w:pPr>
+            <w:r>
+              <w:t xml:space="preserve">0.152</w:t>
+            </w:r>
+          </w:p>
+        </w:tc>
+        <w:tc>
+          <w:tcPr/>
+          <w:p>
+            <w:pPr>
+              <w:pStyle w:val="Compact"/>
+            </w:pPr>
+            <w:r>
+              <w:t xml:space="preserve">0.151</w:t>
+            </w:r>
+          </w:p>
+        </w:tc>
+        <w:tc>
+          <w:tcPr/>
+          <w:p>
+            <w:pPr>
+              <w:pStyle w:val="Compact"/>
+            </w:pPr>
+            <w:r>
+              <w:t xml:space="preserve">1.00</w:t>
+            </w:r>
+          </w:p>
+        </w:tc>
+        <w:tc>
+          <w:tcPr/>
+          <w:p>
+            <w:pPr>
+              <w:pStyle w:val="Compact"/>
+            </w:pPr>
+            <w:r>
+              <w:t xml:space="preserve">0.79 to 1.27</w:t>
+            </w:r>
+          </w:p>
+        </w:tc>
+      </w:tr>
+    </w:tbl>
+    <w:bookmarkEnd w:id="15"/>
+    <w:bookmarkStart w:id="22" w:name="s9-supplementary-figures"/>
+    <w:p>
+      <w:pPr>
+        <w:pStyle w:val="Heading2"/>
+      </w:pPr>
+      <w:r>
+        <w:t xml:space="preserve">S9 Supplementary figures</w:t>
       </w:r>
     </w:p>
     <w:p>
@@ -4327,18 +11551,18 @@
           <wp:inline>
             <wp:extent cx="5334000" cy="2314707"/>
             <wp:effectExtent b="0" l="0" r="0" t="0"/>
-            <wp:docPr descr="Supplementary Figure S1" title="" id="16" name="Picture"/>
+            <wp:docPr descr="Supplementary Figure S1" title="" id="17" name="Picture"/>
             <a:graphic>
               <a:graphicData uri="http://schemas.openxmlformats.org/drawingml/2006/picture">
                 <pic:pic>
                   <pic:nvPicPr>
-                    <pic:cNvPr descr="../v2/figures/fig3_accuracy.png" id="17" name="Picture"/>
+                    <pic:cNvPr descr="../v2/figures/fig3_accuracy.png" id="18" name="Picture"/>
                     <pic:cNvPicPr>
                       <a:picLocks noChangeArrowheads="1" noChangeAspect="1"/>
                     </pic:cNvPicPr>
                   </pic:nvPicPr>
                   <pic:blipFill>
-                    <a:blip r:embed="rId15"/>
+                    <a:blip r:embed="rId16"/>
                     <a:stretch>
                       <a:fillRect/>
                     </a:stretch>
@@ -4400,18 +11624,18 @@
           <wp:inline>
             <wp:extent cx="5334000" cy="2386904"/>
             <wp:effectExtent b="0" l="0" r="0" t="0"/>
-            <wp:docPr descr="Supplementary Figure S2" title="" id="19" name="Picture"/>
+            <wp:docPr descr="Supplementary Figure S2" title="" id="20" name="Picture"/>
             <a:graphic>
               <a:graphicData uri="http://schemas.openxmlformats.org/drawingml/2006/picture">
                 <pic:pic>
                   <pic:nvPicPr>
-                    <pic:cNvPr descr="../v2/figures/fig4_accuracy_vs_localization.png" id="20" name="Picture"/>
+                    <pic:cNvPr descr="../v2/figures/fig4_accuracy_vs_localization.png" id="21" name="Picture"/>
                     <pic:cNvPicPr>
                       <a:picLocks noChangeArrowheads="1" noChangeAspect="1"/>
                     </pic:cNvPicPr>
                   </pic:nvPicPr>
                   <pic:blipFill>
-                    <a:blip r:embed="rId18"/>
+                    <a:blip r:embed="rId19"/>
                     <a:stretch>
                       <a:fillRect/>
                     </a:stretch>
@@ -4464,8 +11688,8 @@
         <w:t xml:space="preserve">One point per attention-model cell and seed: test AUROC against enrichment over chance (UniProt, precision@10 divided by chance). For DAVIS cold-target and cold-pair, AUROC is scored on sequence-unseen targets, the same policy the explanation metrics use. Panel titles give Spearman’s ρ with a 95% bootstrap interval over cells.</w:t>
       </w:r>
     </w:p>
-    <w:bookmarkEnd w:id="21"/>
     <w:bookmarkEnd w:id="22"/>
+    <w:bookmarkEnd w:id="23"/>
     <w:sectPr>
       <w:footnotePr>
         <w:numRestart w:val="eachSect"/>

--- a/paper/v3_ismb/SUPPLEMENT.docx
+++ b/paper/v3_ismb/SUPPLEMENT.docx
@@ -4168,7 +4168,7 @@
               <w:pStyle w:val="Compact"/>
             </w:pPr>
             <w:r>
-              <w:t xml:space="preserve">the same seed and the same initial weights give different results on re-running (one pair of runs)</w:t>
+              <w:t xml:space="preserve">the same seed and the same initial weights give different results on re-running (three reruns of one cell)</w:t>
             </w:r>
           </w:p>
         </w:tc>
